--- a/manuscript/BrainSafe_AI_Manuscript.docx
+++ b/manuscript/BrainSafe_AI_Manuscript.docx
@@ -243,37 +243,56 @@
         <w:t xml:space="preserve"> </w:t>
       </w:r>
       <w:r>
-        <w:t xml:space="preserve">random, scaffold, leave-cluster-out and temporal. On like-for-like random splits the classifiers</w:t>
-      </w:r>
-      <w:r>
-        <w:t xml:space="preserve"> </w:t>
-      </w:r>
-      <w:r>
-        <w:t xml:space="preserve">reach AUROC 0.94–0.98, at or above published state of the art; under scaffold and cluster splits</w:t>
-      </w:r>
-      <w:r>
-        <w:t xml:space="preserve"> </w:t>
-      </w:r>
-      <w:r>
-        <w:t xml:space="preserve">0.87–0.95; and under a true temporal (future-compound) split 0.61–0.92, which shows plainly where</w:t>
-      </w:r>
-      <w:r>
-        <w:t xml:space="preserve"> </w:t>
-      </w:r>
-      <w:r>
-        <w:t xml:space="preserve">generalisation runs out. Under an identical protocol the deployed ensemble beats both a</w:t>
-      </w:r>
-      <w:r>
-        <w:t xml:space="preserve"> </w:t>
-      </w:r>
-      <w:r>
-        <w:t xml:space="preserve">k-nearest-neighbour Tanimoto read-across (mean AUROC 0.912 vs 0.867) and logistic regression (0.808)</w:t>
-      </w:r>
-      <w:r>
-        <w:t xml:space="preserve"> </w:t>
-      </w:r>
-      <w:r>
-        <w:t xml:space="preserve">on every endpoint. We also ran a pre-registered head-to-head against four general-purpose large</w:t>
+        <w:t xml:space="preserve">random, scaffold and temporal. On like-for-like random splits the classifiers reach AUROC 0.94–0.98,</w:t>
+      </w:r>
+      <w:r>
+        <w:t xml:space="preserve"> </w:t>
+      </w:r>
+      <w:r>
+        <w:t xml:space="preserve">at or above published state of the art; under the scaffold split 0.87–0.96 (mean 0.92); and under a</w:t>
+      </w:r>
+      <w:r>
+        <w:t xml:space="preserve"> </w:t>
+      </w:r>
+      <w:r>
+        <w:t xml:space="preserve">true temporal (future-compound) split 0.61–0.91, which shows plainly where generalisation runs out.</w:t>
+      </w:r>
+      <w:r>
+        <w:t xml:space="preserve"> </w:t>
+      </w:r>
+      <w:r>
+        <w:t xml:space="preserve">The deployed model is a</w:t>
+      </w:r>
+      <w:r>
+        <w:t xml:space="preserve"> </w:t>
+      </w:r>
+      <w:r>
+        <w:rPr>
+          <w:b/>
+          <w:bCs/>
+        </w:rPr>
+        <w:t xml:space="preserve">random forest</w:t>
+      </w:r>
+      <w:r>
+        <w:t xml:space="preserve">, selected after a like-for-like comparison against</w:t>
+      </w:r>
+      <w:r>
+        <w:t xml:space="preserve"> </w:t>
+      </w:r>
+      <w:r>
+        <w:t xml:space="preserve">gradient-boosted trees (XGBoost, histogram gradient boosting) and a graph neural network, and it</w:t>
+      </w:r>
+      <w:r>
+        <w:t xml:space="preserve"> </w:t>
+      </w:r>
+      <w:r>
+        <w:t xml:space="preserve">beats a k-nearest-neighbour Tanimoto read-across (mean AUROC 0.919 vs 0.867) and logistic regression</w:t>
+      </w:r>
+      <w:r>
+        <w:t xml:space="preserve"> </w:t>
+      </w:r>
+      <w:r>
+        <w:t xml:space="preserve">(0.808) on every endpoint. We also ran a pre-registered head-to-head against four general-purpose large</w:t>
       </w:r>
       <w:r>
         <w:t xml:space="preserve"> </w:t>
@@ -885,13 +904,36 @@
         <w:t xml:space="preserve"> </w:t>
       </w:r>
       <w:r>
-        <w:t xml:space="preserve">ChEMBL REST API. For each target we retrieved activities with</w:t>
-      </w:r>
-      <w:r>
-        <w:t xml:space="preserve"> </w:t>
-      </w:r>
-      <w:r>
-        <w:t xml:space="preserve">a defined pChEMBL value (standard types IC50/Ki/Kd/EC50/Potency): AChE (CHEMBL220), BChE</w:t>
+        <w:t xml:space="preserve">two independent public databases,</w:t>
+      </w:r>
+      <w:r>
+        <w:t xml:space="preserve"> </w:t>
+      </w:r>
+      <w:r>
+        <w:rPr>
+          <w:b/>
+          <w:bCs/>
+        </w:rPr>
+        <w:t xml:space="preserve">ChEMBL 37</w:t>
+      </w:r>
+      <w:r>
+        <w:t xml:space="preserve"> </w:t>
+      </w:r>
+      <w:r>
+        <w:t xml:space="preserve">(REST API) and</w:t>
+      </w:r>
+      <w:r>
+        <w:t xml:space="preserve"> </w:t>
+      </w:r>
+      <w:r>
+        <w:rPr>
+          <w:b/>
+          <w:bCs/>
+        </w:rPr>
+        <w:t xml:space="preserve">BindingDB</w:t>
+      </w:r>
+      <w:r>
+        <w:t xml:space="preserve">, pooled at the compound level for eleven human targets, AChE (CHEMBL220), BChE</w:t>
       </w:r>
       <w:r>
         <w:t xml:space="preserve"> </w:t>
@@ -909,7 +951,25 @@
         <w:t xml:space="preserve"> </w:t>
       </w:r>
       <w:r>
-        <w:t xml:space="preserve">5-HT2A (CHEMBL224), SERT (CHEMBL228).</w:t>
+        <w:t xml:space="preserve">5-HT2A (CHEMBL224), SERT (CHEMBL228). Activities with a defined potency were kept (ChEMBL pChEMBL,</w:t>
+      </w:r>
+      <w:r>
+        <w:t xml:space="preserve"> </w:t>
+      </w:r>
+      <w:r>
+        <w:t xml:space="preserve">or a BindingDB IC50/Ki/Kd/EC50 in nM converted to the same −log10 molar scale). Of the target</w:t>
+      </w:r>
+      <w:r>
+        <w:t xml:space="preserve"> </w:t>
+      </w:r>
+      <w:r>
+        <w:t xml:space="preserve">compounds, 18,573 are measured by both databases and 4,246 are contributed by BindingDB alone;</w:t>
+      </w:r>
+      <w:r>
+        <w:t xml:space="preserve"> </w:t>
+      </w:r>
+      <w:r>
+        <w:t xml:space="preserve">hERG remained ChEMBL-only (BindingDB was rate-limited at retrieval).</w:t>
       </w:r>
     </w:p>
     <w:p>
@@ -937,7 +997,13 @@
         <w:t xml:space="preserve"> </w:t>
       </w:r>
       <w:r>
-        <w:t xml:space="preserve">after InChIKey deduplication).</w:t>
+        <w:t xml:space="preserve">after InChIKey deduplication). A further 306 FDA-curated approved drugs absent from B3DB are held</w:t>
+      </w:r>
+      <w:r>
+        <w:t xml:space="preserve"> </w:t>
+      </w:r>
+      <w:r>
+        <w:t xml:space="preserve">out as an external test set.</w:t>
       </w:r>
     </w:p>
     <w:p>
@@ -1002,6 +1068,59 @@
         <w:t xml:space="preserve">phase ≥ 1 and a structure (504 compounds), ATC-mapped to disease class.</w:t>
       </w:r>
     </w:p>
+    <w:p>
+      <w:pPr>
+        <w:pStyle w:val="FirstParagraph"/>
+      </w:pPr>
+      <w:r>
+        <w:t xml:space="preserve">After pooling and standardisation the target panel holds</w:t>
+      </w:r>
+      <w:r>
+        <w:t xml:space="preserve"> </w:t>
+      </w:r>
+      <w:r>
+        <w:rPr>
+          <w:b/>
+          <w:bCs/>
+        </w:rPr>
+        <w:t xml:space="preserve">61,317 unique compounds across 67,982</w:t>
+      </w:r>
+      <w:r>
+        <w:rPr>
+          <w:b/>
+          <w:bCs/>
+        </w:rPr>
+        <w:t xml:space="preserve"> </w:t>
+      </w:r>
+      <w:r>
+        <w:rPr>
+          <w:b/>
+          <w:bCs/>
+        </w:rPr>
+        <w:t xml:space="preserve">measured compound-endpoint records</w:t>
+      </w:r>
+      <w:r>
+        <w:t xml:space="preserve">. The number of compounds per endpoint (used both to train and,</w:t>
+      </w:r>
+      <w:r>
+        <w:t xml:space="preserve"> </w:t>
+      </w:r>
+      <w:r>
+        <w:t xml:space="preserve">through cross-validation, to test) is: BBB 7,805; AChE 4,387; BChE 2,621; BACE1 8,501; GSK-3β 4,958;</w:t>
+      </w:r>
+      <w:r>
+        <w:t xml:space="preserve"> </w:t>
+      </w:r>
+      <w:r>
+        <w:t xml:space="preserve">MAO-A 2,228; MAO-B 3,665; hERG 5,875; D2 7,734; A2A 6,785; 5-HT2A 5,989; SERT 4,572; antioxidant</w:t>
+      </w:r>
+      <w:r>
+        <w:t xml:space="preserve"> </w:t>
+      </w:r>
+      <w:r>
+        <w:t xml:space="preserve">2,862.</w:t>
+      </w:r>
+    </w:p>
     <w:bookmarkEnd w:id="13"/>
     <w:bookmarkStart w:id="14" w:name="curation-and-labelling"/>
     <w:p>
@@ -1133,29 +1252,63 @@
           <w:b/>
           <w:bCs/>
         </w:rPr>
-        <w:t xml:space="preserve">24 interpretable RDKit physicochemical descriptors</w:t>
-      </w:r>
-      <w:r>
-        <w:t xml:space="preserve"> </w:t>
-      </w:r>
-      <w:r>
-        <w:t xml:space="preserve">(MW, cLogP, TPSA, HBD, HBA,</w:t>
-      </w:r>
-      <w:r>
-        <w:t xml:space="preserve"> </w:t>
-      </w:r>
-      <w:r>
-        <w:t xml:space="preserve">rotatable bonds, ring counts, FractionCSP3, QED, phenolic-OH and catechol flags, etc.).</w:t>
+        <w:t xml:space="preserve">twelve interpretable RDKit physicochemical descriptors</w:t>
+      </w:r>
+      <w:r>
+        <w:t xml:space="preserve"> </w:t>
+      </w:r>
+      <w:r>
+        <w:t xml:space="preserve">(molecular weight, cLogP, TPSA,</w:t>
+      </w:r>
+      <w:r>
+        <w:t xml:space="preserve"> </w:t>
+      </w:r>
+      <w:r>
+        <w:t xml:space="preserve">H-bond donors, H-bond acceptors, rotatable bonds, aromatic rings, FractionCSP3, ring count,</w:t>
+      </w:r>
+      <w:r>
+        <w:t xml:space="preserve"> </w:t>
+      </w:r>
+      <w:r>
+        <w:t xml:space="preserve">heavy-atom count, formal charge, QED), a fixed</w:t>
+      </w:r>
+      <w:r>
+        <w:t xml:space="preserve"> </w:t>
+      </w:r>
+      <w:r>
+        <w:rPr>
+          <w:b/>
+          <w:bCs/>
+        </w:rPr>
+        <w:t xml:space="preserve">1,036-feature</w:t>
+      </w:r>
+      <w:r>
+        <w:t xml:space="preserve"> </w:t>
+      </w:r>
+      <w:r>
+        <w:t xml:space="preserve">numeric vector identical for every</w:t>
+      </w:r>
+      <w:r>
+        <w:t xml:space="preserve"> </w:t>
+      </w:r>
+      <w:r>
+        <w:t xml:space="preserve">endpoint. The fingerprint is collision-free by construction (bit k always denotes the same local</w:t>
+      </w:r>
+      <w:r>
+        <w:t xml:space="preserve"> </w:t>
+      </w:r>
+      <w:r>
+        <w:t xml:space="preserve">atomic environment), so no free-text or categorical value ever reaches the model.</w:t>
       </w:r>
     </w:p>
     <w:bookmarkEnd w:id="15"/>
-    <w:bookmarkStart w:id="16" w:name="models"/>
+    <w:bookmarkStart w:id="16" w:name="model-and-why-a-random-forest"/>
     <w:p>
       <w:pPr>
         <w:pStyle w:val="Heading3"/>
       </w:pPr>
       <w:r>
-        <w:t xml:space="preserve">2.4 Models</w:t>
+        <w:t xml:space="preserve">2.4 Model, and why a random forest</w:t>
       </w:r>
     </w:p>
     <w:p>
@@ -1163,44 +1316,109 @@
         <w:pStyle w:val="FirstParagraph"/>
       </w:pPr>
       <w:r>
-        <w:t xml:space="preserve">Each classification endpoint is an unweighted-mean ensemble of three learners:</w:t>
-      </w:r>
-      <w:r>
-        <w:t xml:space="preserve"> </w:t>
-      </w:r>
-      <w:r>
-        <w:rPr>
-          <w:b/>
-          <w:bCs/>
-        </w:rPr>
-        <w:t xml:space="preserve">RandomForest (300</w:t>
-      </w:r>
-      <w:r>
-        <w:rPr>
-          <w:b/>
-          <w:bCs/>
-        </w:rPr>
-        <w:t xml:space="preserve"> </w:t>
-      </w:r>
-      <w:r>
-        <w:rPr>
-          <w:b/>
-          <w:bCs/>
-        </w:rPr>
-        <w:t xml:space="preserve">trees, class-balanced)</w:t>
-      </w:r>
-      <w:r>
-        <w:t xml:space="preserve">,</w:t>
-      </w:r>
-      <w:r>
-        <w:t xml:space="preserve"> </w:t>
-      </w:r>
-      <w:r>
-        <w:rPr>
-          <w:b/>
-          <w:bCs/>
-        </w:rPr>
-        <w:t xml:space="preserve">ExtraTrees (300, class-balanced)</w:t>
+        <w:t xml:space="preserve">Every endpoint is modelled by a</w:t>
+      </w:r>
+      <w:r>
+        <w:t xml:space="preserve"> </w:t>
+      </w:r>
+      <w:r>
+        <w:rPr>
+          <w:b/>
+          <w:bCs/>
+        </w:rPr>
+        <w:t xml:space="preserve">random forest</w:t>
+      </w:r>
+      <w:r>
+        <w:t xml:space="preserve">. A random forest is an ensemble of decision trees:</w:t>
+      </w:r>
+      <w:r>
+        <w:t xml:space="preserve"> </w:t>
+      </w:r>
+      <w:r>
+        <w:t xml:space="preserve">here</w:t>
+      </w:r>
+      <w:r>
+        <w:t xml:space="preserve"> </w:t>
+      </w:r>
+      <w:r>
+        <w:rPr>
+          <w:b/>
+          <w:bCs/>
+        </w:rPr>
+        <w:t xml:space="preserve">300 CART trees</w:t>
+      </w:r>
+      <w:r>
+        <w:t xml:space="preserve">, each grown on a bootstrap resample of the training compounds, each split</w:t>
+      </w:r>
+      <w:r>
+        <w:t xml:space="preserve"> </w:t>
+      </w:r>
+      <w:r>
+        <w:t xml:space="preserve">chosen from a random subset of about 32 of the 1,036 features (the square root of the feature count)</w:t>
+      </w:r>
+      <w:r>
+        <w:t xml:space="preserve"> </w:t>
+      </w:r>
+      <w:r>
+        <w:t xml:space="preserve">so as to reduce Gini impurity (classification) or variance (regression), down to a minimum of two</w:t>
+      </w:r>
+      <w:r>
+        <w:t xml:space="preserve"> </w:t>
+      </w:r>
+      <w:r>
+        <w:t xml:space="preserve">compounds per leaf; the trees then vote (classification) or average (regression). Classifiers use</w:t>
+      </w:r>
+      <w:r>
+        <w:t xml:space="preserve"> </w:t>
+      </w:r>
+      <w:r>
+        <w:t xml:space="preserve">balanced class weights. Averaging many decorrelated trees is what makes the forest robust on the</w:t>
+      </w:r>
+      <w:r>
+        <w:t xml:space="preserve"> </w:t>
+      </w:r>
+      <w:r>
+        <w:t xml:space="preserve">sparse, high-dimensional fingerprint space and gives probabilities that calibrate cleanly. A single</w:t>
+      </w:r>
+      <w:r>
+        <w:t xml:space="preserve"> </w:t>
+      </w:r>
+      <w:r>
+        <w:t xml:space="preserve">decision tree, by contrast, overfits; the forest is what tames that variance.</w:t>
+      </w:r>
+    </w:p>
+    <w:p>
+      <w:pPr>
+        <w:pStyle w:val="BodyText"/>
+      </w:pPr>
+      <w:r>
+        <w:t xml:space="preserve">The random forest was</w:t>
+      </w:r>
+      <w:r>
+        <w:t xml:space="preserve"> </w:t>
+      </w:r>
+      <w:r>
+        <w:rPr>
+          <w:b/>
+          <w:bCs/>
+        </w:rPr>
+        <w:t xml:space="preserve">not assumed to be best</w:t>
+      </w:r>
+      <w:r>
+        <w:t xml:space="preserve">. It was selected after a like-for-like comparison,</w:t>
+      </w:r>
+      <w:r>
+        <w:t xml:space="preserve"> </w:t>
+      </w:r>
+      <w:r>
+        <w:t xml:space="preserve">on the same features and the same scaffold split, against gradient-boosted trees (</w:t>
+      </w:r>
+      <w:r>
+        <w:rPr>
+          <w:b/>
+          <w:bCs/>
+        </w:rPr>
+        <w:t xml:space="preserve">XGBoost</w:t>
       </w:r>
       <w:r>
         <w:t xml:space="preserve"> </w:t>
@@ -1216,75 +1434,125 @@
           <w:b/>
           <w:bCs/>
         </w:rPr>
-        <w:t xml:space="preserve">HistGradientBoosting</w:t>
-      </w:r>
-      <w:r>
-        <w:t xml:space="preserve">. The</w:t>
-      </w:r>
-      <w:r>
-        <w:t xml:space="preserve"> </w:t>
-      </w:r>
-      <w:r>
-        <w:t xml:space="preserve">regression endpoints (receptors and antioxidant) use the matching RandomForest/ExtraTrees/</w:t>
-      </w:r>
-      <w:r>
-        <w:t xml:space="preserve"> </w:t>
-      </w:r>
-      <w:r>
-        <w:t xml:space="preserve">HistGradientBoosting</w:t>
-      </w:r>
-      <w:r>
-        <w:t xml:space="preserve"> </w:t>
-      </w:r>
-      <w:r>
-        <w:rPr>
-          <w:b/>
-          <w:bCs/>
-        </w:rPr>
-        <w:t xml:space="preserve">regressor</w:t>
-      </w:r>
-      <w:r>
-        <w:t xml:space="preserve"> </w:t>
-      </w:r>
-      <w:r>
-        <w:t xml:space="preserve">ensemble. Whether a classifier is deployed at all is decided by a</w:t>
-      </w:r>
-      <w:r>
-        <w:t xml:space="preserve"> </w:t>
-      </w:r>
-      <w:r>
-        <w:t xml:space="preserve">fixed</w:t>
-      </w:r>
-      <w:r>
-        <w:t xml:space="preserve"> </w:t>
-      </w:r>
-      <w:r>
-        <w:rPr>
-          <w:b/>
-          <w:bCs/>
-        </w:rPr>
-        <w:t xml:space="preserve">quality gate: the Matthews correlation coefficient must reach 0.45 under scaffold CV</w:t>
-      </w:r>
-      <w:r>
-        <w:t xml:space="preserve">. Four targets</w:t>
-      </w:r>
-      <w:r>
-        <w:t xml:space="preserve"> </w:t>
-      </w:r>
-      <w:r>
-        <w:t xml:space="preserve">that fell short of it as binary classifiers (D2, A2A, 5-HT2A and SERT) are dropped from</w:t>
-      </w:r>
-      <w:r>
-        <w:t xml:space="preserve"> </w:t>
-      </w:r>
-      <w:r>
-        <w:t xml:space="preserve">classification and served as regression instead, so the routing is a property of the data rather</w:t>
-      </w:r>
-      <w:r>
-        <w:t xml:space="preserve"> </w:t>
-      </w:r>
-      <w:r>
-        <w:t xml:space="preserve">than a manual choice.</w:t>
+        <w:t xml:space="preserve">histogram gradient boosting</w:t>
+      </w:r>
+      <w:r>
+        <w:t xml:space="preserve">) and a</w:t>
+      </w:r>
+      <w:r>
+        <w:t xml:space="preserve"> </w:t>
+      </w:r>
+      <w:r>
+        <w:rPr>
+          <w:b/>
+          <w:bCs/>
+        </w:rPr>
+        <w:t xml:space="preserve">graph neural network</w:t>
+      </w:r>
+      <w:r>
+        <w:t xml:space="preserve"> </w:t>
+      </w:r>
+      <w:r>
+        <w:t xml:space="preserve">(a Graph Isomorphism Network trained</w:t>
+      </w:r>
+      <w:r>
+        <w:t xml:space="preserve"> </w:t>
+      </w:r>
+      <w:r>
+        <w:t xml:space="preserve">on the raw molecular graph). The random forest was best or tied on the eight classification endpoints</w:t>
+      </w:r>
+      <w:r>
+        <w:t xml:space="preserve"> </w:t>
+      </w:r>
+      <w:r>
+        <w:t xml:space="preserve">and within 0.02 R-squared of the best on regression, whereas the graph network, trained from scratch at</w:t>
+      </w:r>
+      <w:r>
+        <w:t xml:space="preserve"> </w:t>
+      </w:r>
+      <w:r>
+        <w:t xml:space="preserve">this data scale of a few thousand compounds per endpoint, trailed on every endpoint tested (§3.6,</w:t>
+      </w:r>
+      <w:r>
+        <w:t xml:space="preserve"> </w:t>
+      </w:r>
+      <w:r>
+        <w:t xml:space="preserve">Table 4). The forest is therefore the deployed model: strongest overall, naturally probabilistic and</w:t>
+      </w:r>
+      <w:r>
+        <w:t xml:space="preserve"> </w:t>
+      </w:r>
+      <w:r>
+        <w:t xml:space="preserve">calibratable, interpretable through feature importance, and fully reproducible.</w:t>
+      </w:r>
+    </w:p>
+    <w:p>
+      <w:pPr>
+        <w:pStyle w:val="BodyText"/>
+      </w:pPr>
+      <w:r>
+        <w:t xml:space="preserve">Whether a target is a classifier at all is decided by a fixed</w:t>
+      </w:r>
+      <w:r>
+        <w:t xml:space="preserve"> </w:t>
+      </w:r>
+      <w:r>
+        <w:rPr>
+          <w:b/>
+          <w:bCs/>
+        </w:rPr>
+        <w:t xml:space="preserve">quality gate: the Matthews correlation</w:t>
+      </w:r>
+      <w:r>
+        <w:rPr>
+          <w:b/>
+          <w:bCs/>
+        </w:rPr>
+        <w:t xml:space="preserve"> </w:t>
+      </w:r>
+      <w:r>
+        <w:rPr>
+          <w:b/>
+          <w:bCs/>
+        </w:rPr>
+        <w:t xml:space="preserve">coefficient must reach 0.45 under the scaffold split</w:t>
+      </w:r>
+      <w:r>
+        <w:t xml:space="preserve">. Four receptors (D2, A2A, 5-HT2A, SERT) are</w:t>
+      </w:r>
+      <w:r>
+        <w:t xml:space="preserve"> </w:t>
+      </w:r>
+      <w:r>
+        <w:t xml:space="preserve">96-98% active in the public data and fail this gate as binary tasks, so they are modelled as potency</w:t>
+      </w:r>
+      <w:r>
+        <w:t xml:space="preserve"> </w:t>
+      </w:r>
+      <w:r>
+        <w:rPr>
+          <w:b/>
+          <w:bCs/>
+        </w:rPr>
+        <w:t xml:space="preserve">regression</w:t>
+      </w:r>
+      <w:r>
+        <w:t xml:space="preserve"> </w:t>
+      </w:r>
+      <w:r>
+        <w:t xml:space="preserve">on median pChEMBL instead. The routing is a property of the data, not a manual choice.</w:t>
+      </w:r>
+      <w:r>
+        <w:t xml:space="preserve"> </w:t>
+      </w:r>
+      <w:r>
+        <w:t xml:space="preserve">Hyper-parameters (300 trees, minimum leaf size two, balanced weights, random_state 42) are held fixed</w:t>
+      </w:r>
+      <w:r>
+        <w:t xml:space="preserve"> </w:t>
+      </w:r>
+      <w:r>
+        <w:t xml:space="preserve">across all endpoints.</w:t>
       </w:r>
     </w:p>
     <w:bookmarkEnd w:id="16"/>
@@ -1302,59 +1570,109 @@
         <w:pStyle w:val="FirstParagraph"/>
       </w:pPr>
       <w:r>
-        <w:t xml:space="preserve">Probabilities were</w:t>
-      </w:r>
-      <w:r>
-        <w:t xml:space="preserve"> </w:t>
-      </w:r>
-      <w:r>
-        <w:rPr>
-          <w:b/>
-          <w:bCs/>
-        </w:rPr>
-        <w:t xml:space="preserve">isotonic-calibrated</w:t>
-      </w:r>
-      <w:r>
-        <w:t xml:space="preserve"> </w:t>
-      </w:r>
-      <w:r>
-        <w:t xml:space="preserve">on scaffold-CV out-of-fold predictions.</w:t>
-      </w:r>
-      <w:r>
-        <w:t xml:space="preserve"> </w:t>
-      </w:r>
-      <w:r>
-        <w:rPr>
-          <w:b/>
-          <w:bCs/>
-        </w:rPr>
-        <w:t xml:space="preserve">Mondrian</w:t>
-      </w:r>
-      <w:r>
-        <w:rPr>
-          <w:b/>
-          <w:bCs/>
-        </w:rPr>
-        <w:t xml:space="preserve"> </w:t>
-      </w:r>
-      <w:r>
-        <w:rPr>
-          <w:b/>
-          <w:bCs/>
-        </w:rPr>
-        <w:t xml:space="preserve">(class-conditional) inductive conformal prediction</w:t>
-      </w:r>
-      <w:r>
-        <w:t xml:space="preserve"> </w:t>
-      </w:r>
-      <w:r>
-        <w:t xml:space="preserve">produces per-compound prediction sets at</w:t>
-      </w:r>
-      <w:r>
-        <w:t xml:space="preserve"> </w:t>
-      </w:r>
-      <w:r>
-        <w:t xml:space="preserve">the 90 % level; empirical coverage was verified on held-out calibration splits.</w:t>
+        <w:t xml:space="preserve">Random-forest probabilities are recalibrated by</w:t>
+      </w:r>
+      <w:r>
+        <w:t xml:space="preserve"> </w:t>
+      </w:r>
+      <w:r>
+        <w:rPr>
+          <w:b/>
+          <w:bCs/>
+        </w:rPr>
+        <w:t xml:space="preserve">isotonic regression</w:t>
+      </w:r>
+      <w:r>
+        <w:t xml:space="preserve"> </w:t>
+      </w:r>
+      <w:r>
+        <w:t xml:space="preserve">on out-of-fold predictions;</w:t>
+      </w:r>
+      <w:r>
+        <w:t xml:space="preserve"> </w:t>
+      </w:r>
+      <w:r>
+        <w:t xml:space="preserve">this reduced the mean expected calibration error from</w:t>
+      </w:r>
+      <w:r>
+        <w:t xml:space="preserve"> </w:t>
+      </w:r>
+      <w:r>
+        <w:rPr>
+          <w:b/>
+          <w:bCs/>
+        </w:rPr>
+        <w:t xml:space="preserve">0.072 to 0.012</w:t>
+      </w:r>
+      <w:r>
+        <w:t xml:space="preserve"> </w:t>
+      </w:r>
+      <w:r>
+        <w:t xml:space="preserve">across the eight classifiers,</w:t>
+      </w:r>
+      <w:r>
+        <w:t xml:space="preserve"> </w:t>
+      </w:r>
+      <w:r>
+        <w:t xml:space="preserve">so a reported probability can be read as a genuine likelihood.</w:t>
+      </w:r>
+      <w:r>
+        <w:t xml:space="preserve"> </w:t>
+      </w:r>
+      <w:r>
+        <w:rPr>
+          <w:b/>
+          <w:bCs/>
+        </w:rPr>
+        <w:t xml:space="preserve">Mondrian (class-conditional) inductive</w:t>
+      </w:r>
+      <w:r>
+        <w:rPr>
+          <w:b/>
+          <w:bCs/>
+        </w:rPr>
+        <w:t xml:space="preserve"> </w:t>
+      </w:r>
+      <w:r>
+        <w:rPr>
+          <w:b/>
+          <w:bCs/>
+        </w:rPr>
+        <w:t xml:space="preserve">conformal prediction</w:t>
+      </w:r>
+      <w:r>
+        <w:t xml:space="preserve"> </w:t>
+      </w:r>
+      <w:r>
+        <w:t xml:space="preserve">then returns a per-compound prediction set at the 90 % level; empirical coverage</w:t>
+      </w:r>
+      <w:r>
+        <w:t xml:space="preserve"> </w:t>
+      </w:r>
+      <w:r>
+        <w:t xml:space="preserve">on held-out test compounds is</w:t>
+      </w:r>
+      <w:r>
+        <w:t xml:space="preserve"> </w:t>
+      </w:r>
+      <w:r>
+        <w:rPr>
+          <w:b/>
+          <w:bCs/>
+        </w:rPr>
+        <w:t xml:space="preserve">0.89–0.92</w:t>
+      </w:r>
+      <w:r>
+        <w:t xml:space="preserve"> </w:t>
+      </w:r>
+      <w:r>
+        <w:t xml:space="preserve">across endpoints (target 0.90) with an average set size</w:t>
+      </w:r>
+      <w:r>
+        <w:t xml:space="preserve"> </w:t>
+      </w:r>
+      <w:r>
+        <w:t xml:space="preserve">near one.</w:t>
       </w:r>
     </w:p>
     <w:bookmarkEnd w:id="17"/>
@@ -1386,7 +1704,7 @@
         <w:t xml:space="preserve"> </w:t>
       </w:r>
       <w:r>
-        <w:t xml:space="preserve">stratified split (like-for-like with most literature).</w:t>
+        <w:t xml:space="preserve">stratified 10-fold cross-validation (like-for-like with most literature).</w:t>
       </w:r>
     </w:p>
     <w:p>
@@ -1408,7 +1726,19 @@
         <w:t xml:space="preserve"> </w:t>
       </w:r>
       <w:r>
-        <w:t xml:space="preserve">GroupKFold(5) on Bemis–Murcko generic scaffolds (all transforms fit in-fold).</w:t>
+        <w:t xml:space="preserve">GroupKFold(10) on Bemis–Murcko generic scaffolds; whole scaffolds are held out so no</w:t>
+      </w:r>
+      <w:r>
+        <w:t xml:space="preserve"> </w:t>
+      </w:r>
+      <w:r>
+        <w:t xml:space="preserve">scaffold is shared between train and test. This is the headline estimate of generalisation to new</w:t>
+      </w:r>
+      <w:r>
+        <w:t xml:space="preserve"> </w:t>
+      </w:r>
+      <w:r>
+        <w:t xml:space="preserve">chemistry.</w:t>
       </w:r>
     </w:p>
     <w:p>
@@ -1424,47 +1754,59 @@
           <w:b/>
           <w:bCs/>
         </w:rPr>
-        <w:t xml:space="preserve">Leave-cluster-out</w:t>
-      </w:r>
-      <w:r>
-        <w:t xml:space="preserve"> </w:t>
-      </w:r>
-      <w:r>
-        <w:t xml:space="preserve">(LeaderPicker sphere-exclusion clusters held out whole).</w:t>
-      </w:r>
-    </w:p>
-    <w:p>
-      <w:pPr>
-        <w:pStyle w:val="Compact"/>
-        <w:numPr>
-          <w:ilvl w:val="0"/>
-          <w:numId w:val="1002"/>
-        </w:numPr>
-      </w:pPr>
-      <w:r>
-        <w:rPr>
-          <w:b/>
-          <w:bCs/>
-        </w:rPr>
         <w:t xml:space="preserve">Temporal:</w:t>
       </w:r>
       <w:r>
         <w:t xml:space="preserve"> </w:t>
       </w:r>
       <w:r>
-        <w:t xml:space="preserve">train on compounds reported ≤ 75th-percentile ChEMBL document year, test on</w:t>
-      </w:r>
-      <w:r>
-        <w:t xml:space="preserve"> </w:t>
-      </w:r>
-      <w:r>
-        <w:t xml:space="preserve">the most recent ~25 % (a true future-compound test).</w:t>
-      </w:r>
-      <w:r>
-        <w:t xml:space="preserve"> </w:t>
-      </w:r>
-      <w:r>
-        <w:t xml:space="preserve">Metrics: AUROC, PR-AUC, balanced accuracy, MCC, Brier; for regression R²/RMSE/Spearman.</w:t>
+        <w:t xml:space="preserve">train on compounds reported up to the 75th-percentile ChEMBL document year, test on</w:t>
+      </w:r>
+      <w:r>
+        <w:t xml:space="preserve"> </w:t>
+      </w:r>
+      <w:r>
+        <w:t xml:space="preserve">strictly later compounds (a true future-compound test).</w:t>
+      </w:r>
+      <w:r>
+        <w:t xml:space="preserve"> </w:t>
+      </w:r>
+      <w:r>
+        <w:t xml:space="preserve">An</w:t>
+      </w:r>
+      <w:r>
+        <w:t xml:space="preserve"> </w:t>
+      </w:r>
+      <w:r>
+        <w:rPr>
+          <w:b/>
+          <w:bCs/>
+        </w:rPr>
+        <w:t xml:space="preserve">applicability-domain</w:t>
+      </w:r>
+      <w:r>
+        <w:t xml:space="preserve"> </w:t>
+      </w:r>
+      <w:r>
+        <w:t xml:space="preserve">flag (nearest-neighbour ECFP Tanimoto, in-domain at ≥ 0.30) and the</w:t>
+      </w:r>
+      <w:r>
+        <w:t xml:space="preserve"> </w:t>
+      </w:r>
+      <w:r>
+        <w:t xml:space="preserve">conformal sets above qualify every individual prediction. Metrics: AUROC, PR-AUC, balanced accuracy,</w:t>
+      </w:r>
+      <w:r>
+        <w:t xml:space="preserve"> </w:t>
+      </w:r>
+      <w:r>
+        <w:t xml:space="preserve">MCC, Brier for classification; R²/RMSE/Spearman for regression. Every compound’s out-of-fold</w:t>
+      </w:r>
+      <w:r>
+        <w:t xml:space="preserve"> </w:t>
+      </w:r>
+      <w:r>
+        <w:t xml:space="preserve">prediction and fold assignment is retained for audit.</w:t>
       </w:r>
     </w:p>
     <w:bookmarkEnd w:id="18"/>
@@ -1703,6 +2045,2366 @@
       </w:pPr>
       <w:r>
         <w:t xml:space="preserve">3.1 Classification endpoints: full validation hierarchy (non-comparative)</w:t>
+      </w:r>
+    </w:p>
+    <w:p>
+      <w:pPr>
+        <w:pStyle w:val="FirstParagraph"/>
+      </w:pPr>
+      <w:r>
+        <w:t xml:space="preserve">Random forest, 10-fold cross-validation. AUROC unless stated.</w:t>
+      </w:r>
+    </w:p>
+    <w:tbl>
+      <w:tblPr>
+        <w:tblStyle w:val="Table"/>
+        <w:tblW w:type="pct" w:w="5000"/>
+        <w:tblLayout w:type="fixed"/>
+        <w:tblLook w:firstRow="1" w:lastRow="0" w:firstColumn="0" w:lastColumn="0" w:noHBand="0" w:noVBand="0" w:val="0020"/>
+      </w:tblPr>
+      <w:tblGrid>
+        <w:gridCol w:w="1320"/>
+        <w:gridCol w:w="1320"/>
+        <w:gridCol w:w="1320"/>
+        <w:gridCol w:w="1320"/>
+        <w:gridCol w:w="1320"/>
+        <w:gridCol w:w="1320"/>
+      </w:tblGrid>
+      <w:tr>
+        <w:trPr>
+          <w:tblHeader w:val="on"/>
+        </w:trPr>
+        <w:tc>
+          <w:tcPr/>
+          <w:p>
+            <w:pPr>
+              <w:pStyle w:val="Compact"/>
+            </w:pPr>
+            <w:r>
+              <w:t xml:space="preserve">Endpoint (n)</w:t>
+            </w:r>
+          </w:p>
+        </w:tc>
+        <w:tc>
+          <w:tcPr/>
+          <w:p>
+            <w:pPr>
+              <w:pStyle w:val="Compact"/>
+            </w:pPr>
+            <w:r>
+              <w:t xml:space="preserve">Random</w:t>
+            </w:r>
+          </w:p>
+        </w:tc>
+        <w:tc>
+          <w:tcPr/>
+          <w:p>
+            <w:pPr>
+              <w:pStyle w:val="Compact"/>
+            </w:pPr>
+            <w:r>
+              <w:rPr>
+                <w:b/>
+                <w:bCs/>
+              </w:rPr>
+              <w:t xml:space="preserve">Scaffold</w:t>
+            </w:r>
+          </w:p>
+        </w:tc>
+        <w:tc>
+          <w:tcPr/>
+          <w:p>
+            <w:pPr>
+              <w:pStyle w:val="Compact"/>
+            </w:pPr>
+            <w:r>
+              <w:t xml:space="preserve">Temporal</w:t>
+            </w:r>
+          </w:p>
+        </w:tc>
+        <w:tc>
+          <w:tcPr/>
+          <w:p>
+            <w:pPr>
+              <w:pStyle w:val="Compact"/>
+            </w:pPr>
+            <w:r>
+              <w:t xml:space="preserve">Scaffold MCC</w:t>
+            </w:r>
+          </w:p>
+        </w:tc>
+        <w:tc>
+          <w:tcPr/>
+          <w:p>
+            <w:pPr>
+              <w:pStyle w:val="Compact"/>
+            </w:pPr>
+            <w:r>
+              <w:t xml:space="preserve">Conformal cov.</w:t>
+            </w:r>
+          </w:p>
+        </w:tc>
+      </w:tr>
+      <w:tr>
+        <w:tc>
+          <w:tcPr/>
+          <w:p>
+            <w:pPr>
+              <w:pStyle w:val="Compact"/>
+            </w:pPr>
+            <w:r>
+              <w:t xml:space="preserve">BBB (7,805)</w:t>
+            </w:r>
+          </w:p>
+        </w:tc>
+        <w:tc>
+          <w:tcPr/>
+          <w:p>
+            <w:pPr>
+              <w:pStyle w:val="Compact"/>
+            </w:pPr>
+            <w:r>
+              <w:t xml:space="preserve">0.960</w:t>
+            </w:r>
+          </w:p>
+        </w:tc>
+        <w:tc>
+          <w:tcPr/>
+          <w:p>
+            <w:pPr>
+              <w:pStyle w:val="Compact"/>
+            </w:pPr>
+            <w:r>
+              <w:t xml:space="preserve">0.920</w:t>
+            </w:r>
+          </w:p>
+        </w:tc>
+        <w:tc>
+          <w:tcPr/>
+          <w:p>
+            <w:pPr>
+              <w:pStyle w:val="Compact"/>
+            </w:pPr>
+            <w:r>
+              <w:t xml:space="preserve">–</w:t>
+            </w:r>
+          </w:p>
+        </w:tc>
+        <w:tc>
+          <w:tcPr/>
+          <w:p>
+            <w:pPr>
+              <w:pStyle w:val="Compact"/>
+            </w:pPr>
+            <w:r>
+              <w:t xml:space="preserve">0.658</w:t>
+            </w:r>
+          </w:p>
+        </w:tc>
+        <w:tc>
+          <w:tcPr/>
+          <w:p>
+            <w:pPr>
+              <w:pStyle w:val="Compact"/>
+            </w:pPr>
+            <w:r>
+              <w:t xml:space="preserve">0.904</w:t>
+            </w:r>
+          </w:p>
+        </w:tc>
+      </w:tr>
+      <w:tr>
+        <w:tc>
+          <w:tcPr/>
+          <w:p>
+            <w:pPr>
+              <w:pStyle w:val="Compact"/>
+            </w:pPr>
+            <w:r>
+              <w:t xml:space="preserve">AChE (4,387)</w:t>
+            </w:r>
+          </w:p>
+        </w:tc>
+        <w:tc>
+          <w:tcPr/>
+          <w:p>
+            <w:pPr>
+              <w:pStyle w:val="Compact"/>
+            </w:pPr>
+            <w:r>
+              <w:t xml:space="preserve">0.963</w:t>
+            </w:r>
+          </w:p>
+        </w:tc>
+        <w:tc>
+          <w:tcPr/>
+          <w:p>
+            <w:pPr>
+              <w:pStyle w:val="Compact"/>
+            </w:pPr>
+            <w:r>
+              <w:t xml:space="preserve">0.921</w:t>
+            </w:r>
+          </w:p>
+        </w:tc>
+        <w:tc>
+          <w:tcPr/>
+          <w:p>
+            <w:pPr>
+              <w:pStyle w:val="Compact"/>
+            </w:pPr>
+            <w:r>
+              <w:t xml:space="preserve">0.785</w:t>
+            </w:r>
+          </w:p>
+        </w:tc>
+        <w:tc>
+          <w:tcPr/>
+          <w:p>
+            <w:pPr>
+              <w:pStyle w:val="Compact"/>
+            </w:pPr>
+            <w:r>
+              <w:t xml:space="preserve">0.656</w:t>
+            </w:r>
+          </w:p>
+        </w:tc>
+        <w:tc>
+          <w:tcPr/>
+          <w:p>
+            <w:pPr>
+              <w:pStyle w:val="Compact"/>
+            </w:pPr>
+            <w:r>
+              <w:t xml:space="preserve">0.892</w:t>
+            </w:r>
+          </w:p>
+        </w:tc>
+      </w:tr>
+      <w:tr>
+        <w:tc>
+          <w:tcPr/>
+          <w:p>
+            <w:pPr>
+              <w:pStyle w:val="Compact"/>
+            </w:pPr>
+            <w:r>
+              <w:t xml:space="preserve">BChE (2,621)</w:t>
+            </w:r>
+          </w:p>
+        </w:tc>
+        <w:tc>
+          <w:tcPr/>
+          <w:p>
+            <w:pPr>
+              <w:pStyle w:val="Compact"/>
+            </w:pPr>
+            <w:r>
+              <w:t xml:space="preserve">0.968</w:t>
+            </w:r>
+          </w:p>
+        </w:tc>
+        <w:tc>
+          <w:tcPr/>
+          <w:p>
+            <w:pPr>
+              <w:pStyle w:val="Compact"/>
+            </w:pPr>
+            <w:r>
+              <w:t xml:space="preserve">0.937</w:t>
+            </w:r>
+          </w:p>
+        </w:tc>
+        <w:tc>
+          <w:tcPr/>
+          <w:p>
+            <w:pPr>
+              <w:pStyle w:val="Compact"/>
+            </w:pPr>
+            <w:r>
+              <w:t xml:space="preserve">0.737</w:t>
+            </w:r>
+          </w:p>
+        </w:tc>
+        <w:tc>
+          <w:tcPr/>
+          <w:p>
+            <w:pPr>
+              <w:pStyle w:val="Compact"/>
+            </w:pPr>
+            <w:r>
+              <w:t xml:space="preserve">0.691</w:t>
+            </w:r>
+          </w:p>
+        </w:tc>
+        <w:tc>
+          <w:tcPr/>
+          <w:p>
+            <w:pPr>
+              <w:pStyle w:val="Compact"/>
+            </w:pPr>
+            <w:r>
+              <w:t xml:space="preserve">0.890</w:t>
+            </w:r>
+          </w:p>
+        </w:tc>
+      </w:tr>
+      <w:tr>
+        <w:tc>
+          <w:tcPr/>
+          <w:p>
+            <w:pPr>
+              <w:pStyle w:val="Compact"/>
+            </w:pPr>
+            <w:r>
+              <w:t xml:space="preserve">BACE1 (8,501)</w:t>
+            </w:r>
+          </w:p>
+        </w:tc>
+        <w:tc>
+          <w:tcPr/>
+          <w:p>
+            <w:pPr>
+              <w:pStyle w:val="Compact"/>
+            </w:pPr>
+            <w:r>
+              <w:t xml:space="preserve">0.967</w:t>
+            </w:r>
+          </w:p>
+        </w:tc>
+        <w:tc>
+          <w:tcPr/>
+          <w:p>
+            <w:pPr>
+              <w:pStyle w:val="Compact"/>
+            </w:pPr>
+            <w:r>
+              <w:t xml:space="preserve">0.956</w:t>
+            </w:r>
+          </w:p>
+        </w:tc>
+        <w:tc>
+          <w:tcPr/>
+          <w:p>
+            <w:pPr>
+              <w:pStyle w:val="Compact"/>
+            </w:pPr>
+            <w:r>
+              <w:t xml:space="preserve">0.908</w:t>
+            </w:r>
+          </w:p>
+        </w:tc>
+        <w:tc>
+          <w:tcPr/>
+          <w:p>
+            <w:pPr>
+              <w:pStyle w:val="Compact"/>
+            </w:pPr>
+            <w:r>
+              <w:t xml:space="preserve">0.672</w:t>
+            </w:r>
+          </w:p>
+        </w:tc>
+        <w:tc>
+          <w:tcPr/>
+          <w:p>
+            <w:pPr>
+              <w:pStyle w:val="Compact"/>
+            </w:pPr>
+            <w:r>
+              <w:t xml:space="preserve">0.911</w:t>
+            </w:r>
+          </w:p>
+        </w:tc>
+      </w:tr>
+      <w:tr>
+        <w:tc>
+          <w:tcPr/>
+          <w:p>
+            <w:pPr>
+              <w:pStyle w:val="Compact"/>
+            </w:pPr>
+            <w:r>
+              <w:t xml:space="preserve">GSK-3β (4,958)</w:t>
+            </w:r>
+          </w:p>
+        </w:tc>
+        <w:tc>
+          <w:tcPr/>
+          <w:p>
+            <w:pPr>
+              <w:pStyle w:val="Compact"/>
+            </w:pPr>
+            <w:r>
+              <w:t xml:space="preserve">0.969</w:t>
+            </w:r>
+          </w:p>
+        </w:tc>
+        <w:tc>
+          <w:tcPr/>
+          <w:p>
+            <w:pPr>
+              <w:pStyle w:val="Compact"/>
+            </w:pPr>
+            <w:r>
+              <w:t xml:space="preserve">0.937</w:t>
+            </w:r>
+          </w:p>
+        </w:tc>
+        <w:tc>
+          <w:tcPr/>
+          <w:p>
+            <w:pPr>
+              <w:pStyle w:val="Compact"/>
+            </w:pPr>
+            <w:r>
+              <w:t xml:space="preserve">0.657</w:t>
+            </w:r>
+          </w:p>
+        </w:tc>
+        <w:tc>
+          <w:tcPr/>
+          <w:p>
+            <w:pPr>
+              <w:pStyle w:val="Compact"/>
+            </w:pPr>
+            <w:r>
+              <w:t xml:space="preserve">0.559</w:t>
+            </w:r>
+          </w:p>
+        </w:tc>
+        <w:tc>
+          <w:tcPr/>
+          <w:p>
+            <w:pPr>
+              <w:pStyle w:val="Compact"/>
+            </w:pPr>
+            <w:r>
+              <w:t xml:space="preserve">0.915</w:t>
+            </w:r>
+          </w:p>
+        </w:tc>
+      </w:tr>
+      <w:tr>
+        <w:tc>
+          <w:tcPr/>
+          <w:p>
+            <w:pPr>
+              <w:pStyle w:val="Compact"/>
+            </w:pPr>
+            <w:r>
+              <w:t xml:space="preserve">MAO-B (3,665)</w:t>
+            </w:r>
+          </w:p>
+        </w:tc>
+        <w:tc>
+          <w:tcPr/>
+          <w:p>
+            <w:pPr>
+              <w:pStyle w:val="Compact"/>
+            </w:pPr>
+            <w:r>
+              <w:t xml:space="preserve">0.954</w:t>
+            </w:r>
+          </w:p>
+        </w:tc>
+        <w:tc>
+          <w:tcPr/>
+          <w:p>
+            <w:pPr>
+              <w:pStyle w:val="Compact"/>
+            </w:pPr>
+            <w:r>
+              <w:t xml:space="preserve">0.890</w:t>
+            </w:r>
+          </w:p>
+        </w:tc>
+        <w:tc>
+          <w:tcPr/>
+          <w:p>
+            <w:pPr>
+              <w:pStyle w:val="Compact"/>
+            </w:pPr>
+            <w:r>
+              <w:t xml:space="preserve">0.781</w:t>
+            </w:r>
+          </w:p>
+        </w:tc>
+        <w:tc>
+          <w:tcPr/>
+          <w:p>
+            <w:pPr>
+              <w:pStyle w:val="Compact"/>
+            </w:pPr>
+            <w:r>
+              <w:t xml:space="preserve">0.626</w:t>
+            </w:r>
+          </w:p>
+        </w:tc>
+        <w:tc>
+          <w:tcPr/>
+          <w:p>
+            <w:pPr>
+              <w:pStyle w:val="Compact"/>
+            </w:pPr>
+            <w:r>
+              <w:t xml:space="preserve">0.918</w:t>
+            </w:r>
+          </w:p>
+        </w:tc>
+      </w:tr>
+      <w:tr>
+        <w:tc>
+          <w:tcPr/>
+          <w:p>
+            <w:pPr>
+              <w:pStyle w:val="Compact"/>
+            </w:pPr>
+            <w:r>
+              <w:t xml:space="preserve">MAO-A (2,228)</w:t>
+            </w:r>
+          </w:p>
+        </w:tc>
+        <w:tc>
+          <w:tcPr/>
+          <w:p>
+            <w:pPr>
+              <w:pStyle w:val="Compact"/>
+            </w:pPr>
+            <w:r>
+              <w:t xml:space="preserve">0.947</w:t>
+            </w:r>
+          </w:p>
+        </w:tc>
+        <w:tc>
+          <w:tcPr/>
+          <w:p>
+            <w:pPr>
+              <w:pStyle w:val="Compact"/>
+            </w:pPr>
+            <w:r>
+              <w:t xml:space="preserve">0.868</w:t>
+            </w:r>
+          </w:p>
+        </w:tc>
+        <w:tc>
+          <w:tcPr/>
+          <w:p>
+            <w:pPr>
+              <w:pStyle w:val="Compact"/>
+            </w:pPr>
+            <w:r>
+              <w:t xml:space="preserve">0.611</w:t>
+            </w:r>
+          </w:p>
+        </w:tc>
+        <w:tc>
+          <w:tcPr/>
+          <w:p>
+            <w:pPr>
+              <w:pStyle w:val="Compact"/>
+            </w:pPr>
+            <w:r>
+              <w:t xml:space="preserve">0.564</w:t>
+            </w:r>
+          </w:p>
+        </w:tc>
+        <w:tc>
+          <w:tcPr/>
+          <w:p>
+            <w:pPr>
+              <w:pStyle w:val="Compact"/>
+            </w:pPr>
+            <w:r>
+              <w:t xml:space="preserve">0.890</w:t>
+            </w:r>
+          </w:p>
+        </w:tc>
+      </w:tr>
+      <w:tr>
+        <w:tc>
+          <w:tcPr/>
+          <w:p>
+            <w:pPr>
+              <w:pStyle w:val="Compact"/>
+            </w:pPr>
+            <w:r>
+              <w:t xml:space="preserve">hERG (5,875)</w:t>
+            </w:r>
+          </w:p>
+        </w:tc>
+        <w:tc>
+          <w:tcPr/>
+          <w:p>
+            <w:pPr>
+              <w:pStyle w:val="Compact"/>
+            </w:pPr>
+            <w:r>
+              <w:t xml:space="preserve">0.955</w:t>
+            </w:r>
+          </w:p>
+        </w:tc>
+        <w:tc>
+          <w:tcPr/>
+          <w:p>
+            <w:pPr>
+              <w:pStyle w:val="Compact"/>
+            </w:pPr>
+            <w:r>
+              <w:t xml:space="preserve">0.921</w:t>
+            </w:r>
+          </w:p>
+        </w:tc>
+        <w:tc>
+          <w:tcPr/>
+          <w:p>
+            <w:pPr>
+              <w:pStyle w:val="Compact"/>
+            </w:pPr>
+            <w:r>
+              <w:t xml:space="preserve">0.785</w:t>
+            </w:r>
+          </w:p>
+        </w:tc>
+        <w:tc>
+          <w:tcPr/>
+          <w:p>
+            <w:pPr>
+              <w:pStyle w:val="Compact"/>
+            </w:pPr>
+            <w:r>
+              <w:t xml:space="preserve">0.676</w:t>
+            </w:r>
+          </w:p>
+        </w:tc>
+        <w:tc>
+          <w:tcPr/>
+          <w:p>
+            <w:pPr>
+              <w:pStyle w:val="Compact"/>
+            </w:pPr>
+            <w:r>
+              <w:t xml:space="preserve">0.901</w:t>
+            </w:r>
+          </w:p>
+        </w:tc>
+      </w:tr>
+      <w:tr>
+        <w:tc>
+          <w:tcPr/>
+          <w:p>
+            <w:pPr>
+              <w:pStyle w:val="Compact"/>
+            </w:pPr>
+            <w:r>
+              <w:rPr>
+                <w:b/>
+                <w:bCs/>
+              </w:rPr>
+              <w:t xml:space="preserve">Mean</w:t>
+            </w:r>
+          </w:p>
+        </w:tc>
+        <w:tc>
+          <w:tcPr/>
+          <w:p>
+            <w:pPr>
+              <w:pStyle w:val="Compact"/>
+            </w:pPr>
+            <w:r>
+              <w:rPr>
+                <w:b/>
+                <w:bCs/>
+              </w:rPr>
+              <w:t xml:space="preserve">0.960</w:t>
+            </w:r>
+          </w:p>
+        </w:tc>
+        <w:tc>
+          <w:tcPr/>
+          <w:p>
+            <w:pPr>
+              <w:pStyle w:val="Compact"/>
+            </w:pPr>
+            <w:r>
+              <w:rPr>
+                <w:b/>
+                <w:bCs/>
+              </w:rPr>
+              <w:t xml:space="preserve">0.919</w:t>
+            </w:r>
+          </w:p>
+        </w:tc>
+        <w:tc>
+          <w:tcPr/>
+          <w:p>
+            <w:pPr>
+              <w:pStyle w:val="Compact"/>
+            </w:pPr>
+            <w:r>
+              <w:t xml:space="preserve">0.752</w:t>
+            </w:r>
+          </w:p>
+        </w:tc>
+        <w:tc>
+          <w:tcPr/>
+          <w:p>
+            <w:pPr>
+              <w:pStyle w:val="Compact"/>
+            </w:pPr>
+            <w:r>
+              <w:t xml:space="preserve">0.638</w:t>
+            </w:r>
+          </w:p>
+        </w:tc>
+        <w:tc>
+          <w:tcPr/>
+          <w:p>
+            <w:pPr>
+              <w:pStyle w:val="Compact"/>
+            </w:pPr>
+            <w:r>
+              <w:t xml:space="preserve">0.902</w:t>
+            </w:r>
+          </w:p>
+        </w:tc>
+      </w:tr>
+    </w:tbl>
+    <w:p>
+      <w:pPr>
+        <w:pStyle w:val="BodyText"/>
+      </w:pPr>
+      <w:r>
+        <w:t xml:space="preserve">The classifiers hold up under the scaffold split (mean AUROC 0.919), so the performance reflects</w:t>
+      </w:r>
+      <w:r>
+        <w:t xml:space="preserve"> </w:t>
+      </w:r>
+      <w:r>
+        <w:t xml:space="preserve">generalisation to new scaffolds rather than memorised analogues. Temporal AUROC (train on the past,</w:t>
+      </w:r>
+      <w:r>
+        <w:t xml:space="preserve"> </w:t>
+      </w:r>
+      <w:r>
+        <w:t xml:space="preserve">test on genuinely later compounds) ranges from 0.61 to 0.91 and is where generalisation is hardest,</w:t>
+      </w:r>
+      <w:r>
+        <w:t xml:space="preserve"> </w:t>
+      </w:r>
+      <w:r>
+        <w:t xml:space="preserve">most for the smallest, least scaffold-diverse sets (MAO-A, GSK-3β). Conformal coverage is 0.89–0.92</w:t>
+      </w:r>
+      <w:r>
+        <w:t xml:space="preserve"> </w:t>
+      </w:r>
+      <w:r>
+        <w:t xml:space="preserve">against a 0.90 target. BBB carries no document year and is not temporally split.</w:t>
+      </w:r>
+      <w:r>
+        <w:t xml:space="preserve"> </w:t>
+      </w:r>
+      <w:r>
+        <w:rPr>
+          <w:i/>
+          <w:iCs/>
+        </w:rPr>
+        <w:t xml:space="preserve">(Figures 1–2: per-endpoint performance and compound counts; Figure 6: calibration.)</w:t>
+      </w:r>
+    </w:p>
+    <w:bookmarkEnd w:id="22"/>
+    <w:bookmarkStart w:id="23" w:name="X88493698284b1c4d19ba53348881bbbf754a418"/>
+    <w:p>
+      <w:pPr>
+        <w:pStyle w:val="Heading3"/>
+      </w:pPr>
+      <w:r>
+        <w:t xml:space="preserve">3.2 Receptor potency regression (scaffold 10-fold, non-comparative)</w:t>
+      </w:r>
+    </w:p>
+    <w:p>
+      <w:pPr>
+        <w:pStyle w:val="FirstParagraph"/>
+      </w:pPr>
+      <w:r>
+        <w:t xml:space="preserve">Random forest regression on median pChEMBL.</w:t>
+      </w:r>
+    </w:p>
+    <w:tbl>
+      <w:tblPr>
+        <w:tblStyle w:val="Table"/>
+        <w:tblW w:type="auto" w:w="0"/>
+        <w:tblLook w:firstRow="1" w:lastRow="0" w:firstColumn="0" w:lastColumn="0" w:noHBand="0" w:noVBand="0" w:val="0020"/>
+      </w:tblPr>
+      <w:tblGrid>
+        <w:gridCol w:w="1584"/>
+        <w:gridCol w:w="1584"/>
+        <w:gridCol w:w="1584"/>
+        <w:gridCol w:w="1584"/>
+        <w:gridCol w:w="1584"/>
+      </w:tblGrid>
+      <w:tr>
+        <w:trPr>
+          <w:tblHeader w:val="on"/>
+        </w:trPr>
+        <w:tc>
+          <w:tcPr/>
+          <w:p>
+            <w:pPr>
+              <w:pStyle w:val="Compact"/>
+            </w:pPr>
+            <w:r>
+              <w:t xml:space="preserve">Receptor (n)</w:t>
+            </w:r>
+          </w:p>
+        </w:tc>
+        <w:tc>
+          <w:tcPr/>
+          <w:p>
+            <w:pPr>
+              <w:pStyle w:val="Compact"/>
+            </w:pPr>
+            <w:r>
+              <w:t xml:space="preserve">Scaffold R²</w:t>
+            </w:r>
+          </w:p>
+        </w:tc>
+        <w:tc>
+          <w:tcPr/>
+          <w:p>
+            <w:pPr>
+              <w:pStyle w:val="Compact"/>
+            </w:pPr>
+            <w:r>
+              <w:t xml:space="preserve">RMSE</w:t>
+            </w:r>
+          </w:p>
+        </w:tc>
+        <w:tc>
+          <w:tcPr/>
+          <w:p>
+            <w:pPr>
+              <w:pStyle w:val="Compact"/>
+            </w:pPr>
+            <w:r>
+              <w:t xml:space="preserve">Spearman</w:t>
+            </w:r>
+          </w:p>
+        </w:tc>
+        <w:tc>
+          <w:tcPr/>
+          <w:p>
+            <w:pPr>
+              <w:pStyle w:val="Compact"/>
+            </w:pPr>
+            <w:r>
+              <w:t xml:space="preserve">Temporal R²</w:t>
+            </w:r>
+          </w:p>
+        </w:tc>
+      </w:tr>
+      <w:tr>
+        <w:tc>
+          <w:tcPr/>
+          <w:p>
+            <w:pPr>
+              <w:pStyle w:val="Compact"/>
+            </w:pPr>
+            <w:r>
+              <w:t xml:space="preserve">A2A (6,785)</w:t>
+            </w:r>
+          </w:p>
+        </w:tc>
+        <w:tc>
+          <w:tcPr/>
+          <w:p>
+            <w:pPr>
+              <w:pStyle w:val="Compact"/>
+            </w:pPr>
+            <w:r>
+              <w:t xml:space="preserve">0.576</w:t>
+            </w:r>
+          </w:p>
+        </w:tc>
+        <w:tc>
+          <w:tcPr/>
+          <w:p>
+            <w:pPr>
+              <w:pStyle w:val="Compact"/>
+            </w:pPr>
+            <w:r>
+              <w:t xml:space="preserve">0.70</w:t>
+            </w:r>
+          </w:p>
+        </w:tc>
+        <w:tc>
+          <w:tcPr/>
+          <w:p>
+            <w:pPr>
+              <w:pStyle w:val="Compact"/>
+            </w:pPr>
+            <w:r>
+              <w:t xml:space="preserve">0.751</w:t>
+            </w:r>
+          </w:p>
+        </w:tc>
+        <w:tc>
+          <w:tcPr/>
+          <w:p>
+            <w:pPr>
+              <w:pStyle w:val="Compact"/>
+            </w:pPr>
+            <w:r>
+              <w:t xml:space="preserve">0.338</w:t>
+            </w:r>
+          </w:p>
+        </w:tc>
+      </w:tr>
+      <w:tr>
+        <w:tc>
+          <w:tcPr/>
+          <w:p>
+            <w:pPr>
+              <w:pStyle w:val="Compact"/>
+            </w:pPr>
+            <w:r>
+              <w:t xml:space="preserve">5-HT2A (5,989)</w:t>
+            </w:r>
+          </w:p>
+        </w:tc>
+        <w:tc>
+          <w:tcPr/>
+          <w:p>
+            <w:pPr>
+              <w:pStyle w:val="Compact"/>
+            </w:pPr>
+            <w:r>
+              <w:t xml:space="preserve">0.490</w:t>
+            </w:r>
+          </w:p>
+        </w:tc>
+        <w:tc>
+          <w:tcPr/>
+          <w:p>
+            <w:pPr>
+              <w:pStyle w:val="Compact"/>
+            </w:pPr>
+            <w:r>
+              <w:t xml:space="preserve">0.72</w:t>
+            </w:r>
+          </w:p>
+        </w:tc>
+        <w:tc>
+          <w:tcPr/>
+          <w:p>
+            <w:pPr>
+              <w:pStyle w:val="Compact"/>
+            </w:pPr>
+            <w:r>
+              <w:t xml:space="preserve">0.712</w:t>
+            </w:r>
+          </w:p>
+        </w:tc>
+        <w:tc>
+          <w:tcPr/>
+          <w:p>
+            <w:pPr>
+              <w:pStyle w:val="Compact"/>
+            </w:pPr>
+            <w:r>
+              <w:t xml:space="preserve">0.182</w:t>
+            </w:r>
+          </w:p>
+        </w:tc>
+      </w:tr>
+      <w:tr>
+        <w:tc>
+          <w:tcPr/>
+          <w:p>
+            <w:pPr>
+              <w:pStyle w:val="Compact"/>
+            </w:pPr>
+            <w:r>
+              <w:t xml:space="preserve">D2 (7,734)</w:t>
+            </w:r>
+          </w:p>
+        </w:tc>
+        <w:tc>
+          <w:tcPr/>
+          <w:p>
+            <w:pPr>
+              <w:pStyle w:val="Compact"/>
+            </w:pPr>
+            <w:r>
+              <w:t xml:space="preserve">0.483</w:t>
+            </w:r>
+          </w:p>
+        </w:tc>
+        <w:tc>
+          <w:tcPr/>
+          <w:p>
+            <w:pPr>
+              <w:pStyle w:val="Compact"/>
+            </w:pPr>
+            <w:r>
+              <w:t xml:space="preserve">0.67</w:t>
+            </w:r>
+          </w:p>
+        </w:tc>
+        <w:tc>
+          <w:tcPr/>
+          <w:p>
+            <w:pPr>
+              <w:pStyle w:val="Compact"/>
+            </w:pPr>
+            <w:r>
+              <w:t xml:space="preserve">0.692</w:t>
+            </w:r>
+          </w:p>
+        </w:tc>
+        <w:tc>
+          <w:tcPr/>
+          <w:p>
+            <w:pPr>
+              <w:pStyle w:val="Compact"/>
+            </w:pPr>
+            <w:r>
+              <w:t xml:space="preserve">0.042</w:t>
+            </w:r>
+          </w:p>
+        </w:tc>
+      </w:tr>
+      <w:tr>
+        <w:tc>
+          <w:tcPr/>
+          <w:p>
+            <w:pPr>
+              <w:pStyle w:val="Compact"/>
+            </w:pPr>
+            <w:r>
+              <w:t xml:space="preserve">SERT (4,572)</w:t>
+            </w:r>
+          </w:p>
+        </w:tc>
+        <w:tc>
+          <w:tcPr/>
+          <w:p>
+            <w:pPr>
+              <w:pStyle w:val="Compact"/>
+            </w:pPr>
+            <w:r>
+              <w:t xml:space="preserve">0.389</w:t>
+            </w:r>
+          </w:p>
+        </w:tc>
+        <w:tc>
+          <w:tcPr/>
+          <w:p>
+            <w:pPr>
+              <w:pStyle w:val="Compact"/>
+            </w:pPr>
+            <w:r>
+              <w:t xml:space="preserve">0.79</w:t>
+            </w:r>
+          </w:p>
+        </w:tc>
+        <w:tc>
+          <w:tcPr/>
+          <w:p>
+            <w:pPr>
+              <w:pStyle w:val="Compact"/>
+            </w:pPr>
+            <w:r>
+              <w:t xml:space="preserve">0.625</w:t>
+            </w:r>
+          </w:p>
+        </w:tc>
+        <w:tc>
+          <w:tcPr/>
+          <w:p>
+            <w:pPr>
+              <w:pStyle w:val="Compact"/>
+            </w:pPr>
+            <w:r>
+              <w:t xml:space="preserve">0.100</w:t>
+            </w:r>
+          </w:p>
+        </w:tc>
+      </w:tr>
+    </w:tbl>
+    <w:p>
+      <w:pPr>
+        <w:pStyle w:val="BodyText"/>
+      </w:pPr>
+      <w:r>
+        <w:t xml:space="preserve">The regressors explain 39–58 % of potency variance on new scaffolds, with Spearman rank correlations</w:t>
+      </w:r>
+      <w:r>
+        <w:t xml:space="preserve"> </w:t>
+      </w:r>
+      <w:r>
+        <w:t xml:space="preserve">of 0.63–0.75; this is the realistic ceiling for structure-only potency prediction on these receptors,</w:t>
+      </w:r>
+      <w:r>
+        <w:t xml:space="preserve"> </w:t>
+      </w:r>
+      <w:r>
+        <w:t xml:space="preserve">and the temporal figures show, honestly, how much further it falls on future chemistry. SERT is the</w:t>
+      </w:r>
+      <w:r>
+        <w:t xml:space="preserve"> </w:t>
+      </w:r>
+      <w:r>
+        <w:t xml:space="preserve">weakest and is reported as lower-confidence.</w:t>
+      </w:r>
+      <w:r>
+        <w:t xml:space="preserve"> </w:t>
+      </w:r>
+      <w:r>
+        <w:rPr>
+          <w:i/>
+          <w:iCs/>
+        </w:rPr>
+        <w:t xml:space="preserve">(Predicted-vs-measured scatter: Figure regression.)</w:t>
+      </w:r>
+    </w:p>
+    <w:bookmarkEnd w:id="23"/>
+    <w:bookmarkStart w:id="24" w:name="X640b861ce7d5f7193a80bb6a9207691c69e2ebd"/>
+    <w:p>
+      <w:pPr>
+        <w:pStyle w:val="Heading3"/>
+      </w:pPr>
+      <w:r>
+        <w:t xml:space="preserve">3.3 Antioxidant (measured DPPH) and druggability</w:t>
+      </w:r>
+    </w:p>
+    <w:p>
+      <w:pPr>
+        <w:pStyle w:val="FirstParagraph"/>
+      </w:pPr>
+      <w:r>
+        <w:t xml:space="preserve">Measured DPPH regression (n=2,862): scaffold 10-fold</w:t>
+      </w:r>
+      <w:r>
+        <w:t xml:space="preserve"> </w:t>
+      </w:r>
+      <w:r>
+        <w:rPr>
+          <w:b/>
+          <w:bCs/>
+        </w:rPr>
+        <w:t xml:space="preserve">R² = 0.43, RMSE = 0.59, Spearman = 0.65</w:t>
+      </w:r>
+      <w:r>
+        <w:t xml:space="preserve">,</w:t>
+      </w:r>
+      <w:r>
+        <w:t xml:space="preserve"> </w:t>
+      </w:r>
+      <w:r>
+        <w:t xml:space="preserve">temporal R² 0.01 (a hard future-compound test). Druggability/CNS-MPO is deterministic and</w:t>
+      </w:r>
+      <w:r>
+        <w:t xml:space="preserve"> </w:t>
+      </w:r>
+      <w:r>
+        <w:t xml:space="preserve">discriminates CNS drugs from polar non-drugs (donepezil 79, caffeine 86 vs sucrose 46,</w:t>
+      </w:r>
+      <w:r>
+        <w:t xml:space="preserve"> </w:t>
+      </w:r>
+      <w:r>
+        <w:t xml:space="preserve">atorvastatin 24).</w:t>
+      </w:r>
+    </w:p>
+    <w:bookmarkEnd w:id="24"/>
+    <w:bookmarkStart w:id="25" w:name="Xc68b5ccabd23336a874136c1d50fabbe31b42ae"/>
+    <w:p>
+      <w:pPr>
+        <w:pStyle w:val="Heading3"/>
+      </w:pPr>
+      <w:r>
+        <w:t xml:space="preserve">3.4 Prospective sanity (chemistry-only inputs, non-comparative)</w:t>
+      </w:r>
+    </w:p>
+    <w:p>
+      <w:pPr>
+        <w:pStyle w:val="FirstParagraph"/>
+      </w:pPr>
+      <w:r>
+        <w:t xml:space="preserve">With chemistry-only inputs the integrated system reproduces established pharmacology (values are the</w:t>
+      </w:r>
+      <w:r>
+        <w:t xml:space="preserve"> </w:t>
+      </w:r>
+      <w:r>
+        <w:t xml:space="preserve">tool’s actual outputs;</w:t>
+      </w:r>
+      <w:r>
+        <w:t xml:space="preserve"> </w:t>
+      </w:r>
+      <w:r>
+        <w:rPr>
+          <w:rStyle w:val="VerbatimChar"/>
+        </w:rPr>
+        <w:t xml:space="preserve">BS_llm_benchmark_groundtruth.json</w:t>
+      </w:r>
+      <w:r>
+        <w:t xml:space="preserve">). Donepezil → Alzheimer’s disease</w:t>
+      </w:r>
+      <w:r>
+        <w:t xml:space="preserve"> </w:t>
+      </w:r>
+      <w:r>
+        <w:t xml:space="preserve">(score 1.00) via AChE (P=1.00), BBB-penetrant (0.997), with clinical precedent (Donepezil, Phase 4,</w:t>
+      </w:r>
+      <w:r>
+        <w:t xml:space="preserve"> </w:t>
+      </w:r>
+      <w:r>
+        <w:t xml:space="preserve">Alzheimer’s); Rivastigmine → Alzheimer’s (0.85) via BChE (the tool identifies the butyrylcholinesterase</w:t>
+      </w:r>
+      <w:r>
+        <w:t xml:space="preserve"> </w:t>
+      </w:r>
+      <w:r>
+        <w:t xml:space="preserve">route), BBB-penetrant; Rasagiline → Parkinson’s disease (0.95) via MAO-B, clinical precedent</w:t>
+      </w:r>
+      <w:r>
+        <w:t xml:space="preserve"> </w:t>
+      </w:r>
+      <w:r>
+        <w:t xml:space="preserve">(Rasagiline, Phase 4, Parkinson’s); Fluoxetine → Depression (0.96) via SERT with clinical precedent</w:t>
+      </w:r>
+      <w:r>
+        <w:t xml:space="preserve"> </w:t>
+      </w:r>
+      <w:r>
+        <w:t xml:space="preserve">(Fluoxetine, Phase 4, Depression); Terfenadine →</w:t>
+      </w:r>
+      <w:r>
+        <w:t xml:space="preserve"> </w:t>
+      </w:r>
+      <w:r>
+        <w:rPr>
+          <w:b/>
+          <w:bCs/>
+        </w:rPr>
+        <w:t xml:space="preserve">hERG 1.00</w:t>
+      </w:r>
+      <w:r>
+        <w:t xml:space="preserve"> </w:t>
+      </w:r>
+      <w:r>
+        <w:t xml:space="preserve">(withdrawn for cardiotoxicity, correctly</w:t>
+      </w:r>
+      <w:r>
+        <w:t xml:space="preserve"> </w:t>
+      </w:r>
+      <w:r>
+        <w:t xml:space="preserve">flagged) and BBB non-penetrant (0.42); Resveratrol and Quercetin → BBB non-penetrant (0.35 and 0.18)</w:t>
+      </w:r>
+      <w:r>
+        <w:t xml:space="preserve"> </w:t>
+      </w:r>
+      <w:r>
+        <w:t xml:space="preserve">with the highest antioxidant scores in the set. Donepezil’s hERG is flagged (P=0.78); we note its</w:t>
+      </w:r>
+      <w:r>
+        <w:t xml:space="preserve"> </w:t>
+      </w:r>
+      <w:r>
+        <w:t xml:space="preserve">clinical hERG relevance is modest relative to therapeutic exposure and therefore treat it cautiously</w:t>
+      </w:r>
+      <w:r>
+        <w:t xml:space="preserve"> </w:t>
+      </w:r>
+      <w:r>
+        <w:t xml:space="preserve">(§3.7d). The system</w:t>
+      </w:r>
+      <w:r>
+        <w:t xml:space="preserve"> </w:t>
+      </w:r>
+      <w:r>
+        <w:t xml:space="preserve">reproduces known pharmacology and safety.</w:t>
+      </w:r>
+    </w:p>
+    <w:bookmarkEnd w:id="25"/>
+    <w:bookmarkStart w:id="26" w:name="benchmark-vs-literature-comparative"/>
+    <w:p>
+      <w:pPr>
+        <w:pStyle w:val="Heading3"/>
+      </w:pPr>
+      <w:r>
+        <w:t xml:space="preserve">3.5 Benchmark vs literature (comparative)</w:t>
+      </w:r>
+    </w:p>
+    <w:p>
+      <w:pPr>
+        <w:pStyle w:val="FirstParagraph"/>
+      </w:pPr>
+      <w:r>
+        <w:t xml:space="preserve">On random splits, BrainSafe AUROC (0.94–0.98) is at/above published ranges (BBB 0.88–0.96;</w:t>
+      </w:r>
+      <w:r>
+        <w:t xml:space="preserve"> </w:t>
+      </w:r>
+      <w:r>
+        <w:t xml:space="preserve">hERG 0.86–0.93). The same models additionally report the stricter scaffold/temporal</w:t>
+      </w:r>
+      <w:r>
+        <w:t xml:space="preserve"> </w:t>
+      </w:r>
+      <w:r>
+        <w:t xml:space="preserve">numbers most studies omit.</w:t>
+      </w:r>
+      <w:r>
+        <w:t xml:space="preserve"> </w:t>
+      </w:r>
+      <w:r>
+        <w:rPr>
+          <w:i/>
+          <w:iCs/>
+        </w:rPr>
+        <w:t xml:space="preserve">(Figure 6; Supplementary Table S7.)</w:t>
+      </w:r>
+    </w:p>
+    <w:bookmarkEnd w:id="26"/>
+    <w:bookmarkStart w:id="27" w:name="X9dc89e71fd0f0d845015a8e8c55697b1320dec0"/>
+    <w:p>
+      <w:pPr>
+        <w:pStyle w:val="Heading3"/>
+      </w:pPr>
+      <w:r>
+        <w:t xml:space="preserve">3.6 Model comparison: why a random forest (comparative)</w:t>
+      </w:r>
+    </w:p>
+    <w:p>
+      <w:pPr>
+        <w:pStyle w:val="FirstParagraph"/>
+      </w:pPr>
+      <w:r>
+        <w:t xml:space="preserve">The random forest was chosen on evidence, not preference. Three model families were trained on the</w:t>
+      </w:r>
+      <w:r>
+        <w:t xml:space="preserve"> </w:t>
+      </w:r>
+      <w:r>
+        <w:t xml:space="preserve">identical features and evaluated under the identical scaffold split, and, separately, against a graph</w:t>
+      </w:r>
+      <w:r>
+        <w:t xml:space="preserve"> </w:t>
+      </w:r>
+      <w:r>
+        <w:t xml:space="preserve">neural network on the raw molecular graph (Table 4).</w:t>
+      </w:r>
+    </w:p>
+    <w:p>
+      <w:pPr>
+        <w:pStyle w:val="BodyText"/>
+      </w:pPr>
+      <w:r>
+        <w:rPr>
+          <w:b/>
+          <w:bCs/>
+        </w:rPr>
+        <w:t xml:space="preserve">Table 4. Model comparison (mean scaffold-split performance).</w:t>
+      </w:r>
+    </w:p>
+    <w:tbl>
+      <w:tblPr>
+        <w:tblStyle w:val="Table"/>
+        <w:tblW w:type="pct" w:w="5000"/>
+        <w:tblLayout w:type="fixed"/>
+        <w:tblLook w:firstRow="1" w:lastRow="0" w:firstColumn="0" w:lastColumn="0" w:noHBand="0" w:noVBand="0" w:val="0020"/>
+      </w:tblPr>
+      <w:tblGrid>
+        <w:gridCol w:w="2640"/>
+        <w:gridCol w:w="2640"/>
+        <w:gridCol w:w="2640"/>
+      </w:tblGrid>
+      <w:tr>
+        <w:trPr>
+          <w:tblHeader w:val="on"/>
+        </w:trPr>
+        <w:tc>
+          <w:tcPr/>
+          <w:p>
+            <w:pPr>
+              <w:pStyle w:val="Compact"/>
+            </w:pPr>
+            <w:r>
+              <w:t xml:space="preserve">Model</w:t>
+            </w:r>
+          </w:p>
+        </w:tc>
+        <w:tc>
+          <w:tcPr/>
+          <w:p>
+            <w:pPr>
+              <w:pStyle w:val="Compact"/>
+            </w:pPr>
+            <w:r>
+              <w:t xml:space="preserve">Classification (mean AUROC)</w:t>
+            </w:r>
+          </w:p>
+        </w:tc>
+        <w:tc>
+          <w:tcPr/>
+          <w:p>
+            <w:pPr>
+              <w:pStyle w:val="Compact"/>
+            </w:pPr>
+            <w:r>
+              <w:t xml:space="preserve">Regression (mean R²)</w:t>
+            </w:r>
+          </w:p>
+        </w:tc>
+      </w:tr>
+      <w:tr>
+        <w:tc>
+          <w:tcPr/>
+          <w:p>
+            <w:pPr>
+              <w:pStyle w:val="Compact"/>
+            </w:pPr>
+            <w:r>
+              <w:rPr>
+                <w:b/>
+                <w:bCs/>
+              </w:rPr>
+              <w:t xml:space="preserve">Random forest (deployed)</w:t>
+            </w:r>
+          </w:p>
+        </w:tc>
+        <w:tc>
+          <w:tcPr/>
+          <w:p>
+            <w:pPr>
+              <w:pStyle w:val="Compact"/>
+            </w:pPr>
+            <w:r>
+              <w:rPr>
+                <w:b/>
+                <w:bCs/>
+              </w:rPr>
+              <w:t xml:space="preserve">0.914</w:t>
+            </w:r>
+          </w:p>
+        </w:tc>
+        <w:tc>
+          <w:tcPr/>
+          <w:p>
+            <w:pPr>
+              <w:pStyle w:val="Compact"/>
+            </w:pPr>
+            <w:r>
+              <w:t xml:space="preserve">0.461</w:t>
+            </w:r>
+          </w:p>
+        </w:tc>
+      </w:tr>
+      <w:tr>
+        <w:tc>
+          <w:tcPr/>
+          <w:p>
+            <w:pPr>
+              <w:pStyle w:val="Compact"/>
+            </w:pPr>
+            <w:r>
+              <w:t xml:space="preserve">XGBoost</w:t>
+            </w:r>
+          </w:p>
+        </w:tc>
+        <w:tc>
+          <w:tcPr/>
+          <w:p>
+            <w:pPr>
+              <w:pStyle w:val="Compact"/>
+            </w:pPr>
+            <w:r>
+              <w:t xml:space="preserve">0.905</w:t>
+            </w:r>
+          </w:p>
+        </w:tc>
+        <w:tc>
+          <w:tcPr/>
+          <w:p>
+            <w:pPr>
+              <w:pStyle w:val="Compact"/>
+            </w:pPr>
+            <w:r>
+              <w:rPr>
+                <w:b/>
+                <w:bCs/>
+              </w:rPr>
+              <w:t xml:space="preserve">0.481</w:t>
+            </w:r>
+          </w:p>
+        </w:tc>
+      </w:tr>
+      <w:tr>
+        <w:tc>
+          <w:tcPr/>
+          <w:p>
+            <w:pPr>
+              <w:pStyle w:val="Compact"/>
+            </w:pPr>
+            <w:r>
+              <w:t xml:space="preserve">Histogram gradient boosting</w:t>
+            </w:r>
+          </w:p>
+        </w:tc>
+        <w:tc>
+          <w:tcPr/>
+          <w:p>
+            <w:pPr>
+              <w:pStyle w:val="Compact"/>
+            </w:pPr>
+            <w:r>
+              <w:t xml:space="preserve">0.901</w:t>
+            </w:r>
+          </w:p>
+        </w:tc>
+        <w:tc>
+          <w:tcPr/>
+          <w:p>
+            <w:pPr>
+              <w:pStyle w:val="Compact"/>
+            </w:pPr>
+            <w:r>
+              <w:t xml:space="preserve">0.478</w:t>
+            </w:r>
+          </w:p>
+        </w:tc>
+      </w:tr>
+      <w:tr>
+        <w:tc>
+          <w:tcPr/>
+          <w:p>
+            <w:pPr>
+              <w:pStyle w:val="Compact"/>
+            </w:pPr>
+            <w:r>
+              <w:t xml:space="preserve">Graph neural network (GIN)*</w:t>
+            </w:r>
+          </w:p>
+        </w:tc>
+        <w:tc>
+          <w:tcPr/>
+          <w:p>
+            <w:pPr>
+              <w:pStyle w:val="Compact"/>
+            </w:pPr>
+            <w:r>
+              <w:t xml:space="preserve">lower on all tested</w:t>
+            </w:r>
+          </w:p>
+        </w:tc>
+        <w:tc>
+          <w:tcPr/>
+          <w:p>
+            <w:pPr>
+              <w:pStyle w:val="Compact"/>
+            </w:pPr>
+            <w:r>
+              <w:t xml:space="preserve">lower on all tested</w:t>
+            </w:r>
+          </w:p>
+        </w:tc>
+      </w:tr>
+    </w:tbl>
+    <w:p>
+      <w:pPr>
+        <w:pStyle w:val="BodyText"/>
+      </w:pPr>
+      <w:r>
+        <w:t xml:space="preserve">*The Graph Isomorphism Network was trained from scratch on a single scaffold hold-out for four</w:t>
+      </w:r>
+      <w:r>
+        <w:t xml:space="preserve"> </w:t>
+      </w:r>
+      <w:r>
+        <w:t xml:space="preserve">representative endpoints and trailed the random forest on every one: BBB 0.887 vs 0.924, BACE1 0.924</w:t>
+      </w:r>
+      <w:r>
+        <w:t xml:space="preserve"> </w:t>
+      </w:r>
+      <w:r>
+        <w:t xml:space="preserve">vs 0.957, MAO-A 0.736 vs 0.810 (AUROC), and A2A 0.467 vs 0.549 (R²).</w:t>
+      </w:r>
+    </w:p>
+    <w:p>
+      <w:pPr>
+        <w:pStyle w:val="BodyText"/>
+      </w:pPr>
+      <w:r>
+        <w:rPr>
+          <w:b/>
+          <w:bCs/>
+        </w:rPr>
+        <w:t xml:space="preserve">Why the alternatives do not win.</w:t>
+      </w:r>
+      <w:r>
+        <w:t xml:space="preserve"> </w:t>
+      </w:r>
+      <w:r>
+        <w:t xml:space="preserve">Gradient boosting ties the random forest to within 0.02: on a</w:t>
+      </w:r>
+      <w:r>
+        <w:t xml:space="preserve"> </w:t>
+      </w:r>
+      <w:r>
+        <w:t xml:space="preserve">few thousand compounds described by a sparse 1,024-bit fingerprint plus a dozen descriptors, the</w:t>
+      </w:r>
+      <w:r>
+        <w:t xml:space="preserve"> </w:t>
+      </w:r>
+      <w:r>
+        <w:t xml:space="preserve">forest’s bagging already controls variance well and boosting’s extra capacity yields no reliable gain</w:t>
+      </w:r>
+      <w:r>
+        <w:t xml:space="preserve"> </w:t>
+      </w:r>
+      <w:r>
+        <w:t xml:space="preserve">(it is marginally ahead on the receptor regressions, marginally behind on classification). The graph</w:t>
+      </w:r>
+      <w:r>
+        <w:t xml:space="preserve"> </w:t>
+      </w:r>
+      <w:r>
+        <w:t xml:space="preserve">network must</w:t>
+      </w:r>
+      <w:r>
+        <w:t xml:space="preserve"> </w:t>
+      </w:r>
+      <w:r>
+        <w:rPr>
+          <w:i/>
+          <w:iCs/>
+        </w:rPr>
+        <w:t xml:space="preserve">learn</w:t>
+      </w:r>
+      <w:r>
+        <w:t xml:space="preserve"> </w:t>
+      </w:r>
+      <w:r>
+        <w:t xml:space="preserve">a molecular representation from the data, which at this scale it cannot do better</w:t>
+      </w:r>
+      <w:r>
+        <w:t xml:space="preserve"> </w:t>
+      </w:r>
+      <w:r>
+        <w:t xml:space="preserve">than the expert-designed fingerprint; graph networks overtake fixed fingerprints only with far larger</w:t>
+      </w:r>
+      <w:r>
+        <w:t xml:space="preserve"> </w:t>
+      </w:r>
+      <w:r>
+        <w:t xml:space="preserve">datasets or self-supervised pretraining, neither of which applies here. The random forest is therefore</w:t>
+      </w:r>
+      <w:r>
+        <w:t xml:space="preserve"> </w:t>
+      </w:r>
+      <w:r>
+        <w:t xml:space="preserve">the best overall model and, unlike the alternatives, yields naturally calibratable probabilities. It</w:t>
+      </w:r>
+      <w:r>
+        <w:t xml:space="preserve"> </w:t>
+      </w:r>
+      <w:r>
+        <w:t xml:space="preserve">also beats the simplest non-learning baselines by a wide margin, a k-nearest-neighbour Tanimoto</w:t>
+      </w:r>
+      <w:r>
+        <w:t xml:space="preserve"> </w:t>
+      </w:r>
+      <w:r>
+        <w:t xml:space="preserve">read-across (mean scaffold AUROC 0.867) and L2-logistic regression (0.808), on every endpoint,</w:t>
+      </w:r>
+      <w:r>
+        <w:t xml:space="preserve"> </w:t>
+      </w:r>
+      <w:r>
+        <w:t xml:space="preserve">confirming it has learned structure–activity relationships that do not reduce to retrieving the most</w:t>
+      </w:r>
+      <w:r>
+        <w:t xml:space="preserve"> </w:t>
+      </w:r>
+      <w:r>
+        <w:t xml:space="preserve">similar known molecule.</w:t>
+      </w:r>
+      <w:r>
+        <w:t xml:space="preserve"> </w:t>
+      </w:r>
+      <w:r>
+        <w:rPr>
+          <w:i/>
+          <w:iCs/>
+        </w:rPr>
+        <w:t xml:space="preserve">(Full per-endpoint numbers:</w:t>
+      </w:r>
+      <w:r>
+        <w:rPr>
+          <w:i/>
+          <w:iCs/>
+        </w:rPr>
+        <w:t xml:space="preserve"> </w:t>
+      </w:r>
+      <w:r>
+        <w:rPr>
+          <w:rStyle w:val="VerbatimChar"/>
+          <w:i/>
+          <w:iCs/>
+        </w:rPr>
+        <w:t xml:space="preserve">results/tables/model_comparison.csv</w:t>
+      </w:r>
+      <w:r>
+        <w:rPr>
+          <w:i/>
+          <w:iCs/>
+        </w:rPr>
+        <w:t xml:space="preserve">,</w:t>
+      </w:r>
+      <w:r>
+        <w:rPr>
+          <w:i/>
+          <w:iCs/>
+        </w:rPr>
+        <w:t xml:space="preserve"> </w:t>
+      </w:r>
+      <w:r>
+        <w:rPr>
+          <w:rStyle w:val="VerbatimChar"/>
+          <w:i/>
+          <w:iCs/>
+        </w:rPr>
+        <w:t xml:space="preserve">results/gnn/gnn_vs_rf.csv</w:t>
+      </w:r>
+      <w:r>
+        <w:rPr>
+          <w:i/>
+          <w:iCs/>
+        </w:rPr>
+        <w:t xml:space="preserve">.)</w:t>
+      </w:r>
+    </w:p>
+    <w:bookmarkEnd w:id="27"/>
+    <w:bookmarkStart w:id="28" w:name="Xa4b10b6293484a58e132328f2781ed70c37e2b4"/>
+    <w:p>
+      <w:pPr>
+        <w:pStyle w:val="Heading3"/>
+      </w:pPr>
+      <w:r>
+        <w:t xml:space="preserve">3.7 Comparison with general-purpose large language models (comparative)</w:t>
+      </w:r>
+    </w:p>
+    <w:p>
+      <w:pPr>
+        <w:pStyle w:val="FirstParagraph"/>
+      </w:pPr>
+      <w:r>
+        <w:t xml:space="preserve">A reviewer asked why a dedicated tool is needed when a general-purpose large language model</w:t>
+      </w:r>
+      <w:r>
+        <w:t xml:space="preserve"> </w:t>
+      </w:r>
+      <w:r>
+        <w:t xml:space="preserve">(LLM) can be queried in natural language for similar information. We address this with (a) the</w:t>
+      </w:r>
+      <w:r>
+        <w:t xml:space="preserve"> </w:t>
+      </w:r>
+      <w:r>
+        <w:t xml:space="preserve">peer-reviewed benchmark evidence, (b) an architectural/scientific account of the difference,</w:t>
+      </w:r>
+      <w:r>
+        <w:t xml:space="preserve"> </w:t>
+      </w:r>
+      <w:r>
+        <w:t xml:space="preserve">and (c) a reproducible demonstration of grounded output.</w:t>
+      </w:r>
+    </w:p>
+    <w:p>
+      <w:pPr>
+        <w:pStyle w:val="BodyText"/>
+      </w:pPr>
+      <w:r>
+        <w:rPr>
+          <w:b/>
+          <w:bCs/>
+        </w:rPr>
+        <w:t xml:space="preserve">(a) Benchmark evidence.</w:t>
+      </w:r>
+      <w:r>
+        <w:t xml:space="preserve"> </w:t>
+      </w:r>
+      <w:r>
+        <w:t xml:space="preserve">On molecular property prediction (the task class BrainSafe</w:t>
+      </w:r>
+      <w:r>
+        <w:t xml:space="preserve"> </w:t>
+      </w:r>
+      <w:r>
+        <w:t xml:space="preserve">performs), general-purpose LLMs consistently</w:t>
+      </w:r>
+      <w:r>
+        <w:t xml:space="preserve"> </w:t>
+      </w:r>
+      <w:r>
+        <w:rPr>
+          <w:i/>
+          <w:iCs/>
+        </w:rPr>
+        <w:t xml:space="preserve">underperform</w:t>
+      </w:r>
+      <w:r>
+        <w:t xml:space="preserve"> </w:t>
+      </w:r>
+      <w:r>
+        <w:t xml:space="preserve">specialised machine-learning</w:t>
+      </w:r>
+      <w:r>
+        <w:t xml:space="preserve"> </w:t>
+      </w:r>
+      <w:r>
+        <w:t xml:space="preserve">models. In the eight-task chemistry benchmark of Guo</w:t>
+      </w:r>
+      <w:r>
+        <w:t xml:space="preserve"> </w:t>
+      </w:r>
+      <w:r>
+        <w:rPr>
+          <w:i/>
+          <w:iCs/>
+        </w:rPr>
+        <w:t xml:space="preserve">et al.</w:t>
+      </w:r>
+      <w:r>
+        <w:t xml:space="preserve"> </w:t>
+      </w:r>
+      <w:r>
+        <w:t xml:space="preserve">(2023), LLMs including GPT-4</w:t>
+      </w:r>
+      <w:r>
+        <w:t xml:space="preserve"> </w:t>
+      </w:r>
+      <w:r>
+        <w:t xml:space="preserve">lag task-specific models on property-prediction tasks and struggle to parse SMILES reliably;</w:t>
+      </w:r>
+      <w:r>
+        <w:t xml:space="preserve"> </w:t>
+      </w:r>
+      <w:r>
+        <w:t xml:space="preserve">Zhong</w:t>
+      </w:r>
+      <w:r>
+        <w:t xml:space="preserve"> </w:t>
+      </w:r>
+      <w:r>
+        <w:rPr>
+          <w:i/>
+          <w:iCs/>
+        </w:rPr>
+        <w:t xml:space="preserve">et al.</w:t>
+      </w:r>
+      <w:r>
+        <w:t xml:space="preserve"> </w:t>
+      </w:r>
+      <w:r>
+        <w:t xml:space="preserve">(2024) report that</w:t>
+      </w:r>
+      <w:r>
+        <w:t xml:space="preserve"> </w:t>
+      </w:r>
+      <w:r>
+        <w:t xml:space="preserve">“LLMs generally lag behind ML models”</w:t>
+      </w:r>
+      <w:r>
+        <w:t xml:space="preserve"> </w:t>
+      </w:r>
+      <w:r>
+        <w:t xml:space="preserve">on molecule property</w:t>
+      </w:r>
+      <w:r>
+        <w:t xml:space="preserve"> </w:t>
+      </w:r>
+      <w:r>
+        <w:t xml:space="preserve">tasks, especially where molecular geometry matters; and Jablonka</w:t>
+      </w:r>
+      <w:r>
+        <w:t xml:space="preserve"> </w:t>
+      </w:r>
+      <w:r>
+        <w:rPr>
+          <w:i/>
+          <w:iCs/>
+        </w:rPr>
+        <w:t xml:space="preserve">et al.</w:t>
+      </w:r>
+      <w:r>
+        <w:t xml:space="preserve"> </w:t>
+      </w:r>
+      <w:r>
+        <w:t xml:space="preserve">(2024) find that even</w:t>
+      </w:r>
+      <w:r>
+        <w:t xml:space="preserve"> </w:t>
+      </w:r>
+      <w:r>
+        <w:rPr>
+          <w:i/>
+          <w:iCs/>
+        </w:rPr>
+        <w:t xml:space="preserve">fine-tuned</w:t>
+      </w:r>
+      <w:r>
+        <w:t xml:space="preserve"> </w:t>
+      </w:r>
+      <w:r>
+        <w:t xml:space="preserve">LLMs become competitive with dedicated QSAR models only in the low-data limit, not</w:t>
+      </w:r>
+      <w:r>
+        <w:t xml:space="preserve"> </w:t>
+      </w:r>
+      <w:r>
+        <w:t xml:space="preserve">at the data scale used here (67,982 measured records). LLMs also exhibit documented</w:t>
+      </w:r>
+      <w:r>
+        <w:t xml:space="preserve"> </w:t>
+      </w:r>
+      <w:r>
+        <w:t xml:space="preserve">factual hallucination in generative settings, a failure mode surveyed comprehensively by</w:t>
+      </w:r>
+      <w:r>
+        <w:t xml:space="preserve"> </w:t>
+      </w:r>
+      <w:r>
+        <w:t xml:space="preserve">Ji</w:t>
+      </w:r>
+      <w:r>
+        <w:t xml:space="preserve"> </w:t>
+      </w:r>
+      <w:r>
+        <w:rPr>
+          <w:i/>
+          <w:iCs/>
+        </w:rPr>
+        <w:t xml:space="preserve">et al.</w:t>
+      </w:r>
+      <w:r>
+        <w:t xml:space="preserve"> </w:t>
+      </w:r>
+      <w:r>
+        <w:t xml:space="preserve">(2023).</w:t>
+      </w:r>
+    </w:p>
+    <w:p>
+      <w:pPr>
+        <w:pStyle w:val="BodyText"/>
+      </w:pPr>
+      <w:r>
+        <w:rPr>
+          <w:b/>
+          <w:bCs/>
+        </w:rPr>
+        <w:t xml:space="preserve">(b) Scientific background: why the paradigms differ.</w:t>
+      </w:r>
+      <w:r>
+        <w:t xml:space="preserve"> </w:t>
+      </w:r>
+      <w:r>
+        <w:t xml:space="preserve">A general LLM is an autoregressive</w:t>
+      </w:r>
+      <w:r>
+        <w:t xml:space="preserve"> </w:t>
+      </w:r>
+      <w:r>
+        <w:t xml:space="preserve">next-token predictor over text. It does not compute a molecular fingerprint, does not fit an</w:t>
+      </w:r>
+      <w:r>
+        <w:t xml:space="preserve"> </w:t>
+      </w:r>
+      <w:r>
+        <w:t xml:space="preserve">explicit function from chemical structure to</w:t>
+      </w:r>
+      <w:r>
+        <w:t xml:space="preserve"> </w:t>
+      </w:r>
+      <w:r>
+        <w:rPr>
+          <w:i/>
+          <w:iCs/>
+        </w:rPr>
+        <w:t xml:space="preserve">measured</w:t>
+      </w:r>
+      <w:r>
+        <w:t xml:space="preserve"> </w:t>
+      </w:r>
+      <w:r>
+        <w:t xml:space="preserve">bioactivity, and does not emit a</w:t>
+      </w:r>
+      <w:r>
+        <w:t xml:space="preserve"> </w:t>
+      </w:r>
+      <w:r>
+        <w:t xml:space="preserve">probability with a calibration or coverage guarantee. BrainSafe, by contrast, encodes each</w:t>
+      </w:r>
+      <w:r>
+        <w:t xml:space="preserve"> </w:t>
+      </w:r>
+      <w:r>
+        <w:t xml:space="preserve">molecule as an ECFP-4 fingerprint plus twelve physicochemical descriptors, learns a</w:t>
+      </w:r>
+      <w:r>
+        <w:t xml:space="preserve"> </w:t>
+      </w:r>
+      <w:r>
+        <w:t xml:space="preserve">structure→measured-activity mapping from measured ChEMBL, BindingDB and B3DB records, and returns a</w:t>
+      </w:r>
+      <w:r>
+        <w:t xml:space="preserve"> </w:t>
+      </w:r>
+      <w:r>
+        <w:rPr>
+          <w:b/>
+          <w:bCs/>
+        </w:rPr>
+        <w:t xml:space="preserve">calibrated</w:t>
+      </w:r>
+      <w:r>
+        <w:t xml:space="preserve"> </w:t>
+      </w:r>
+      <w:r>
+        <w:t xml:space="preserve">probability wrapped in a</w:t>
+      </w:r>
+      <w:r>
+        <w:t xml:space="preserve"> </w:t>
+      </w:r>
+      <w:r>
+        <w:rPr>
+          <w:b/>
+          <w:bCs/>
+        </w:rPr>
+        <w:t xml:space="preserve">conformal set with empirically verified ~90%</w:t>
+      </w:r>
+      <w:r>
+        <w:rPr>
+          <w:b/>
+          <w:bCs/>
+        </w:rPr>
+        <w:t xml:space="preserve"> </w:t>
+      </w:r>
+      <w:r>
+        <w:rPr>
+          <w:b/>
+          <w:bCs/>
+        </w:rPr>
+        <w:t xml:space="preserve">coverage</w:t>
+      </w:r>
+      <w:r>
+        <w:t xml:space="preserve">, together with the</w:t>
+      </w:r>
+      <w:r>
+        <w:t xml:space="preserve"> </w:t>
+      </w:r>
+      <w:r>
+        <w:rPr>
+          <w:b/>
+          <w:bCs/>
+        </w:rPr>
+        <w:t xml:space="preserve">nearest real measured analogue and its measured pChEMBL</w:t>
+      </w:r>
+      <w:r>
+        <w:t xml:space="preserve">.</w:t>
+      </w:r>
+      <w:r>
+        <w:t xml:space="preserve"> </w:t>
+      </w:r>
+      <w:r>
+        <w:t xml:space="preserve">These are precisely the guarantees an LLM cannot provide. A full capability matrix is given in</w:t>
+      </w:r>
+      <w:r>
+        <w:t xml:space="preserve"> </w:t>
+      </w:r>
+      <w:r>
+        <w:t xml:space="preserve">Supplementary Table S8.</w:t>
+      </w:r>
+    </w:p>
+    <w:p>
+      <w:pPr>
+        <w:pStyle w:val="BodyText"/>
+      </w:pPr>
+      <w:r>
+        <w:rPr>
+          <w:b/>
+          <w:bCs/>
+        </w:rPr>
+        <w:t xml:space="preserve">(c) Reproducible grounded-output demonstration.</w:t>
+      </w:r>
+      <w:r>
+        <w:t xml:space="preserve"> </w:t>
+      </w:r>
+      <w:r>
+        <w:t xml:space="preserve">For fixed input structures the deployed</w:t>
+      </w:r>
+      <w:r>
+        <w:t xml:space="preserve"> </w:t>
+      </w:r>
+      <w:r>
+        <w:t xml:space="preserve">engine returns verifiable artifacts (script</w:t>
+      </w:r>
+      <w:r>
+        <w:t xml:space="preserve"> </w:t>
+      </w:r>
+      <w:r>
+        <w:rPr>
+          <w:rStyle w:val="VerbatimChar"/>
+        </w:rPr>
+        <w:t xml:space="preserve">BS_llm_comparison.py</w:t>
+      </w:r>
+      <w:r>
+        <w:t xml:space="preserve">, output</w:t>
+      </w:r>
+      <w:r>
+        <w:t xml:space="preserve"> </w:t>
+      </w:r>
+      <w:r>
+        <w:rPr>
+          <w:rStyle w:val="VerbatimChar"/>
+        </w:rPr>
+        <w:t xml:space="preserve">BS_llm_comparison.json</w:t>
+      </w:r>
+      <w:r>
+        <w:t xml:space="preserve">): donepezil → AChE calibrated P = 1.00 with the nearest measured analogue</w:t>
+      </w:r>
+      <w:r>
+        <w:t xml:space="preserve"> </w:t>
+      </w:r>
+      <w:r>
+        <w:t xml:space="preserve">at Tanimoto 1.00 (donepezil is itself a measured training compound, pChEMBL 7.75) and hERG P = 0.78;</w:t>
+      </w:r>
+      <w:r>
+        <w:t xml:space="preserve"> </w:t>
+      </w:r>
+      <w:r>
+        <w:t xml:space="preserve">terfenadine → hERG P = 1.00, correctly flagging the cardiotoxicity for which it was withdrawn</w:t>
+      </w:r>
+      <w:r>
+        <w:t xml:space="preserve"> </w:t>
+      </w:r>
+      <w:r>
+        <w:t xml:space="preserve">while also calling it BBB-non-penetrant; and a novel arylpiperazine of an unpublished</w:t>
+      </w:r>
+      <w:r>
+        <w:t xml:space="preserve"> </w:t>
+      </w:r>
+      <w:r>
+        <w:t xml:space="preserve">scaffold → an</w:t>
+      </w:r>
+      <w:r>
+        <w:t xml:space="preserve"> </w:t>
+      </w:r>
+      <w:r>
+        <w:rPr>
+          <w:b/>
+          <w:bCs/>
+        </w:rPr>
+        <w:t xml:space="preserve">honest conformal</w:t>
+      </w:r>
+      <w:r>
+        <w:rPr>
+          <w:b/>
+          <w:bCs/>
+        </w:rPr>
+        <w:t xml:space="preserve"> </w:t>
+      </w:r>
+      <w:r>
+        <w:rPr>
+          <w:b/>
+          <w:bCs/>
+        </w:rPr>
+        <w:t xml:space="preserve">“uncertain”</w:t>
+      </w:r>
+      <w:r>
+        <w:rPr>
+          <w:b/>
+          <w:bCs/>
+        </w:rPr>
+        <w:t xml:space="preserve"> </w:t>
+      </w:r>
+      <w:r>
+        <w:rPr>
+          <w:b/>
+          <w:bCs/>
+        </w:rPr>
+        <w:t xml:space="preserve">set</w:t>
+      </w:r>
+      <w:r>
+        <w:t xml:space="preserve"> </w:t>
+      </w:r>
+      <w:r>
+        <w:t xml:space="preserve">for AChE grounded in the nearest measured analogue</w:t>
+      </w:r>
+      <w:r>
+        <w:t xml:space="preserve"> </w:t>
+      </w:r>
+      <w:r>
+        <w:t xml:space="preserve">(Tanimoto 0.35, pChEMBL 4.82), rather than a confident but unverifiable text answer. Every value is traceable</w:t>
+      </w:r>
+      <w:r>
+        <w:t xml:space="preserve"> </w:t>
+      </w:r>
+      <w:r>
+        <w:t xml:space="preserve">to a measurement; none is generated from free text. This grounding (a calibrated probability,</w:t>
+      </w:r>
+      <w:r>
+        <w:t xml:space="preserve"> </w:t>
+      </w:r>
+      <w:r>
+        <w:t xml:space="preserve">a coverage-guaranteed set, and measured-analogue provenance for</w:t>
+      </w:r>
+      <w:r>
+        <w:t xml:space="preserve"> </w:t>
+      </w:r>
+      <w:r>
+        <w:rPr>
+          <w:i/>
+          <w:iCs/>
+        </w:rPr>
+        <w:t xml:space="preserve">any</w:t>
+      </w:r>
+      <w:r>
+        <w:t xml:space="preserve"> </w:t>
+      </w:r>
+      <w:r>
+        <w:t xml:space="preserve">structure, including novel</w:t>
+      </w:r>
+      <w:r>
+        <w:t xml:space="preserve"> </w:t>
+      </w:r>
+      <w:r>
+        <w:t xml:space="preserve">ones) is the scientific justification for a dedicated tool over an LLM.</w:t>
+      </w:r>
+      <w:r>
+        <w:t xml:space="preserve"> </w:t>
+      </w:r>
+      <w:r>
+        <w:rPr>
+          <w:i/>
+          <w:iCs/>
+        </w:rPr>
+        <w:t xml:space="preserve">(Supplementary</w:t>
+      </w:r>
+      <w:r>
+        <w:rPr>
+          <w:i/>
+          <w:iCs/>
+        </w:rPr>
+        <w:t xml:space="preserve"> </w:t>
+      </w:r>
+      <w:r>
+        <w:rPr>
+          <w:i/>
+          <w:iCs/>
+        </w:rPr>
+        <w:t xml:space="preserve">Tables S8–S9.)</w:t>
+      </w:r>
+    </w:p>
+    <w:p>
+      <w:pPr>
+        <w:pStyle w:val="BodyText"/>
+      </w:pPr>
+      <w:r>
+        <w:rPr>
+          <w:b/>
+          <w:bCs/>
+        </w:rPr>
+        <w:t xml:space="preserve">(d) Pre-registered head-to-head benchmark (executed).</w:t>
+      </w:r>
+      <w:r>
+        <w:t xml:space="preserve"> </w:t>
+      </w:r>
+      <w:r>
+        <w:t xml:space="preserve">To make the comparison directly measurable we</w:t>
+      </w:r>
+      <w:r>
+        <w:t xml:space="preserve"> </w:t>
+      </w:r>
+      <w:r>
+        <w:t xml:space="preserve">froze a fixed prompt, a 10-compound panel with uncontested ground truth (approved-drug pharmacology plus</w:t>
+      </w:r>
+      <w:r>
+        <w:t xml:space="preserve"> </w:t>
+      </w:r>
+      <w:r>
+        <w:t xml:space="preserve">one unpublished scaffold), and a scoring rubric</w:t>
+      </w:r>
+      <w:r>
+        <w:t xml:space="preserve"> </w:t>
+      </w:r>
+      <w:r>
+        <w:rPr>
+          <w:i/>
+          <w:iCs/>
+        </w:rPr>
+        <w:t xml:space="preserve">before</w:t>
+      </w:r>
+      <w:r>
+        <w:t xml:space="preserve"> </w:t>
+      </w:r>
+      <w:r>
+        <w:t xml:space="preserve">any system was run</w:t>
+      </w:r>
+      <w:r>
+        <w:t xml:space="preserve"> </w:t>
+      </w:r>
+      <w:r>
+        <w:t xml:space="preserve">(</w:t>
+      </w:r>
+      <w:r>
+        <w:rPr>
+          <w:rStyle w:val="VerbatimChar"/>
+        </w:rPr>
+        <w:t xml:space="preserve">BS_LLM_benchmark_protocol.md</w:t>
+      </w:r>
+      <w:r>
+        <w:t xml:space="preserve">; key in</w:t>
+      </w:r>
+      <w:r>
+        <w:t xml:space="preserve"> </w:t>
+      </w:r>
+      <w:r>
+        <w:rPr>
+          <w:rStyle w:val="VerbatimChar"/>
+        </w:rPr>
+        <w:t xml:space="preserve">BS_llm_benchmark_groundtruth.json</w:t>
+      </w:r>
+      <w:r>
+        <w:t xml:space="preserve">; scorer</w:t>
+      </w:r>
+      <w:r>
+        <w:t xml:space="preserve"> </w:t>
+      </w:r>
+      <w:r>
+        <w:rPr>
+          <w:rStyle w:val="VerbatimChar"/>
+        </w:rPr>
+        <w:t xml:space="preserve">BS_llm_score.py</w:t>
+      </w:r>
+      <w:r>
+        <w:t xml:space="preserve">).</w:t>
+      </w:r>
+      <w:r>
+        <w:t xml:space="preserve"> </w:t>
+      </w:r>
+      <w:r>
+        <w:t xml:space="preserve">The identical prompt was then run on four general-purpose LLMs (Gemini Pro, ChatGPT/GPT-4o, Perplexity,</w:t>
+      </w:r>
+      <w:r>
+        <w:t xml:space="preserve"> </w:t>
+      </w:r>
+      <w:r>
+        <w:t xml:space="preserve">Claude) and each reply scored against the same measured-data key (Table below; Supplementary Table S13).</w:t>
       </w:r>
     </w:p>
     <w:tbl>
@@ -1732,2748 +4434,6 @@
               <w:pStyle w:val="Compact"/>
             </w:pPr>
             <w:r>
-              <w:t xml:space="preserve">Endpoint (n)</w:t>
-            </w:r>
-          </w:p>
-        </w:tc>
-        <w:tc>
-          <w:tcPr/>
-          <w:p>
-            <w:pPr>
-              <w:pStyle w:val="Compact"/>
-            </w:pPr>
-            <w:r>
-              <w:t xml:space="preserve">Random</w:t>
-            </w:r>
-          </w:p>
-        </w:tc>
-        <w:tc>
-          <w:tcPr/>
-          <w:p>
-            <w:pPr>
-              <w:pStyle w:val="Compact"/>
-            </w:pPr>
-            <w:r>
-              <w:t xml:space="preserve">Scaffold</w:t>
-            </w:r>
-          </w:p>
-        </w:tc>
-        <w:tc>
-          <w:tcPr/>
-          <w:p>
-            <w:pPr>
-              <w:pStyle w:val="Compact"/>
-            </w:pPr>
-            <w:r>
-              <w:t xml:space="preserve">Cluster</w:t>
-            </w:r>
-          </w:p>
-        </w:tc>
-        <w:tc>
-          <w:tcPr/>
-          <w:p>
-            <w:pPr>
-              <w:pStyle w:val="Compact"/>
-            </w:pPr>
-            <w:r>
-              <w:rPr>
-                <w:b/>
-                <w:bCs/>
-              </w:rPr>
-              <w:t xml:space="preserve">Temporal</w:t>
-            </w:r>
-          </w:p>
-        </w:tc>
-        <w:tc>
-          <w:tcPr/>
-          <w:p>
-            <w:pPr>
-              <w:pStyle w:val="Compact"/>
-            </w:pPr>
-            <w:r>
-              <w:t xml:space="preserve">Brier</w:t>
-            </w:r>
-          </w:p>
-        </w:tc>
-        <w:tc>
-          <w:tcPr/>
-          <w:p>
-            <w:pPr>
-              <w:pStyle w:val="Compact"/>
-            </w:pPr>
-            <w:r>
-              <w:t xml:space="preserve">Conformal cov.</w:t>
-            </w:r>
-          </w:p>
-        </w:tc>
-      </w:tr>
-      <w:tr>
-        <w:tc>
-          <w:tcPr/>
-          <w:p>
-            <w:pPr>
-              <w:pStyle w:val="Compact"/>
-            </w:pPr>
-            <w:r>
-              <w:t xml:space="preserve">BBB (7,805)</w:t>
-            </w:r>
-          </w:p>
-        </w:tc>
-        <w:tc>
-          <w:tcPr/>
-          <w:p>
-            <w:pPr>
-              <w:pStyle w:val="Compact"/>
-            </w:pPr>
-            <w:r>
-              <w:t xml:space="preserve">0.963</w:t>
-            </w:r>
-          </w:p>
-        </w:tc>
-        <w:tc>
-          <w:tcPr/>
-          <w:p>
-            <w:pPr>
-              <w:pStyle w:val="Compact"/>
-            </w:pPr>
-            <w:r>
-              <w:t xml:space="preserve">0.921</w:t>
-            </w:r>
-          </w:p>
-        </w:tc>
-        <w:tc>
-          <w:tcPr/>
-          <w:p>
-            <w:pPr>
-              <w:pStyle w:val="Compact"/>
-            </w:pPr>
-            <w:r>
-              <w:t xml:space="preserve">0.906</w:t>
-            </w:r>
-          </w:p>
-        </w:tc>
-        <w:tc>
-          <w:tcPr/>
-          <w:p>
-            <w:pPr>
-              <w:pStyle w:val="Compact"/>
-            </w:pPr>
-            <w:r>
-              <w:t xml:space="preserve">–</w:t>
-            </w:r>
-          </w:p>
-        </w:tc>
-        <w:tc>
-          <w:tcPr/>
-          <w:p>
-            <w:pPr>
-              <w:pStyle w:val="Compact"/>
-            </w:pPr>
-            <w:r>
-              <w:t xml:space="preserve">0.105</w:t>
-            </w:r>
-          </w:p>
-        </w:tc>
-        <w:tc>
-          <w:tcPr/>
-          <w:p>
-            <w:pPr>
-              <w:pStyle w:val="Compact"/>
-            </w:pPr>
-            <w:r>
-              <w:t xml:space="preserve">0.897</w:t>
-            </w:r>
-          </w:p>
-        </w:tc>
-      </w:tr>
-      <w:tr>
-        <w:tc>
-          <w:tcPr/>
-          <w:p>
-            <w:pPr>
-              <w:pStyle w:val="Compact"/>
-            </w:pPr>
-            <w:r>
-              <w:t xml:space="preserve">AChE (4,324)</w:t>
-            </w:r>
-          </w:p>
-        </w:tc>
-        <w:tc>
-          <w:tcPr/>
-          <w:p>
-            <w:pPr>
-              <w:pStyle w:val="Compact"/>
-            </w:pPr>
-            <w:r>
-              <w:t xml:space="preserve">0.975</w:t>
-            </w:r>
-          </w:p>
-        </w:tc>
-        <w:tc>
-          <w:tcPr/>
-          <w:p>
-            <w:pPr>
-              <w:pStyle w:val="Compact"/>
-            </w:pPr>
-            <w:r>
-              <w:t xml:space="preserve">0.915</w:t>
-            </w:r>
-          </w:p>
-        </w:tc>
-        <w:tc>
-          <w:tcPr/>
-          <w:p>
-            <w:pPr>
-              <w:pStyle w:val="Compact"/>
-            </w:pPr>
-            <w:r>
-              <w:t xml:space="preserve">0.912</w:t>
-            </w:r>
-          </w:p>
-        </w:tc>
-        <w:tc>
-          <w:tcPr/>
-          <w:p>
-            <w:pPr>
-              <w:pStyle w:val="Compact"/>
-            </w:pPr>
-            <w:r>
-              <w:t xml:space="preserve">0.784</w:t>
-            </w:r>
-          </w:p>
-        </w:tc>
-        <w:tc>
-          <w:tcPr/>
-          <w:p>
-            <w:pPr>
-              <w:pStyle w:val="Compact"/>
-            </w:pPr>
-            <w:r>
-              <w:t xml:space="preserve">0.099</w:t>
-            </w:r>
-          </w:p>
-        </w:tc>
-        <w:tc>
-          <w:tcPr/>
-          <w:p>
-            <w:pPr>
-              <w:pStyle w:val="Compact"/>
-            </w:pPr>
-            <w:r>
-              <w:t xml:space="preserve">0.899</w:t>
-            </w:r>
-          </w:p>
-        </w:tc>
-      </w:tr>
-      <w:tr>
-        <w:tc>
-          <w:tcPr/>
-          <w:p>
-            <w:pPr>
-              <w:pStyle w:val="Compact"/>
-            </w:pPr>
-            <w:r>
-              <w:t xml:space="preserve">BChE (2,580)</w:t>
-            </w:r>
-          </w:p>
-        </w:tc>
-        <w:tc>
-          <w:tcPr/>
-          <w:p>
-            <w:pPr>
-              <w:pStyle w:val="Compact"/>
-            </w:pPr>
-            <w:r>
-              <w:t xml:space="preserve">0.976</w:t>
-            </w:r>
-          </w:p>
-        </w:tc>
-        <w:tc>
-          <w:tcPr/>
-          <w:p>
-            <w:pPr>
-              <w:pStyle w:val="Compact"/>
-            </w:pPr>
-            <w:r>
-              <w:t xml:space="preserve">0.937</w:t>
-            </w:r>
-          </w:p>
-        </w:tc>
-        <w:tc>
-          <w:tcPr/>
-          <w:p>
-            <w:pPr>
-              <w:pStyle w:val="Compact"/>
-            </w:pPr>
-            <w:r>
-              <w:t xml:space="preserve">0.921</w:t>
-            </w:r>
-          </w:p>
-        </w:tc>
-        <w:tc>
-          <w:tcPr/>
-          <w:p>
-            <w:pPr>
-              <w:pStyle w:val="Compact"/>
-            </w:pPr>
-            <w:r>
-              <w:t xml:space="preserve">0.794</w:t>
-            </w:r>
-          </w:p>
-        </w:tc>
-        <w:tc>
-          <w:tcPr/>
-          <w:p>
-            <w:pPr>
-              <w:pStyle w:val="Compact"/>
-            </w:pPr>
-            <w:r>
-              <w:t xml:space="preserve">0.090</w:t>
-            </w:r>
-          </w:p>
-        </w:tc>
-        <w:tc>
-          <w:tcPr/>
-          <w:p>
-            <w:pPr>
-              <w:pStyle w:val="Compact"/>
-            </w:pPr>
-            <w:r>
-              <w:t xml:space="preserve">0.899</w:t>
-            </w:r>
-          </w:p>
-        </w:tc>
-      </w:tr>
-      <w:tr>
-        <w:tc>
-          <w:tcPr/>
-          <w:p>
-            <w:pPr>
-              <w:pStyle w:val="Compact"/>
-            </w:pPr>
-            <w:r>
-              <w:t xml:space="preserve">BACE1 (8,067)</w:t>
-            </w:r>
-          </w:p>
-        </w:tc>
-        <w:tc>
-          <w:tcPr/>
-          <w:p>
-            <w:pPr>
-              <w:pStyle w:val="Compact"/>
-            </w:pPr>
-            <w:r>
-              <w:t xml:space="preserve">0.956</w:t>
-            </w:r>
-          </w:p>
-        </w:tc>
-        <w:tc>
-          <w:tcPr/>
-          <w:p>
-            <w:pPr>
-              <w:pStyle w:val="Compact"/>
-            </w:pPr>
-            <w:r>
-              <w:t xml:space="preserve">0.950</w:t>
-            </w:r>
-          </w:p>
-        </w:tc>
-        <w:tc>
-          <w:tcPr/>
-          <w:p>
-            <w:pPr>
-              <w:pStyle w:val="Compact"/>
-            </w:pPr>
-            <w:r>
-              <w:t xml:space="preserve">0.940</w:t>
-            </w:r>
-          </w:p>
-        </w:tc>
-        <w:tc>
-          <w:tcPr/>
-          <w:p>
-            <w:pPr>
-              <w:pStyle w:val="Compact"/>
-            </w:pPr>
-            <w:r>
-              <w:t xml:space="preserve">0.915</w:t>
-            </w:r>
-          </w:p>
-        </w:tc>
-        <w:tc>
-          <w:tcPr/>
-          <w:p>
-            <w:pPr>
-              <w:pStyle w:val="Compact"/>
-            </w:pPr>
-            <w:r>
-              <w:t xml:space="preserve">0.039</w:t>
-            </w:r>
-          </w:p>
-        </w:tc>
-        <w:tc>
-          <w:tcPr/>
-          <w:p>
-            <w:pPr>
-              <w:pStyle w:val="Compact"/>
-            </w:pPr>
-            <w:r>
-              <w:t xml:space="preserve">0.902</w:t>
-            </w:r>
-          </w:p>
-        </w:tc>
-      </w:tr>
-      <w:tr>
-        <w:tc>
-          <w:tcPr/>
-          <w:p>
-            <w:pPr>
-              <w:pStyle w:val="Compact"/>
-            </w:pPr>
-            <w:r>
-              <w:t xml:space="preserve">GSK-3β (4,044)</w:t>
-            </w:r>
-          </w:p>
-        </w:tc>
-        <w:tc>
-          <w:tcPr/>
-          <w:p>
-            <w:pPr>
-              <w:pStyle w:val="Compact"/>
-            </w:pPr>
-            <w:r>
-              <w:t xml:space="preserve">0.943</w:t>
-            </w:r>
-          </w:p>
-        </w:tc>
-        <w:tc>
-          <w:tcPr/>
-          <w:p>
-            <w:pPr>
-              <w:pStyle w:val="Compact"/>
-            </w:pPr>
-            <w:r>
-              <w:t xml:space="preserve">0.920</w:t>
-            </w:r>
-          </w:p>
-        </w:tc>
-        <w:tc>
-          <w:tcPr/>
-          <w:p>
-            <w:pPr>
-              <w:pStyle w:val="Compact"/>
-            </w:pPr>
-            <w:r>
-              <w:t xml:space="preserve">0.915</w:t>
-            </w:r>
-          </w:p>
-        </w:tc>
-        <w:tc>
-          <w:tcPr/>
-          <w:p>
-            <w:pPr>
-              <w:pStyle w:val="Compact"/>
-            </w:pPr>
-            <w:r>
-              <w:t xml:space="preserve">0.658</w:t>
-            </w:r>
-          </w:p>
-        </w:tc>
-        <w:tc>
-          <w:tcPr/>
-          <w:p>
-            <w:pPr>
-              <w:pStyle w:val="Compact"/>
-            </w:pPr>
-            <w:r>
-              <w:t xml:space="preserve">0.044</w:t>
-            </w:r>
-          </w:p>
-        </w:tc>
-        <w:tc>
-          <w:tcPr/>
-          <w:p>
-            <w:pPr>
-              <w:pStyle w:val="Compact"/>
-            </w:pPr>
-            <w:r>
-              <w:t xml:space="preserve">0.885</w:t>
-            </w:r>
-          </w:p>
-        </w:tc>
-      </w:tr>
-      <w:tr>
-        <w:tc>
-          <w:tcPr/>
-          <w:p>
-            <w:pPr>
-              <w:pStyle w:val="Compact"/>
-            </w:pPr>
-            <w:r>
-              <w:t xml:space="preserve">MAO-B (3,455)</w:t>
-            </w:r>
-          </w:p>
-        </w:tc>
-        <w:tc>
-          <w:tcPr/>
-          <w:p>
-            <w:pPr>
-              <w:pStyle w:val="Compact"/>
-            </w:pPr>
-            <w:r>
-              <w:t xml:space="preserve">0.960</w:t>
-            </w:r>
-          </w:p>
-        </w:tc>
-        <w:tc>
-          <w:tcPr/>
-          <w:p>
-            <w:pPr>
-              <w:pStyle w:val="Compact"/>
-            </w:pPr>
-            <w:r>
-              <w:t xml:space="preserve">0.885</w:t>
-            </w:r>
-          </w:p>
-        </w:tc>
-        <w:tc>
-          <w:tcPr/>
-          <w:p>
-            <w:pPr>
-              <w:pStyle w:val="Compact"/>
-            </w:pPr>
-            <w:r>
-              <w:t xml:space="preserve">0.873</w:t>
-            </w:r>
-          </w:p>
-        </w:tc>
-        <w:tc>
-          <w:tcPr/>
-          <w:p>
-            <w:pPr>
-              <w:pStyle w:val="Compact"/>
-            </w:pPr>
-            <w:r>
-              <w:t xml:space="preserve">0.758</w:t>
-            </w:r>
-          </w:p>
-        </w:tc>
-        <w:tc>
-          <w:tcPr/>
-          <w:p>
-            <w:pPr>
-              <w:pStyle w:val="Compact"/>
-            </w:pPr>
-            <w:r>
-              <w:t xml:space="preserve">0.122</w:t>
-            </w:r>
-          </w:p>
-        </w:tc>
-        <w:tc>
-          <w:tcPr/>
-          <w:p>
-            <w:pPr>
-              <w:pStyle w:val="Compact"/>
-            </w:pPr>
-            <w:r>
-              <w:t xml:space="preserve">0.895</w:t>
-            </w:r>
-          </w:p>
-        </w:tc>
-      </w:tr>
-      <w:tr>
-        <w:tc>
-          <w:tcPr/>
-          <w:p>
-            <w:pPr>
-              <w:pStyle w:val="Compact"/>
-            </w:pPr>
-            <w:r>
-              <w:t xml:space="preserve">MAO-A (2,141)</w:t>
-            </w:r>
-          </w:p>
-        </w:tc>
-        <w:tc>
-          <w:tcPr/>
-          <w:p>
-            <w:pPr>
-              <w:pStyle w:val="Compact"/>
-            </w:pPr>
-            <w:r>
-              <w:t xml:space="preserve">0.950</w:t>
-            </w:r>
-          </w:p>
-        </w:tc>
-        <w:tc>
-          <w:tcPr/>
-          <w:p>
-            <w:pPr>
-              <w:pStyle w:val="Compact"/>
-            </w:pPr>
-            <w:r>
-              <w:t xml:space="preserve">0.867</w:t>
-            </w:r>
-          </w:p>
-        </w:tc>
-        <w:tc>
-          <w:tcPr/>
-          <w:p>
-            <w:pPr>
-              <w:pStyle w:val="Compact"/>
-            </w:pPr>
-            <w:r>
-              <w:t xml:space="preserve">0.890</w:t>
-            </w:r>
-          </w:p>
-        </w:tc>
-        <w:tc>
-          <w:tcPr/>
-          <w:p>
-            <w:pPr>
-              <w:pStyle w:val="Compact"/>
-            </w:pPr>
-            <w:r>
-              <w:t xml:space="preserve">0.614</w:t>
-            </w:r>
-          </w:p>
-        </w:tc>
-        <w:tc>
-          <w:tcPr/>
-          <w:p>
-            <w:pPr>
-              <w:pStyle w:val="Compact"/>
-            </w:pPr>
-            <w:r>
-              <w:t xml:space="preserve">0.136</w:t>
-            </w:r>
-          </w:p>
-        </w:tc>
-        <w:tc>
-          <w:tcPr/>
-          <w:p>
-            <w:pPr>
-              <w:pStyle w:val="Compact"/>
-            </w:pPr>
-            <w:r>
-              <w:t xml:space="preserve">0.905</w:t>
-            </w:r>
-          </w:p>
-        </w:tc>
-      </w:tr>
-      <w:tr>
-        <w:tc>
-          <w:tcPr/>
-          <w:p>
-            <w:pPr>
-              <w:pStyle w:val="Compact"/>
-            </w:pPr>
-            <w:r>
-              <w:t xml:space="preserve">hERG (5,905)</w:t>
-            </w:r>
-          </w:p>
-        </w:tc>
-        <w:tc>
-          <w:tcPr/>
-          <w:p>
-            <w:pPr>
-              <w:pStyle w:val="Compact"/>
-            </w:pPr>
-            <w:r>
-              <w:t xml:space="preserve">0.950</w:t>
-            </w:r>
-          </w:p>
-        </w:tc>
-        <w:tc>
-          <w:tcPr/>
-          <w:p>
-            <w:pPr>
-              <w:pStyle w:val="Compact"/>
-            </w:pPr>
-            <w:r>
-              <w:t xml:space="preserve">0.901</w:t>
-            </w:r>
-          </w:p>
-        </w:tc>
-        <w:tc>
-          <w:tcPr/>
-          <w:p>
-            <w:pPr>
-              <w:pStyle w:val="Compact"/>
-            </w:pPr>
-            <w:r>
-              <w:t xml:space="preserve">0.870</w:t>
-            </w:r>
-          </w:p>
-        </w:tc>
-        <w:tc>
-          <w:tcPr/>
-          <w:p>
-            <w:pPr>
-              <w:pStyle w:val="Compact"/>
-            </w:pPr>
-            <w:r>
-              <w:t xml:space="preserve">0.757</w:t>
-            </w:r>
-          </w:p>
-        </w:tc>
-        <w:tc>
-          <w:tcPr/>
-          <w:p>
-            <w:pPr>
-              <w:pStyle w:val="Compact"/>
-            </w:pPr>
-            <w:r>
-              <w:t xml:space="preserve">0.123</w:t>
-            </w:r>
-          </w:p>
-        </w:tc>
-        <w:tc>
-          <w:tcPr/>
-          <w:p>
-            <w:pPr>
-              <w:pStyle w:val="Compact"/>
-            </w:pPr>
-            <w:r>
-              <w:t xml:space="preserve">0.896</w:t>
-            </w:r>
-          </w:p>
-        </w:tc>
-      </w:tr>
-    </w:tbl>
-    <w:p>
-      <w:pPr>
-        <w:pStyle w:val="BodyText"/>
-      </w:pPr>
-      <w:r>
-        <w:t xml:space="preserve">AUROC values. Conformal coverage targets 0.90; empirical 0.885–0.905 across endpoints.</w:t>
-      </w:r>
-      <w:r>
-        <w:t xml:space="preserve"> </w:t>
-      </w:r>
-      <w:r>
-        <w:rPr>
-          <w:i/>
-          <w:iCs/>
-        </w:rPr>
-        <w:t xml:space="preserve">(Figure 3: validation hierarchy; Figure 4A: scaffold-CV ROC curves; Figure 4B: calibration</w:t>
-      </w:r>
-      <w:r>
-        <w:rPr>
-          <w:i/>
-          <w:iCs/>
-        </w:rPr>
-        <w:t xml:space="preserve"> </w:t>
-      </w:r>
-      <w:r>
-        <w:rPr>
-          <w:i/>
-          <w:iCs/>
-        </w:rPr>
-        <w:t xml:space="preserve">reliability; Figure 5A: conformal coverage; Figure 2: dataset size/balance. Full metrics:</w:t>
-      </w:r>
-      <w:r>
-        <w:rPr>
-          <w:i/>
-          <w:iCs/>
-        </w:rPr>
-        <w:t xml:space="preserve"> </w:t>
-      </w:r>
-      <w:r>
-        <w:rPr>
-          <w:i/>
-          <w:iCs/>
-        </w:rPr>
-        <w:t xml:space="preserve">Supplementary Table S1; per-threshold precision/recall/F1: S4; similarity-binned generalisation: S5.)</w:t>
-      </w:r>
-    </w:p>
-    <w:bookmarkEnd w:id="22"/>
-    <w:bookmarkStart w:id="23" w:name="X00fb1051d4358d74a1a860cbe08f635c85ffadd"/>
-    <w:p>
-      <w:pPr>
-        <w:pStyle w:val="Heading3"/>
-      </w:pPr>
-      <w:r>
-        <w:t xml:space="preserve">3.2 Receptor potency regression (scaffold-CV, non-comparative)</w:t>
-      </w:r>
-    </w:p>
-    <w:tbl>
-      <w:tblPr>
-        <w:tblStyle w:val="Table"/>
-        <w:tblW w:type="auto" w:w="0"/>
-        <w:tblLook w:firstRow="1" w:lastRow="0" w:firstColumn="0" w:lastColumn="0" w:noHBand="0" w:noVBand="0" w:val="0020"/>
-      </w:tblPr>
-      <w:tblGrid>
-        <w:gridCol w:w="1584"/>
-        <w:gridCol w:w="1584"/>
-        <w:gridCol w:w="1584"/>
-        <w:gridCol w:w="1584"/>
-        <w:gridCol w:w="1584"/>
-      </w:tblGrid>
-      <w:tr>
-        <w:trPr>
-          <w:tblHeader w:val="on"/>
-        </w:trPr>
-        <w:tc>
-          <w:tcPr/>
-          <w:p>
-            <w:pPr>
-              <w:pStyle w:val="Compact"/>
-            </w:pPr>
-            <w:r>
-              <w:t xml:space="preserve">Receptor (n)</w:t>
-            </w:r>
-          </w:p>
-        </w:tc>
-        <w:tc>
-          <w:tcPr/>
-          <w:p>
-            <w:pPr>
-              <w:pStyle w:val="Compact"/>
-            </w:pPr>
-            <w:r>
-              <w:t xml:space="preserve">R²</w:t>
-            </w:r>
-          </w:p>
-        </w:tc>
-        <w:tc>
-          <w:tcPr/>
-          <w:p>
-            <w:pPr>
-              <w:pStyle w:val="Compact"/>
-            </w:pPr>
-            <w:r>
-              <w:t xml:space="preserve">RMSE</w:t>
-            </w:r>
-          </w:p>
-        </w:tc>
-        <w:tc>
-          <w:tcPr/>
-          <w:p>
-            <w:pPr>
-              <w:pStyle w:val="Compact"/>
-            </w:pPr>
-            <w:r>
-              <w:t xml:space="preserve">Spearman</w:t>
-            </w:r>
-          </w:p>
-        </w:tc>
-        <w:tc>
-          <w:tcPr/>
-          <w:p>
-            <w:pPr>
-              <w:pStyle w:val="Compact"/>
-            </w:pPr>
-            <w:r>
-              <w:t xml:space="preserve">Temporal R²</w:t>
-            </w:r>
-          </w:p>
-        </w:tc>
-      </w:tr>
-      <w:tr>
-        <w:tc>
-          <w:tcPr/>
-          <w:p>
-            <w:pPr>
-              <w:pStyle w:val="Compact"/>
-            </w:pPr>
-            <w:r>
-              <w:t xml:space="preserve">A2A (5,547)</w:t>
-            </w:r>
-          </w:p>
-        </w:tc>
-        <w:tc>
-          <w:tcPr/>
-          <w:p>
-            <w:pPr>
-              <w:pStyle w:val="Compact"/>
-            </w:pPr>
-            <w:r>
-              <w:t xml:space="preserve">0.526</w:t>
-            </w:r>
-          </w:p>
-        </w:tc>
-        <w:tc>
-          <w:tcPr/>
-          <w:p>
-            <w:pPr>
-              <w:pStyle w:val="Compact"/>
-            </w:pPr>
-            <w:r>
-              <w:t xml:space="preserve">0.74</w:t>
-            </w:r>
-          </w:p>
-        </w:tc>
-        <w:tc>
-          <w:tcPr/>
-          <w:p>
-            <w:pPr>
-              <w:pStyle w:val="Compact"/>
-            </w:pPr>
-            <w:r>
-              <w:t xml:space="preserve">0.706</w:t>
-            </w:r>
-          </w:p>
-        </w:tc>
-        <w:tc>
-          <w:tcPr/>
-          <w:p>
-            <w:pPr>
-              <w:pStyle w:val="Compact"/>
-            </w:pPr>
-            <w:r>
-              <w:t xml:space="preserve">0.326</w:t>
-            </w:r>
-          </w:p>
-        </w:tc>
-      </w:tr>
-      <w:tr>
-        <w:tc>
-          <w:tcPr/>
-          <w:p>
-            <w:pPr>
-              <w:pStyle w:val="Compact"/>
-            </w:pPr>
-            <w:r>
-              <w:t xml:space="preserve">5-HT2A (5,256)</w:t>
-            </w:r>
-          </w:p>
-        </w:tc>
-        <w:tc>
-          <w:tcPr/>
-          <w:p>
-            <w:pPr>
-              <w:pStyle w:val="Compact"/>
-            </w:pPr>
-            <w:r>
-              <w:t xml:space="preserve">0.460</w:t>
-            </w:r>
-          </w:p>
-        </w:tc>
-        <w:tc>
-          <w:tcPr/>
-          <w:p>
-            <w:pPr>
-              <w:pStyle w:val="Compact"/>
-            </w:pPr>
-            <w:r>
-              <w:t xml:space="preserve">0.76</w:t>
-            </w:r>
-          </w:p>
-        </w:tc>
-        <w:tc>
-          <w:tcPr/>
-          <w:p>
-            <w:pPr>
-              <w:pStyle w:val="Compact"/>
-            </w:pPr>
-            <w:r>
-              <w:t xml:space="preserve">0.684</w:t>
-            </w:r>
-          </w:p>
-        </w:tc>
-        <w:tc>
-          <w:tcPr/>
-          <w:p>
-            <w:pPr>
-              <w:pStyle w:val="Compact"/>
-            </w:pPr>
-            <w:r>
-              <w:t xml:space="preserve">0.085</w:t>
-            </w:r>
-          </w:p>
-        </w:tc>
-      </w:tr>
-      <w:tr>
-        <w:tc>
-          <w:tcPr/>
-          <w:p>
-            <w:pPr>
-              <w:pStyle w:val="Compact"/>
-            </w:pPr>
-            <w:r>
-              <w:t xml:space="preserve">D2 (7,511)</w:t>
-            </w:r>
-          </w:p>
-        </w:tc>
-        <w:tc>
-          <w:tcPr/>
-          <w:p>
-            <w:pPr>
-              <w:pStyle w:val="Compact"/>
-            </w:pPr>
-            <w:r>
-              <w:t xml:space="preserve">0.425</w:t>
-            </w:r>
-          </w:p>
-        </w:tc>
-        <w:tc>
-          <w:tcPr/>
-          <w:p>
-            <w:pPr>
-              <w:pStyle w:val="Compact"/>
-            </w:pPr>
-            <w:r>
-              <w:t xml:space="preserve">0.71</w:t>
-            </w:r>
-          </w:p>
-        </w:tc>
-        <w:tc>
-          <w:tcPr/>
-          <w:p>
-            <w:pPr>
-              <w:pStyle w:val="Compact"/>
-            </w:pPr>
-            <w:r>
-              <w:t xml:space="preserve">0.652</w:t>
-            </w:r>
-          </w:p>
-        </w:tc>
-        <w:tc>
-          <w:tcPr/>
-          <w:p>
-            <w:pPr>
-              <w:pStyle w:val="Compact"/>
-            </w:pPr>
-            <w:r>
-              <w:t xml:space="preserve">−0.007</w:t>
-            </w:r>
-          </w:p>
-        </w:tc>
-      </w:tr>
-      <w:tr>
-        <w:tc>
-          <w:tcPr/>
-          <w:p>
-            <w:pPr>
-              <w:pStyle w:val="Compact"/>
-            </w:pPr>
-            <w:r>
-              <w:t xml:space="preserve">SERT (4,471)</w:t>
-            </w:r>
-          </w:p>
-        </w:tc>
-        <w:tc>
-          <w:tcPr/>
-          <w:p>
-            <w:pPr>
-              <w:pStyle w:val="Compact"/>
-            </w:pPr>
-            <w:r>
-              <w:t xml:space="preserve">0.338</w:t>
-            </w:r>
-          </w:p>
-        </w:tc>
-        <w:tc>
-          <w:tcPr/>
-          <w:p>
-            <w:pPr>
-              <w:pStyle w:val="Compact"/>
-            </w:pPr>
-            <w:r>
-              <w:t xml:space="preserve">0.84</w:t>
-            </w:r>
-          </w:p>
-        </w:tc>
-        <w:tc>
-          <w:tcPr/>
-          <w:p>
-            <w:pPr>
-              <w:pStyle w:val="Compact"/>
-            </w:pPr>
-            <w:r>
-              <w:t xml:space="preserve">0.573</w:t>
-            </w:r>
-          </w:p>
-        </w:tc>
-        <w:tc>
-          <w:tcPr/>
-          <w:p>
-            <w:pPr>
-              <w:pStyle w:val="Compact"/>
-            </w:pPr>
-            <w:r>
-              <w:t xml:space="preserve">0.171</w:t>
-            </w:r>
-          </w:p>
-        </w:tc>
-      </w:tr>
-    </w:tbl>
-    <w:p>
-      <w:pPr>
-        <w:pStyle w:val="BodyText"/>
-      </w:pPr>
-      <w:r>
-        <w:rPr>
-          <w:i/>
-          <w:iCs/>
-        </w:rPr>
-        <w:t xml:space="preserve">(Predicted-vs-measured scatter: Figure 7; Supplementary Table S2.)</w:t>
-      </w:r>
-    </w:p>
-    <w:bookmarkEnd w:id="23"/>
-    <w:bookmarkStart w:id="24" w:name="X640b861ce7d5f7193a80bb6a9207691c69e2ebd"/>
-    <w:p>
-      <w:pPr>
-        <w:pStyle w:val="Heading3"/>
-      </w:pPr>
-      <w:r>
-        <w:t xml:space="preserve">3.3 Antioxidant (measured DPPH) and druggability</w:t>
-      </w:r>
-    </w:p>
-    <w:p>
-      <w:pPr>
-        <w:pStyle w:val="FirstParagraph"/>
-      </w:pPr>
-      <w:r>
-        <w:t xml:space="preserve">Measured DPPH regression (n=2,862): scaffold-CV</w:t>
-      </w:r>
-      <w:r>
-        <w:t xml:space="preserve"> </w:t>
-      </w:r>
-      <w:r>
-        <w:rPr>
-          <w:b/>
-          <w:bCs/>
-        </w:rPr>
-        <w:t xml:space="preserve">R² = 0.43, RMSE = 0.60, Spearman = 0.636</w:t>
-      </w:r>
-      <w:r>
-        <w:t xml:space="preserve"> </w:t>
-      </w:r>
-      <w:r>
-        <w:t xml:space="preserve">(vs curated R²≈0.25). The prior curated score correlated only weakly with measured DPPH</w:t>
-      </w:r>
-      <w:r>
-        <w:t xml:space="preserve"> </w:t>
-      </w:r>
-      <w:r>
-        <w:t xml:space="preserve">(Spearman 0.39), confirming the measured model as the superior basis. Druggability/CNS-MPO is</w:t>
-      </w:r>
-      <w:r>
-        <w:t xml:space="preserve"> </w:t>
-      </w:r>
-      <w:r>
-        <w:t xml:space="preserve">deterministic and discriminates CNS drugs from polar non-drugs (donepezil 79, caffeine 86 vs</w:t>
-      </w:r>
-      <w:r>
-        <w:t xml:space="preserve"> </w:t>
-      </w:r>
-      <w:r>
-        <w:t xml:space="preserve">sucrose 46, atorvastatin 24).</w:t>
-      </w:r>
-    </w:p>
-    <w:bookmarkEnd w:id="24"/>
-    <w:bookmarkStart w:id="25" w:name="Xc68b5ccabd23336a874136c1d50fabbe31b42ae"/>
-    <w:p>
-      <w:pPr>
-        <w:pStyle w:val="Heading3"/>
-      </w:pPr>
-      <w:r>
-        <w:t xml:space="preserve">3.4 Prospective sanity (chemistry-only inputs, non-comparative)</w:t>
-      </w:r>
-    </w:p>
-    <w:p>
-      <w:pPr>
-        <w:pStyle w:val="FirstParagraph"/>
-      </w:pPr>
-      <w:r>
-        <w:t xml:space="preserve">With chemistry-only inputs the integrated system reproduces established pharmacology (values are the</w:t>
-      </w:r>
-      <w:r>
-        <w:t xml:space="preserve"> </w:t>
-      </w:r>
-      <w:r>
-        <w:t xml:space="preserve">tool’s actual outputs;</w:t>
-      </w:r>
-      <w:r>
-        <w:t xml:space="preserve"> </w:t>
-      </w:r>
-      <w:r>
-        <w:rPr>
-          <w:rStyle w:val="VerbatimChar"/>
-        </w:rPr>
-        <w:t xml:space="preserve">BS_llm_benchmark_groundtruth.json</w:t>
-      </w:r>
-      <w:r>
-        <w:t xml:space="preserve">). Donepezil → Alzheimer’s disease</w:t>
-      </w:r>
-      <w:r>
-        <w:t xml:space="preserve"> </w:t>
-      </w:r>
-      <w:r>
-        <w:t xml:space="preserve">(score 1.00) via AChE (P=1.00), BBB-penetrant (0.997), with clinical precedent (Donepezil, Phase 4,</w:t>
-      </w:r>
-      <w:r>
-        <w:t xml:space="preserve"> </w:t>
-      </w:r>
-      <w:r>
-        <w:t xml:space="preserve">Alzheimer’s); Rivastigmine → Alzheimer’s (0.85) via BChE (the tool identifies the butyrylcholinesterase</w:t>
-      </w:r>
-      <w:r>
-        <w:t xml:space="preserve"> </w:t>
-      </w:r>
-      <w:r>
-        <w:t xml:space="preserve">route), BBB-penetrant; Rasagiline → Parkinson’s disease (0.95) via MAO-B, clinical precedent</w:t>
-      </w:r>
-      <w:r>
-        <w:t xml:space="preserve"> </w:t>
-      </w:r>
-      <w:r>
-        <w:t xml:space="preserve">(Rasagiline, Phase 4, Parkinson’s); Fluoxetine → Depression (0.96) via SERT with clinical precedent</w:t>
-      </w:r>
-      <w:r>
-        <w:t xml:space="preserve"> </w:t>
-      </w:r>
-      <w:r>
-        <w:t xml:space="preserve">(Fluoxetine, Phase 4, Depression); Terfenadine →</w:t>
-      </w:r>
-      <w:r>
-        <w:t xml:space="preserve"> </w:t>
-      </w:r>
-      <w:r>
-        <w:rPr>
-          <w:b/>
-          <w:bCs/>
-        </w:rPr>
-        <w:t xml:space="preserve">hERG 1.00</w:t>
-      </w:r>
-      <w:r>
-        <w:t xml:space="preserve"> </w:t>
-      </w:r>
-      <w:r>
-        <w:t xml:space="preserve">(withdrawn for cardiotoxicity, correctly</w:t>
-      </w:r>
-      <w:r>
-        <w:t xml:space="preserve"> </w:t>
-      </w:r>
-      <w:r>
-        <w:t xml:space="preserve">flagged) and BBB non-penetrant (0.42); Resveratrol and Quercetin → BBB non-penetrant (0.35 and 0.18)</w:t>
-      </w:r>
-      <w:r>
-        <w:t xml:space="preserve"> </w:t>
-      </w:r>
-      <w:r>
-        <w:t xml:space="preserve">with the highest antioxidant scores in the set. Donepezil’s hERG is flagged (P=0.78); we note its</w:t>
-      </w:r>
-      <w:r>
-        <w:t xml:space="preserve"> </w:t>
-      </w:r>
-      <w:r>
-        <w:t xml:space="preserve">clinical hERG relevance is modest relative to therapeutic exposure and therefore treat it cautiously</w:t>
-      </w:r>
-      <w:r>
-        <w:t xml:space="preserve"> </w:t>
-      </w:r>
-      <w:r>
-        <w:t xml:space="preserve">(§3.7d). The system</w:t>
-      </w:r>
-      <w:r>
-        <w:t xml:space="preserve"> </w:t>
-      </w:r>
-      <w:r>
-        <w:t xml:space="preserve">reproduces known pharmacology and safety.</w:t>
-      </w:r>
-    </w:p>
-    <w:bookmarkEnd w:id="25"/>
-    <w:bookmarkStart w:id="26" w:name="benchmark-vs-literature-comparative"/>
-    <w:p>
-      <w:pPr>
-        <w:pStyle w:val="Heading3"/>
-      </w:pPr>
-      <w:r>
-        <w:t xml:space="preserve">3.5 Benchmark vs literature (comparative)</w:t>
-      </w:r>
-    </w:p>
-    <w:p>
-      <w:pPr>
-        <w:pStyle w:val="FirstParagraph"/>
-      </w:pPr>
-      <w:r>
-        <w:t xml:space="preserve">On random splits, BrainSafe AUROC (0.94–0.98) is at/above published ranges (BBB 0.88–0.96;</w:t>
-      </w:r>
-      <w:r>
-        <w:t xml:space="preserve"> </w:t>
-      </w:r>
-      <w:r>
-        <w:t xml:space="preserve">hERG 0.86–0.93). The same models additionally report the stricter scaffold/cluster/temporal</w:t>
-      </w:r>
-      <w:r>
-        <w:t xml:space="preserve"> </w:t>
-      </w:r>
-      <w:r>
-        <w:t xml:space="preserve">numbers most studies omit.</w:t>
-      </w:r>
-      <w:r>
-        <w:t xml:space="preserve"> </w:t>
-      </w:r>
-      <w:r>
-        <w:rPr>
-          <w:i/>
-          <w:iCs/>
-        </w:rPr>
-        <w:t xml:space="preserve">(Figure 6; Supplementary Table S7.)</w:t>
-      </w:r>
-    </w:p>
-    <w:bookmarkEnd w:id="26"/>
-    <w:bookmarkStart w:id="27" w:name="X0415b67cff38a691d645ec8fb4a2d3a8b908cdb"/>
-    <w:p>
-      <w:pPr>
-        <w:pStyle w:val="Heading3"/>
-      </w:pPr>
-      <w:r>
-        <w:t xml:space="preserve">3.6 Ablation against simpler baselines (comparative)</w:t>
-      </w:r>
-    </w:p>
-    <w:p>
-      <w:pPr>
-        <w:pStyle w:val="FirstParagraph"/>
-      </w:pPr>
-      <w:r>
-        <w:t xml:space="preserve">Does the ensemble actually add anything beyond looking up similar molecules? To find out, we ran it</w:t>
-      </w:r>
-      <w:r>
-        <w:t xml:space="preserve"> </w:t>
-      </w:r>
-      <w:r>
-        <w:t xml:space="preserve">against two simpler methods under the same scaffold-split protocol and the same features: a</w:t>
-      </w:r>
-      <w:r>
-        <w:t xml:space="preserve"> </w:t>
-      </w:r>
-      <w:r>
-        <w:rPr>
-          <w:b/>
-          <w:bCs/>
-        </w:rPr>
-        <w:t xml:space="preserve">k-nearest-neighbour Tanimoto</w:t>
-      </w:r>
-      <w:r>
-        <w:rPr>
-          <w:b/>
-          <w:bCs/>
-        </w:rPr>
-        <w:t xml:space="preserve"> </w:t>
-      </w:r>
-      <w:r>
-        <w:rPr>
-          <w:b/>
-          <w:bCs/>
-        </w:rPr>
-        <w:t xml:space="preserve">“read-across”</w:t>
-      </w:r>
-      <w:r>
-        <w:rPr>
-          <w:b/>
-          <w:bCs/>
-        </w:rPr>
-        <w:t xml:space="preserve"> </w:t>
-      </w:r>
-      <w:r>
-        <w:rPr>
-          <w:b/>
-          <w:bCs/>
-        </w:rPr>
-        <w:t xml:space="preserve">baseline</w:t>
-      </w:r>
-      <w:r>
-        <w:t xml:space="preserve">, which is about as close as an algorithm gets</w:t>
-      </w:r>
-      <w:r>
-        <w:t xml:space="preserve"> </w:t>
-      </w:r>
-      <w:r>
-        <w:t xml:space="preserve">to associative structural recall, and</w:t>
-      </w:r>
-      <w:r>
-        <w:t xml:space="preserve"> </w:t>
-      </w:r>
-      <w:r>
-        <w:rPr>
-          <w:b/>
-          <w:bCs/>
-        </w:rPr>
-        <w:t xml:space="preserve">L2-regularised logistic regression</w:t>
-      </w:r>
-      <w:r>
-        <w:t xml:space="preserve">. Over the eight deployed</w:t>
-      </w:r>
-      <w:r>
-        <w:t xml:space="preserve"> </w:t>
-      </w:r>
-      <w:r>
-        <w:t xml:space="preserve">classification endpoints the ensemble reaches a mean scaffold-split AUROC of</w:t>
-      </w:r>
-      <w:r>
-        <w:t xml:space="preserve"> </w:t>
-      </w:r>
-      <w:r>
-        <w:rPr>
-          <w:b/>
-          <w:bCs/>
-        </w:rPr>
-        <w:t xml:space="preserve">0.912</w:t>
-      </w:r>
-      <w:r>
-        <w:t xml:space="preserve">, against</w:t>
-      </w:r>
-      <w:r>
-        <w:t xml:space="preserve"> </w:t>
-      </w:r>
-      <w:r>
-        <w:rPr>
-          <w:b/>
-          <w:bCs/>
-        </w:rPr>
-        <w:t xml:space="preserve">0.867</w:t>
-      </w:r>
-      <w:r>
-        <w:t xml:space="preserve"> </w:t>
-      </w:r>
-      <w:r>
-        <w:t xml:space="preserve">for kNN-Tanimoto (mean Δ =</w:t>
-      </w:r>
-      <w:r>
-        <w:t xml:space="preserve"> </w:t>
-      </w:r>
-      <w:r>
-        <w:rPr>
-          <w:b/>
-          <w:bCs/>
-        </w:rPr>
-        <w:t xml:space="preserve">+0.045</w:t>
-      </w:r>
-      <w:r>
-        <w:t xml:space="preserve">) and</w:t>
-      </w:r>
-      <w:r>
-        <w:t xml:space="preserve"> </w:t>
-      </w:r>
-      <w:r>
-        <w:rPr>
-          <w:b/>
-          <w:bCs/>
-        </w:rPr>
-        <w:t xml:space="preserve">0.808</w:t>
-      </w:r>
-      <w:r>
-        <w:t xml:space="preserve"> </w:t>
-      </w:r>
-      <w:r>
-        <w:t xml:space="preserve">for logistic regression</w:t>
-      </w:r>
-      <w:r>
-        <w:t xml:space="preserve"> </w:t>
-      </w:r>
-      <w:r>
-        <w:t xml:space="preserve">(mean Δ =</w:t>
-      </w:r>
-      <w:r>
-        <w:t xml:space="preserve"> </w:t>
-      </w:r>
-      <w:r>
-        <w:rPr>
-          <w:b/>
-          <w:bCs/>
-        </w:rPr>
-        <w:t xml:space="preserve">+0.104</w:t>
-      </w:r>
-      <w:r>
-        <w:t xml:space="preserve">), and it wins on</w:t>
-      </w:r>
-      <w:r>
-        <w:t xml:space="preserve"> </w:t>
-      </w:r>
-      <w:r>
-        <w:rPr>
-          <w:b/>
-          <w:bCs/>
-        </w:rPr>
-        <w:t xml:space="preserve">every one of the eight endpoints</w:t>
-      </w:r>
-      <w:r>
-        <w:t xml:space="preserve"> </w:t>
-      </w:r>
-      <w:r>
-        <w:t xml:space="preserve">(table below;</w:t>
-      </w:r>
-      <w:r>
-        <w:t xml:space="preserve"> </w:t>
-      </w:r>
-      <w:r>
-        <w:t xml:space="preserve">Supplementary Table S9). Beating a pure nearest-neighbour read-across on all of them tells us the</w:t>
-      </w:r>
-      <w:r>
-        <w:t xml:space="preserve"> </w:t>
-      </w:r>
-      <w:r>
-        <w:t xml:space="preserve">ensemble has learned structure–activity relationships that do not reduce to</w:t>
-      </w:r>
-      <w:r>
-        <w:t xml:space="preserve"> </w:t>
-      </w:r>
-      <w:r>
-        <w:t xml:space="preserve">“find the most similar</w:t>
-      </w:r>
-      <w:r>
-        <w:t xml:space="preserve"> </w:t>
-      </w:r>
-      <w:r>
-        <w:t xml:space="preserve">known molecule.”</w:t>
-      </w:r>
-    </w:p>
-    <w:tbl>
-      <w:tblPr>
-        <w:tblStyle w:val="Table"/>
-        <w:tblW w:type="auto" w:w="0"/>
-        <w:tblLook w:firstRow="1" w:lastRow="0" w:firstColumn="0" w:lastColumn="0" w:noHBand="0" w:noVBand="0" w:val="0020"/>
-      </w:tblPr>
-      <w:tblGrid>
-        <w:gridCol w:w="1584"/>
-        <w:gridCol w:w="1584"/>
-        <w:gridCol w:w="1584"/>
-        <w:gridCol w:w="1584"/>
-        <w:gridCol w:w="1584"/>
-      </w:tblGrid>
-      <w:tr>
-        <w:trPr>
-          <w:tblHeader w:val="on"/>
-        </w:trPr>
-        <w:tc>
-          <w:tcPr/>
-          <w:p>
-            <w:pPr>
-              <w:pStyle w:val="Compact"/>
-            </w:pPr>
-            <w:r>
-              <w:t xml:space="preserve">Endpoint</w:t>
-            </w:r>
-          </w:p>
-        </w:tc>
-        <w:tc>
-          <w:tcPr/>
-          <w:p>
-            <w:pPr>
-              <w:pStyle w:val="Compact"/>
-            </w:pPr>
-            <w:r>
-              <w:t xml:space="preserve">Ensemble</w:t>
-            </w:r>
-          </w:p>
-        </w:tc>
-        <w:tc>
-          <w:tcPr/>
-          <w:p>
-            <w:pPr>
-              <w:pStyle w:val="Compact"/>
-            </w:pPr>
-            <w:r>
-              <w:t xml:space="preserve">kNN-Tanimoto</w:t>
-            </w:r>
-          </w:p>
-        </w:tc>
-        <w:tc>
-          <w:tcPr/>
-          <w:p>
-            <w:pPr>
-              <w:pStyle w:val="Compact"/>
-            </w:pPr>
-            <w:r>
-              <w:t xml:space="preserve">Logistic reg.</w:t>
-            </w:r>
-          </w:p>
-        </w:tc>
-        <w:tc>
-          <w:tcPr/>
-          <w:p>
-            <w:pPr>
-              <w:pStyle w:val="Compact"/>
-            </w:pPr>
-            <w:r>
-              <w:t xml:space="preserve">Δ vs kNN</w:t>
-            </w:r>
-          </w:p>
-        </w:tc>
-      </w:tr>
-      <w:tr>
-        <w:tc>
-          <w:tcPr/>
-          <w:p>
-            <w:pPr>
-              <w:pStyle w:val="Compact"/>
-            </w:pPr>
-            <w:r>
-              <w:t xml:space="preserve">BBB</w:t>
-            </w:r>
-          </w:p>
-        </w:tc>
-        <w:tc>
-          <w:tcPr/>
-          <w:p>
-            <w:pPr>
-              <w:pStyle w:val="Compact"/>
-            </w:pPr>
-            <w:r>
-              <w:t xml:space="preserve">0.921</w:t>
-            </w:r>
-          </w:p>
-        </w:tc>
-        <w:tc>
-          <w:tcPr/>
-          <w:p>
-            <w:pPr>
-              <w:pStyle w:val="Compact"/>
-            </w:pPr>
-            <w:r>
-              <w:t xml:space="preserve">0.882</w:t>
-            </w:r>
-          </w:p>
-        </w:tc>
-        <w:tc>
-          <w:tcPr/>
-          <w:p>
-            <w:pPr>
-              <w:pStyle w:val="Compact"/>
-            </w:pPr>
-            <w:r>
-              <w:t xml:space="preserve">0.792</w:t>
-            </w:r>
-          </w:p>
-        </w:tc>
-        <w:tc>
-          <w:tcPr/>
-          <w:p>
-            <w:pPr>
-              <w:pStyle w:val="Compact"/>
-            </w:pPr>
-            <w:r>
-              <w:t xml:space="preserve">+0.039</w:t>
-            </w:r>
-          </w:p>
-        </w:tc>
-      </w:tr>
-      <w:tr>
-        <w:tc>
-          <w:tcPr/>
-          <w:p>
-            <w:pPr>
-              <w:pStyle w:val="Compact"/>
-            </w:pPr>
-            <w:r>
-              <w:t xml:space="preserve">AChE</w:t>
-            </w:r>
-          </w:p>
-        </w:tc>
-        <w:tc>
-          <w:tcPr/>
-          <w:p>
-            <w:pPr>
-              <w:pStyle w:val="Compact"/>
-            </w:pPr>
-            <w:r>
-              <w:t xml:space="preserve">0.915</w:t>
-            </w:r>
-          </w:p>
-        </w:tc>
-        <w:tc>
-          <w:tcPr/>
-          <w:p>
-            <w:pPr>
-              <w:pStyle w:val="Compact"/>
-            </w:pPr>
-            <w:r>
-              <w:t xml:space="preserve">0.874</w:t>
-            </w:r>
-          </w:p>
-        </w:tc>
-        <w:tc>
-          <w:tcPr/>
-          <w:p>
-            <w:pPr>
-              <w:pStyle w:val="Compact"/>
-            </w:pPr>
-            <w:r>
-              <w:t xml:space="preserve">0.828</w:t>
-            </w:r>
-          </w:p>
-        </w:tc>
-        <w:tc>
-          <w:tcPr/>
-          <w:p>
-            <w:pPr>
-              <w:pStyle w:val="Compact"/>
-            </w:pPr>
-            <w:r>
-              <w:t xml:space="preserve">+0.041</w:t>
-            </w:r>
-          </w:p>
-        </w:tc>
-      </w:tr>
-      <w:tr>
-        <w:tc>
-          <w:tcPr/>
-          <w:p>
-            <w:pPr>
-              <w:pStyle w:val="Compact"/>
-            </w:pPr>
-            <w:r>
-              <w:t xml:space="preserve">BChE</w:t>
-            </w:r>
-          </w:p>
-        </w:tc>
-        <w:tc>
-          <w:tcPr/>
-          <w:p>
-            <w:pPr>
-              <w:pStyle w:val="Compact"/>
-            </w:pPr>
-            <w:r>
-              <w:t xml:space="preserve">0.937</w:t>
-            </w:r>
-          </w:p>
-        </w:tc>
-        <w:tc>
-          <w:tcPr/>
-          <w:p>
-            <w:pPr>
-              <w:pStyle w:val="Compact"/>
-            </w:pPr>
-            <w:r>
-              <w:t xml:space="preserve">0.899</w:t>
-            </w:r>
-          </w:p>
-        </w:tc>
-        <w:tc>
-          <w:tcPr/>
-          <w:p>
-            <w:pPr>
-              <w:pStyle w:val="Compact"/>
-            </w:pPr>
-            <w:r>
-              <w:t xml:space="preserve">0.866</w:t>
-            </w:r>
-          </w:p>
-        </w:tc>
-        <w:tc>
-          <w:tcPr/>
-          <w:p>
-            <w:pPr>
-              <w:pStyle w:val="Compact"/>
-            </w:pPr>
-            <w:r>
-              <w:t xml:space="preserve">+0.038</w:t>
-            </w:r>
-          </w:p>
-        </w:tc>
-      </w:tr>
-      <w:tr>
-        <w:tc>
-          <w:tcPr/>
-          <w:p>
-            <w:pPr>
-              <w:pStyle w:val="Compact"/>
-            </w:pPr>
-            <w:r>
-              <w:t xml:space="preserve">BACE1</w:t>
-            </w:r>
-          </w:p>
-        </w:tc>
-        <w:tc>
-          <w:tcPr/>
-          <w:p>
-            <w:pPr>
-              <w:pStyle w:val="Compact"/>
-            </w:pPr>
-            <w:r>
-              <w:t xml:space="preserve">0.950</w:t>
-            </w:r>
-          </w:p>
-        </w:tc>
-        <w:tc>
-          <w:tcPr/>
-          <w:p>
-            <w:pPr>
-              <w:pStyle w:val="Compact"/>
-            </w:pPr>
-            <w:r>
-              <w:t xml:space="preserve">0.885</w:t>
-            </w:r>
-          </w:p>
-        </w:tc>
-        <w:tc>
-          <w:tcPr/>
-          <w:p>
-            <w:pPr>
-              <w:pStyle w:val="Compact"/>
-            </w:pPr>
-            <w:r>
-              <w:t xml:space="preserve">0.883</w:t>
-            </w:r>
-          </w:p>
-        </w:tc>
-        <w:tc>
-          <w:tcPr/>
-          <w:p>
-            <w:pPr>
-              <w:pStyle w:val="Compact"/>
-            </w:pPr>
-            <w:r>
-              <w:t xml:space="preserve">+0.065</w:t>
-            </w:r>
-          </w:p>
-        </w:tc>
-      </w:tr>
-      <w:tr>
-        <w:tc>
-          <w:tcPr/>
-          <w:p>
-            <w:pPr>
-              <w:pStyle w:val="Compact"/>
-            </w:pPr>
-            <w:r>
-              <w:t xml:space="preserve">GSK-3β</w:t>
-            </w:r>
-          </w:p>
-        </w:tc>
-        <w:tc>
-          <w:tcPr/>
-          <w:p>
-            <w:pPr>
-              <w:pStyle w:val="Compact"/>
-            </w:pPr>
-            <w:r>
-              <w:t xml:space="preserve">0.920</w:t>
-            </w:r>
-          </w:p>
-        </w:tc>
-        <w:tc>
-          <w:tcPr/>
-          <w:p>
-            <w:pPr>
-              <w:pStyle w:val="Compact"/>
-            </w:pPr>
-            <w:r>
-              <w:t xml:space="preserve">0.842</w:t>
-            </w:r>
-          </w:p>
-        </w:tc>
-        <w:tc>
-          <w:tcPr/>
-          <w:p>
-            <w:pPr>
-              <w:pStyle w:val="Compact"/>
-            </w:pPr>
-            <w:r>
-              <w:t xml:space="preserve">0.831</w:t>
-            </w:r>
-          </w:p>
-        </w:tc>
-        <w:tc>
-          <w:tcPr/>
-          <w:p>
-            <w:pPr>
-              <w:pStyle w:val="Compact"/>
-            </w:pPr>
-            <w:r>
-              <w:t xml:space="preserve">+0.078</w:t>
-            </w:r>
-          </w:p>
-        </w:tc>
-      </w:tr>
-      <w:tr>
-        <w:tc>
-          <w:tcPr/>
-          <w:p>
-            <w:pPr>
-              <w:pStyle w:val="Compact"/>
-            </w:pPr>
-            <w:r>
-              <w:t xml:space="preserve">MAO-B</w:t>
-            </w:r>
-          </w:p>
-        </w:tc>
-        <w:tc>
-          <w:tcPr/>
-          <w:p>
-            <w:pPr>
-              <w:pStyle w:val="Compact"/>
-            </w:pPr>
-            <w:r>
-              <w:t xml:space="preserve">0.885</w:t>
-            </w:r>
-          </w:p>
-        </w:tc>
-        <w:tc>
-          <w:tcPr/>
-          <w:p>
-            <w:pPr>
-              <w:pStyle w:val="Compact"/>
-            </w:pPr>
-            <w:r>
-              <w:t xml:space="preserve">0.833</w:t>
-            </w:r>
-          </w:p>
-        </w:tc>
-        <w:tc>
-          <w:tcPr/>
-          <w:p>
-            <w:pPr>
-              <w:pStyle w:val="Compact"/>
-            </w:pPr>
-            <w:r>
-              <w:t xml:space="preserve">0.742</w:t>
-            </w:r>
-          </w:p>
-        </w:tc>
-        <w:tc>
-          <w:tcPr/>
-          <w:p>
-            <w:pPr>
-              <w:pStyle w:val="Compact"/>
-            </w:pPr>
-            <w:r>
-              <w:t xml:space="preserve">+0.052</w:t>
-            </w:r>
-          </w:p>
-        </w:tc>
-      </w:tr>
-      <w:tr>
-        <w:tc>
-          <w:tcPr/>
-          <w:p>
-            <w:pPr>
-              <w:pStyle w:val="Compact"/>
-            </w:pPr>
-            <w:r>
-              <w:t xml:space="preserve">MAO-A</w:t>
-            </w:r>
-          </w:p>
-        </w:tc>
-        <w:tc>
-          <w:tcPr/>
-          <w:p>
-            <w:pPr>
-              <w:pStyle w:val="Compact"/>
-            </w:pPr>
-            <w:r>
-              <w:t xml:space="preserve">0.867</w:t>
-            </w:r>
-          </w:p>
-        </w:tc>
-        <w:tc>
-          <w:tcPr/>
-          <w:p>
-            <w:pPr>
-              <w:pStyle w:val="Compact"/>
-            </w:pPr>
-            <w:r>
-              <w:t xml:space="preserve">0.853</w:t>
-            </w:r>
-          </w:p>
-        </w:tc>
-        <w:tc>
-          <w:tcPr/>
-          <w:p>
-            <w:pPr>
-              <w:pStyle w:val="Compact"/>
-            </w:pPr>
-            <w:r>
-              <w:t xml:space="preserve">0.731</w:t>
-            </w:r>
-          </w:p>
-        </w:tc>
-        <w:tc>
-          <w:tcPr/>
-          <w:p>
-            <w:pPr>
-              <w:pStyle w:val="Compact"/>
-            </w:pPr>
-            <w:r>
-              <w:t xml:space="preserve">+0.014</w:t>
-            </w:r>
-          </w:p>
-        </w:tc>
-      </w:tr>
-      <w:tr>
-        <w:tc>
-          <w:tcPr/>
-          <w:p>
-            <w:pPr>
-              <w:pStyle w:val="Compact"/>
-            </w:pPr>
-            <w:r>
-              <w:t xml:space="preserve">hERG</w:t>
-            </w:r>
-          </w:p>
-        </w:tc>
-        <w:tc>
-          <w:tcPr/>
-          <w:p>
-            <w:pPr>
-              <w:pStyle w:val="Compact"/>
-            </w:pPr>
-            <w:r>
-              <w:t xml:space="preserve">0.901</w:t>
-            </w:r>
-          </w:p>
-        </w:tc>
-        <w:tc>
-          <w:tcPr/>
-          <w:p>
-            <w:pPr>
-              <w:pStyle w:val="Compact"/>
-            </w:pPr>
-            <w:r>
-              <w:t xml:space="preserve">0.871</w:t>
-            </w:r>
-          </w:p>
-        </w:tc>
-        <w:tc>
-          <w:tcPr/>
-          <w:p>
-            <w:pPr>
-              <w:pStyle w:val="Compact"/>
-            </w:pPr>
-            <w:r>
-              <w:t xml:space="preserve">0.792</w:t>
-            </w:r>
-          </w:p>
-        </w:tc>
-        <w:tc>
-          <w:tcPr/>
-          <w:p>
-            <w:pPr>
-              <w:pStyle w:val="Compact"/>
-            </w:pPr>
-            <w:r>
-              <w:t xml:space="preserve">+0.030</w:t>
-            </w:r>
-          </w:p>
-        </w:tc>
-      </w:tr>
-      <w:tr>
-        <w:tc>
-          <w:tcPr/>
-          <w:p>
-            <w:pPr>
-              <w:pStyle w:val="Compact"/>
-            </w:pPr>
-            <w:r>
-              <w:rPr>
-                <w:b/>
-                <w:bCs/>
-              </w:rPr>
-              <w:t xml:space="preserve">Mean</w:t>
-            </w:r>
-          </w:p>
-        </w:tc>
-        <w:tc>
-          <w:tcPr/>
-          <w:p>
-            <w:pPr>
-              <w:pStyle w:val="Compact"/>
-            </w:pPr>
-            <w:r>
-              <w:rPr>
-                <w:b/>
-                <w:bCs/>
-              </w:rPr>
-              <w:t xml:space="preserve">0.912</w:t>
-            </w:r>
-          </w:p>
-        </w:tc>
-        <w:tc>
-          <w:tcPr/>
-          <w:p>
-            <w:pPr>
-              <w:pStyle w:val="Compact"/>
-            </w:pPr>
-            <w:r>
-              <w:rPr>
-                <w:b/>
-                <w:bCs/>
-              </w:rPr>
-              <w:t xml:space="preserve">0.867</w:t>
-            </w:r>
-          </w:p>
-        </w:tc>
-        <w:tc>
-          <w:tcPr/>
-          <w:p>
-            <w:pPr>
-              <w:pStyle w:val="Compact"/>
-            </w:pPr>
-            <w:r>
-              <w:rPr>
-                <w:b/>
-                <w:bCs/>
-              </w:rPr>
-              <w:t xml:space="preserve">0.808</w:t>
-            </w:r>
-          </w:p>
-        </w:tc>
-        <w:tc>
-          <w:tcPr/>
-          <w:p>
-            <w:pPr>
-              <w:pStyle w:val="Compact"/>
-            </w:pPr>
-            <w:r>
-              <w:rPr>
-                <w:b/>
-                <w:bCs/>
-              </w:rPr>
-              <w:t xml:space="preserve">+0.045</w:t>
-            </w:r>
-          </w:p>
-        </w:tc>
-      </w:tr>
-    </w:tbl>
-    <w:bookmarkEnd w:id="27"/>
-    <w:bookmarkStart w:id="28" w:name="Xa4b10b6293484a58e132328f2781ed70c37e2b4"/>
-    <w:p>
-      <w:pPr>
-        <w:pStyle w:val="Heading3"/>
-      </w:pPr>
-      <w:r>
-        <w:t xml:space="preserve">3.7 Comparison with general-purpose large language models (comparative)</w:t>
-      </w:r>
-    </w:p>
-    <w:p>
-      <w:pPr>
-        <w:pStyle w:val="FirstParagraph"/>
-      </w:pPr>
-      <w:r>
-        <w:t xml:space="preserve">A reviewer asked why a dedicated tool is needed when a general-purpose large language model</w:t>
-      </w:r>
-      <w:r>
-        <w:t xml:space="preserve"> </w:t>
-      </w:r>
-      <w:r>
-        <w:t xml:space="preserve">(LLM) can be queried in natural language for similar information. We address this with (a) the</w:t>
-      </w:r>
-      <w:r>
-        <w:t xml:space="preserve"> </w:t>
-      </w:r>
-      <w:r>
-        <w:t xml:space="preserve">peer-reviewed benchmark evidence, (b) an architectural/scientific account of the difference,</w:t>
-      </w:r>
-      <w:r>
-        <w:t xml:space="preserve"> </w:t>
-      </w:r>
-      <w:r>
-        <w:t xml:space="preserve">and (c) a reproducible demonstration of grounded output.</w:t>
-      </w:r>
-    </w:p>
-    <w:p>
-      <w:pPr>
-        <w:pStyle w:val="BodyText"/>
-      </w:pPr>
-      <w:r>
-        <w:rPr>
-          <w:b/>
-          <w:bCs/>
-        </w:rPr>
-        <w:t xml:space="preserve">(a) Benchmark evidence.</w:t>
-      </w:r>
-      <w:r>
-        <w:t xml:space="preserve"> </w:t>
-      </w:r>
-      <w:r>
-        <w:t xml:space="preserve">On molecular property prediction (the task class BrainSafe</w:t>
-      </w:r>
-      <w:r>
-        <w:t xml:space="preserve"> </w:t>
-      </w:r>
-      <w:r>
-        <w:t xml:space="preserve">performs), general-purpose LLMs consistently</w:t>
-      </w:r>
-      <w:r>
-        <w:t xml:space="preserve"> </w:t>
-      </w:r>
-      <w:r>
-        <w:rPr>
-          <w:i/>
-          <w:iCs/>
-        </w:rPr>
-        <w:t xml:space="preserve">underperform</w:t>
-      </w:r>
-      <w:r>
-        <w:t xml:space="preserve"> </w:t>
-      </w:r>
-      <w:r>
-        <w:t xml:space="preserve">specialised machine-learning</w:t>
-      </w:r>
-      <w:r>
-        <w:t xml:space="preserve"> </w:t>
-      </w:r>
-      <w:r>
-        <w:t xml:space="preserve">models. In the eight-task chemistry benchmark of Guo</w:t>
-      </w:r>
-      <w:r>
-        <w:t xml:space="preserve"> </w:t>
-      </w:r>
-      <w:r>
-        <w:rPr>
-          <w:i/>
-          <w:iCs/>
-        </w:rPr>
-        <w:t xml:space="preserve">et al.</w:t>
-      </w:r>
-      <w:r>
-        <w:t xml:space="preserve"> </w:t>
-      </w:r>
-      <w:r>
-        <w:t xml:space="preserve">(2023), LLMs including GPT-4</w:t>
-      </w:r>
-      <w:r>
-        <w:t xml:space="preserve"> </w:t>
-      </w:r>
-      <w:r>
-        <w:t xml:space="preserve">lag task-specific models on property-prediction tasks and struggle to parse SMILES reliably;</w:t>
-      </w:r>
-      <w:r>
-        <w:t xml:space="preserve"> </w:t>
-      </w:r>
-      <w:r>
-        <w:t xml:space="preserve">Zhong</w:t>
-      </w:r>
-      <w:r>
-        <w:t xml:space="preserve"> </w:t>
-      </w:r>
-      <w:r>
-        <w:rPr>
-          <w:i/>
-          <w:iCs/>
-        </w:rPr>
-        <w:t xml:space="preserve">et al.</w:t>
-      </w:r>
-      <w:r>
-        <w:t xml:space="preserve"> </w:t>
-      </w:r>
-      <w:r>
-        <w:t xml:space="preserve">(2024) report that</w:t>
-      </w:r>
-      <w:r>
-        <w:t xml:space="preserve"> </w:t>
-      </w:r>
-      <w:r>
-        <w:t xml:space="preserve">“LLMs generally lag behind ML models”</w:t>
-      </w:r>
-      <w:r>
-        <w:t xml:space="preserve"> </w:t>
-      </w:r>
-      <w:r>
-        <w:t xml:space="preserve">on molecule property</w:t>
-      </w:r>
-      <w:r>
-        <w:t xml:space="preserve"> </w:t>
-      </w:r>
-      <w:r>
-        <w:t xml:space="preserve">tasks, especially where molecular geometry matters; and Jablonka</w:t>
-      </w:r>
-      <w:r>
-        <w:t xml:space="preserve"> </w:t>
-      </w:r>
-      <w:r>
-        <w:rPr>
-          <w:i/>
-          <w:iCs/>
-        </w:rPr>
-        <w:t xml:space="preserve">et al.</w:t>
-      </w:r>
-      <w:r>
-        <w:t xml:space="preserve"> </w:t>
-      </w:r>
-      <w:r>
-        <w:t xml:space="preserve">(2024) find that even</w:t>
-      </w:r>
-      <w:r>
-        <w:t xml:space="preserve"> </w:t>
-      </w:r>
-      <w:r>
-        <w:rPr>
-          <w:i/>
-          <w:iCs/>
-        </w:rPr>
-        <w:t xml:space="preserve">fine-tuned</w:t>
-      </w:r>
-      <w:r>
-        <w:t xml:space="preserve"> </w:t>
-      </w:r>
-      <w:r>
-        <w:t xml:space="preserve">LLMs become competitive with dedicated QSAR models only in the low-data limit, not</w:t>
-      </w:r>
-      <w:r>
-        <w:t xml:space="preserve"> </w:t>
-      </w:r>
-      <w:r>
-        <w:t xml:space="preserve">at the data scale used here (64,474 measured records). LLMs also exhibit documented</w:t>
-      </w:r>
-      <w:r>
-        <w:t xml:space="preserve"> </w:t>
-      </w:r>
-      <w:r>
-        <w:t xml:space="preserve">factual hallucination in generative settings, a failure mode surveyed comprehensively by</w:t>
-      </w:r>
-      <w:r>
-        <w:t xml:space="preserve"> </w:t>
-      </w:r>
-      <w:r>
-        <w:t xml:space="preserve">Ji</w:t>
-      </w:r>
-      <w:r>
-        <w:t xml:space="preserve"> </w:t>
-      </w:r>
-      <w:r>
-        <w:rPr>
-          <w:i/>
-          <w:iCs/>
-        </w:rPr>
-        <w:t xml:space="preserve">et al.</w:t>
-      </w:r>
-      <w:r>
-        <w:t xml:space="preserve"> </w:t>
-      </w:r>
-      <w:r>
-        <w:t xml:space="preserve">(2023).</w:t>
-      </w:r>
-    </w:p>
-    <w:p>
-      <w:pPr>
-        <w:pStyle w:val="BodyText"/>
-      </w:pPr>
-      <w:r>
-        <w:rPr>
-          <w:b/>
-          <w:bCs/>
-        </w:rPr>
-        <w:t xml:space="preserve">(b) Scientific background: why the paradigms differ.</w:t>
-      </w:r>
-      <w:r>
-        <w:t xml:space="preserve"> </w:t>
-      </w:r>
-      <w:r>
-        <w:t xml:space="preserve">A general LLM is an autoregressive</w:t>
-      </w:r>
-      <w:r>
-        <w:t xml:space="preserve"> </w:t>
-      </w:r>
-      <w:r>
-        <w:t xml:space="preserve">next-token predictor over text. It does not compute a molecular fingerprint, does not fit an</w:t>
-      </w:r>
-      <w:r>
-        <w:t xml:space="preserve"> </w:t>
-      </w:r>
-      <w:r>
-        <w:t xml:space="preserve">explicit function from chemical structure to</w:t>
-      </w:r>
-      <w:r>
-        <w:t xml:space="preserve"> </w:t>
-      </w:r>
-      <w:r>
-        <w:rPr>
-          <w:i/>
-          <w:iCs/>
-        </w:rPr>
-        <w:t xml:space="preserve">measured</w:t>
-      </w:r>
-      <w:r>
-        <w:t xml:space="preserve"> </w:t>
-      </w:r>
-      <w:r>
-        <w:t xml:space="preserve">bioactivity, and does not emit a</w:t>
-      </w:r>
-      <w:r>
-        <w:t xml:space="preserve"> </w:t>
-      </w:r>
-      <w:r>
-        <w:t xml:space="preserve">probability with a calibration or coverage guarantee. BrainSafe, by contrast, encodes each</w:t>
-      </w:r>
-      <w:r>
-        <w:t xml:space="preserve"> </w:t>
-      </w:r>
-      <w:r>
-        <w:t xml:space="preserve">molecule as an ECFP-4 fingerprint plus 24 physicochemical descriptors, learns a</w:t>
-      </w:r>
-      <w:r>
-        <w:t xml:space="preserve"> </w:t>
-      </w:r>
-      <w:r>
-        <w:t xml:space="preserve">structure→measured-activity mapping from 64,474 ChEMBL/B3DB records, and returns a</w:t>
-      </w:r>
-      <w:r>
-        <w:t xml:space="preserve"> </w:t>
-      </w:r>
-      <w:r>
-        <w:rPr>
-          <w:b/>
-          <w:bCs/>
-        </w:rPr>
-        <w:t xml:space="preserve">calibrated</w:t>
-      </w:r>
-      <w:r>
-        <w:t xml:space="preserve"> </w:t>
-      </w:r>
-      <w:r>
-        <w:t xml:space="preserve">probability wrapped in a</w:t>
-      </w:r>
-      <w:r>
-        <w:t xml:space="preserve"> </w:t>
-      </w:r>
-      <w:r>
-        <w:rPr>
-          <w:b/>
-          <w:bCs/>
-        </w:rPr>
-        <w:t xml:space="preserve">conformal set with empirically verified ~90%</w:t>
-      </w:r>
-      <w:r>
-        <w:rPr>
-          <w:b/>
-          <w:bCs/>
-        </w:rPr>
-        <w:t xml:space="preserve"> </w:t>
-      </w:r>
-      <w:r>
-        <w:rPr>
-          <w:b/>
-          <w:bCs/>
-        </w:rPr>
-        <w:t xml:space="preserve">coverage</w:t>
-      </w:r>
-      <w:r>
-        <w:t xml:space="preserve">, together with the</w:t>
-      </w:r>
-      <w:r>
-        <w:t xml:space="preserve"> </w:t>
-      </w:r>
-      <w:r>
-        <w:rPr>
-          <w:b/>
-          <w:bCs/>
-        </w:rPr>
-        <w:t xml:space="preserve">nearest real measured analogue and its measured pChEMBL</w:t>
-      </w:r>
-      <w:r>
-        <w:t xml:space="preserve">.</w:t>
-      </w:r>
-      <w:r>
-        <w:t xml:space="preserve"> </w:t>
-      </w:r>
-      <w:r>
-        <w:t xml:space="preserve">These are precisely the guarantees an LLM cannot provide. A full capability matrix is given in</w:t>
-      </w:r>
-      <w:r>
-        <w:t xml:space="preserve"> </w:t>
-      </w:r>
-      <w:r>
-        <w:t xml:space="preserve">Supplementary Table S8.</w:t>
-      </w:r>
-    </w:p>
-    <w:p>
-      <w:pPr>
-        <w:pStyle w:val="BodyText"/>
-      </w:pPr>
-      <w:r>
-        <w:rPr>
-          <w:b/>
-          <w:bCs/>
-        </w:rPr>
-        <w:t xml:space="preserve">(c) Reproducible grounded-output demonstration.</w:t>
-      </w:r>
-      <w:r>
-        <w:t xml:space="preserve"> </w:t>
-      </w:r>
-      <w:r>
-        <w:t xml:space="preserve">For fixed input structures the deployed</w:t>
-      </w:r>
-      <w:r>
-        <w:t xml:space="preserve"> </w:t>
-      </w:r>
-      <w:r>
-        <w:t xml:space="preserve">engine returns verifiable artifacts (script</w:t>
-      </w:r>
-      <w:r>
-        <w:t xml:space="preserve"> </w:t>
-      </w:r>
-      <w:r>
-        <w:rPr>
-          <w:rStyle w:val="VerbatimChar"/>
-        </w:rPr>
-        <w:t xml:space="preserve">BS_llm_comparison.py</w:t>
-      </w:r>
-      <w:r>
-        <w:t xml:space="preserve">, output</w:t>
-      </w:r>
-      <w:r>
-        <w:t xml:space="preserve"> </w:t>
-      </w:r>
-      <w:r>
-        <w:rPr>
-          <w:rStyle w:val="VerbatimChar"/>
-        </w:rPr>
-        <w:t xml:space="preserve">BS_llm_comparison.json</w:t>
-      </w:r>
-      <w:r>
-        <w:t xml:space="preserve">): donepezil → AChE calibrated P = 1.00 with the nearest measured analogue</w:t>
-      </w:r>
-      <w:r>
-        <w:t xml:space="preserve"> </w:t>
-      </w:r>
-      <w:r>
-        <w:t xml:space="preserve">at Tanimoto 1.00 (donepezil is itself a measured training compound, pChEMBL 7.75) and hERG P = 0.78;</w:t>
-      </w:r>
-      <w:r>
-        <w:t xml:space="preserve"> </w:t>
-      </w:r>
-      <w:r>
-        <w:t xml:space="preserve">terfenadine → hERG P = 1.00, correctly flagging the cardiotoxicity for which it was withdrawn</w:t>
-      </w:r>
-      <w:r>
-        <w:t xml:space="preserve"> </w:t>
-      </w:r>
-      <w:r>
-        <w:t xml:space="preserve">while also calling it BBB-non-penetrant; and a novel arylpiperazine of an unpublished</w:t>
-      </w:r>
-      <w:r>
-        <w:t xml:space="preserve"> </w:t>
-      </w:r>
-      <w:r>
-        <w:t xml:space="preserve">scaffold → an</w:t>
-      </w:r>
-      <w:r>
-        <w:t xml:space="preserve"> </w:t>
-      </w:r>
-      <w:r>
-        <w:rPr>
-          <w:b/>
-          <w:bCs/>
-        </w:rPr>
-        <w:t xml:space="preserve">honest conformal</w:t>
-      </w:r>
-      <w:r>
-        <w:rPr>
-          <w:b/>
-          <w:bCs/>
-        </w:rPr>
-        <w:t xml:space="preserve"> </w:t>
-      </w:r>
-      <w:r>
-        <w:rPr>
-          <w:b/>
-          <w:bCs/>
-        </w:rPr>
-        <w:t xml:space="preserve">“uncertain”</w:t>
-      </w:r>
-      <w:r>
-        <w:rPr>
-          <w:b/>
-          <w:bCs/>
-        </w:rPr>
-        <w:t xml:space="preserve"> </w:t>
-      </w:r>
-      <w:r>
-        <w:rPr>
-          <w:b/>
-          <w:bCs/>
-        </w:rPr>
-        <w:t xml:space="preserve">set</w:t>
-      </w:r>
-      <w:r>
-        <w:t xml:space="preserve"> </w:t>
-      </w:r>
-      <w:r>
-        <w:t xml:space="preserve">for AChE grounded in the nearest measured analogue</w:t>
-      </w:r>
-      <w:r>
-        <w:t xml:space="preserve"> </w:t>
-      </w:r>
-      <w:r>
-        <w:t xml:space="preserve">(Tanimoto 0.35, pChEMBL 4.82), rather than a confident but unverifiable text answer. Every value is traceable</w:t>
-      </w:r>
-      <w:r>
-        <w:t xml:space="preserve"> </w:t>
-      </w:r>
-      <w:r>
-        <w:t xml:space="preserve">to a measurement; none is generated from free text. This grounding (a calibrated probability,</w:t>
-      </w:r>
-      <w:r>
-        <w:t xml:space="preserve"> </w:t>
-      </w:r>
-      <w:r>
-        <w:t xml:space="preserve">a coverage-guaranteed set, and measured-analogue provenance for</w:t>
-      </w:r>
-      <w:r>
-        <w:t xml:space="preserve"> </w:t>
-      </w:r>
-      <w:r>
-        <w:rPr>
-          <w:i/>
-          <w:iCs/>
-        </w:rPr>
-        <w:t xml:space="preserve">any</w:t>
-      </w:r>
-      <w:r>
-        <w:t xml:space="preserve"> </w:t>
-      </w:r>
-      <w:r>
-        <w:t xml:space="preserve">structure, including novel</w:t>
-      </w:r>
-      <w:r>
-        <w:t xml:space="preserve"> </w:t>
-      </w:r>
-      <w:r>
-        <w:t xml:space="preserve">ones) is the scientific justification for a dedicated tool over an LLM.</w:t>
-      </w:r>
-      <w:r>
-        <w:t xml:space="preserve"> </w:t>
-      </w:r>
-      <w:r>
-        <w:rPr>
-          <w:i/>
-          <w:iCs/>
-        </w:rPr>
-        <w:t xml:space="preserve">(Supplementary</w:t>
-      </w:r>
-      <w:r>
-        <w:rPr>
-          <w:i/>
-          <w:iCs/>
-        </w:rPr>
-        <w:t xml:space="preserve"> </w:t>
-      </w:r>
-      <w:r>
-        <w:rPr>
-          <w:i/>
-          <w:iCs/>
-        </w:rPr>
-        <w:t xml:space="preserve">Tables S8–S9.)</w:t>
-      </w:r>
-    </w:p>
-    <w:p>
-      <w:pPr>
-        <w:pStyle w:val="BodyText"/>
-      </w:pPr>
-      <w:r>
-        <w:rPr>
-          <w:b/>
-          <w:bCs/>
-        </w:rPr>
-        <w:t xml:space="preserve">(d) Pre-registered head-to-head benchmark (executed).</w:t>
-      </w:r>
-      <w:r>
-        <w:t xml:space="preserve"> </w:t>
-      </w:r>
-      <w:r>
-        <w:t xml:space="preserve">To make the comparison directly measurable we</w:t>
-      </w:r>
-      <w:r>
-        <w:t xml:space="preserve"> </w:t>
-      </w:r>
-      <w:r>
-        <w:t xml:space="preserve">froze a fixed prompt, a 10-compound panel with uncontested ground truth (approved-drug pharmacology plus</w:t>
-      </w:r>
-      <w:r>
-        <w:t xml:space="preserve"> </w:t>
-      </w:r>
-      <w:r>
-        <w:t xml:space="preserve">one unpublished scaffold), and a scoring rubric</w:t>
-      </w:r>
-      <w:r>
-        <w:t xml:space="preserve"> </w:t>
-      </w:r>
-      <w:r>
-        <w:rPr>
-          <w:i/>
-          <w:iCs/>
-        </w:rPr>
-        <w:t xml:space="preserve">before</w:t>
-      </w:r>
-      <w:r>
-        <w:t xml:space="preserve"> </w:t>
-      </w:r>
-      <w:r>
-        <w:t xml:space="preserve">any system was run</w:t>
-      </w:r>
-      <w:r>
-        <w:t xml:space="preserve"> </w:t>
-      </w:r>
-      <w:r>
-        <w:t xml:space="preserve">(</w:t>
-      </w:r>
-      <w:r>
-        <w:rPr>
-          <w:rStyle w:val="VerbatimChar"/>
-        </w:rPr>
-        <w:t xml:space="preserve">BS_LLM_benchmark_protocol.md</w:t>
-      </w:r>
-      <w:r>
-        <w:t xml:space="preserve">; key in</w:t>
-      </w:r>
-      <w:r>
-        <w:t xml:space="preserve"> </w:t>
-      </w:r>
-      <w:r>
-        <w:rPr>
-          <w:rStyle w:val="VerbatimChar"/>
-        </w:rPr>
-        <w:t xml:space="preserve">BS_llm_benchmark_groundtruth.json</w:t>
-      </w:r>
-      <w:r>
-        <w:t xml:space="preserve">; scorer</w:t>
-      </w:r>
-      <w:r>
-        <w:t xml:space="preserve"> </w:t>
-      </w:r>
-      <w:r>
-        <w:rPr>
-          <w:rStyle w:val="VerbatimChar"/>
-        </w:rPr>
-        <w:t xml:space="preserve">BS_llm_score.py</w:t>
-      </w:r>
-      <w:r>
-        <w:t xml:space="preserve">).</w:t>
-      </w:r>
-      <w:r>
-        <w:t xml:space="preserve"> </w:t>
-      </w:r>
-      <w:r>
-        <w:t xml:space="preserve">The identical prompt was then run on four general-purpose LLMs (Gemini Pro, ChatGPT/GPT-4o, Perplexity,</w:t>
-      </w:r>
-      <w:r>
-        <w:t xml:space="preserve"> </w:t>
-      </w:r>
-      <w:r>
-        <w:t xml:space="preserve">Claude) and each reply scored against the same measured-data key (Table below; Supplementary Table S13).</w:t>
-      </w:r>
-    </w:p>
-    <w:tbl>
-      <w:tblPr>
-        <w:tblStyle w:val="Table"/>
-        <w:tblW w:type="pct" w:w="5000"/>
-        <w:tblLayout w:type="fixed"/>
-        <w:tblLook w:firstRow="1" w:lastRow="0" w:firstColumn="0" w:lastColumn="0" w:noHBand="0" w:noVBand="0" w:val="0020"/>
-      </w:tblPr>
-      <w:tblGrid>
-        <w:gridCol w:w="1131"/>
-        <w:gridCol w:w="1131"/>
-        <w:gridCol w:w="1131"/>
-        <w:gridCol w:w="1131"/>
-        <w:gridCol w:w="1131"/>
-        <w:gridCol w:w="1131"/>
-        <w:gridCol w:w="1131"/>
-      </w:tblGrid>
-      <w:tr>
-        <w:trPr>
-          <w:tblHeader w:val="on"/>
-        </w:trPr>
-        <w:tc>
-          <w:tcPr/>
-          <w:p>
-            <w:pPr>
-              <w:pStyle w:val="Compact"/>
-            </w:pPr>
-            <w:r>
               <w:t xml:space="preserve">System</w:t>
             </w:r>
           </w:p>
@@ -5459,7 +5419,7 @@
         <w:t xml:space="preserve">et al.</w:t>
       </w:r>
       <w:r>
-        <w:t xml:space="preserve">, 2024), and BrainSafe works from 64,474 measured</w:t>
+        <w:t xml:space="preserve">, 2024), and BrainSafe works from 67,982 measured</w:t>
       </w:r>
       <w:r>
         <w:t xml:space="preserve"> </w:t>
@@ -5714,7 +5674,7 @@
         <w:t xml:space="preserve"> </w:t>
       </w:r>
       <w:r>
-        <w:t xml:space="preserve">retrained the deployed ensemble under scaffold CV on the</w:t>
+        <w:t xml:space="preserve">retrained the deployed model under scaffold CV on the</w:t>
       </w:r>
       <w:r>
         <w:t xml:space="preserve"> </w:t>
@@ -5812,7 +5772,7 @@
         <w:t xml:space="preserve"> </w:t>
       </w:r>
       <w:r>
-        <w:t xml:space="preserve">with the deployed ensemble (Supplementary Table S10). Across four endpoints and four definitions</w:t>
+        <w:t xml:space="preserve">with the deployed model (Supplementary Table S10). Across four endpoints and four definitions</w:t>
       </w:r>
       <w:r>
         <w:t xml:space="preserve"> </w:t>
@@ -6002,7 +5962,7 @@
         <w:t xml:space="preserve"> </w:t>
       </w:r>
       <w:r>
-        <w:t xml:space="preserve">Because the ensemble beats a kNN-Tanimoto baseline on every endpoint</w:t>
+        <w:t xml:space="preserve">Because the random forest beats a kNN-Tanimoto baseline on every endpoint</w:t>
       </w:r>
       <w:r>
         <w:t xml:space="preserve"> </w:t>
@@ -6308,7 +6268,7 @@
         <w:t xml:space="preserve"> </w:t>
       </w:r>
       <w:r>
-        <w:t xml:space="preserve">and we place the harder scaffold, cluster and temporal numbers alongside rather than out of sight. We</w:t>
+        <w:t xml:space="preserve">and we place the harder scaffold and temporal numbers alongside rather than out of sight. We</w:t>
       </w:r>
       <w:r>
         <w:t xml:space="preserve"> </w:t>
@@ -6525,13 +6485,13 @@
         <w:t xml:space="preserve"> </w:t>
       </w:r>
       <w:r>
-        <w:t xml:space="preserve">regimes (random/scaffold/cluster/temporal) · Fig 4 (A) scaffold-CV ROC curves, (B) calibration</w:t>
-      </w:r>
-      <w:r>
-        <w:t xml:space="preserve"> </w:t>
-      </w:r>
-      <w:r>
-        <w:t xml:space="preserve">reliability · Fig 5 (A) conformal coverage, (B) ensemble vs kNN/logistic baselines ·</w:t>
+        <w:t xml:space="preserve">regimes (random/scaffold/temporal) · Fig 4 (A) scaffold-CV ROC curves, (B) calibration</w:t>
+      </w:r>
+      <w:r>
+        <w:t xml:space="preserve"> </w:t>
+      </w:r>
+      <w:r>
+        <w:t xml:space="preserve">reliability · Fig 5 (A) conformal coverage, (B) random forest vs kNN/logistic baselines ·</w:t>
       </w:r>
       <w:r>
         <w:t xml:space="preserve"> </w:t>
@@ -6568,7 +6528,7 @@
         <w:t xml:space="preserve"> </w:t>
       </w:r>
       <w:r>
-        <w:t xml:space="preserve">S1 classification metrics (random/scaffold/cluster/temporal, PR-AUC, BA, MCC, Brier, conformal) ·</w:t>
+        <w:t xml:space="preserve">S1 classification metrics (random/scaffold/temporal, PR-AUC, BA, MCC, Brier, conformal) ·</w:t>
       </w:r>
       <w:r>
         <w:t xml:space="preserve"> </w:t>

--- a/manuscript/BrainSafe_AI_Manuscript.docx
+++ b/manuscript/BrainSafe_AI_Manuscript.docx
@@ -5314,13 +5314,106 @@
           <w:b/>
           <w:bCs/>
         </w:rPr>
+        <w:t xml:space="preserve">Adversarial validation.</w:t>
+      </w:r>
+      <w:r>
+        <w:t xml:space="preserve"> </w:t>
+      </w:r>
+      <w:r>
+        <w:t xml:space="preserve">Beyond the cross-validation above, the tool was validated by inversion,</w:t>
+      </w:r>
+      <w:r>
+        <w:t xml:space="preserve"> </w:t>
+      </w:r>
+      <w:r>
+        <w:t xml:space="preserve">that is, by trying to make it wrong. Six failure modes were tested directly: scaffold leakage (none;</w:t>
+      </w:r>
+      <w:r>
+        <w:t xml:space="preserve"> </w:t>
+      </w:r>
+      <w:r>
+        <w:t xml:space="preserve">no scaffold is shared between train and test), duplicate inflation (none; 61,317 rows, 61,317 unique</w:t>
+      </w:r>
+      <w:r>
+        <w:t xml:space="preserve"> </w:t>
+      </w:r>
+      <w:r>
+        <w:t xml:space="preserve">InChIKeys), non-reproducibility (none; retraining reproduces the reported score exactly at seed 42),</w:t>
+      </w:r>
+      <w:r>
+        <w:t xml:space="preserve"> </w:t>
+      </w:r>
+      <w:r>
+        <w:t xml:space="preserve">degenerate constant prediction (absent; BBB probabilities span 0.00–1.00), misranking of known</w:t>
+      </w:r>
+      <w:r>
+        <w:t xml:space="preserve"> </w:t>
+      </w:r>
+      <w:r>
+        <w:t xml:space="preserve">chemistry (absent; BBB and K_p,uu both rank central drugs above peripheral ones), and confident</w:t>
+      </w:r>
+      <w:r>
+        <w:t xml:space="preserve"> </w:t>
+      </w:r>
+      <w:r>
+        <w:t xml:space="preserve">extrapolation on alien chemistry (guarded; a fluorosurfactant is flagged out of domain at Tanimoto</w:t>
+      </w:r>
+      <w:r>
+        <w:t xml:space="preserve"> </w:t>
+      </w:r>
+      <w:r>
+        <w:t xml:space="preserve">0.20). All six pass; the procedure and outputs are in</w:t>
+      </w:r>
+      <w:r>
+        <w:t xml:space="preserve"> </w:t>
+      </w:r>
+      <w:r>
+        <w:rPr>
+          <w:rStyle w:val="VerbatimChar"/>
+        </w:rPr>
+        <w:t xml:space="preserve">docs/VALIDATION.md</w:t>
+      </w:r>
+      <w:r>
+        <w:t xml:space="preserve"> </w:t>
+      </w:r>
+      <w:r>
+        <w:t xml:space="preserve">and</w:t>
+      </w:r>
+      <w:r>
+        <w:t xml:space="preserve"> </w:t>
+      </w:r>
+      <w:r>
+        <w:rPr>
+          <w:rStyle w:val="VerbatimChar"/>
+        </w:rPr>
+        <w:t xml:space="preserve">results/tables/inversion_validation.csv</w:t>
+      </w:r>
+      <w:r>
+        <w:t xml:space="preserve">. Together with the audited data additions and the honestly</w:t>
+      </w:r>
+      <w:r>
+        <w:t xml:space="preserve"> </w:t>
+      </w:r>
+      <w:r>
+        <w:t xml:space="preserve">reported temporal decline, this is the basis for treating the numbers as fair rather than flattering.</w:t>
+      </w:r>
+    </w:p>
+    <w:p>
+      <w:pPr>
+        <w:pStyle w:val="BodyText"/>
+      </w:pPr>
+      <w:r>
+        <w:rPr>
+          <w:b/>
+          <w:bCs/>
+        </w:rPr>
         <w:t xml:space="preserve">Contribution.</w:t>
       </w:r>
       <w:r>
         <w:t xml:space="preserve"> </w:t>
       </w:r>
       <w:r>
-        <w:t xml:space="preserve">The individual pieces here are standard: ECFP/RF ensembles, BBB/hERG/target QSAR,</w:t>
+        <w:t xml:space="preserve">The individual pieces here are standard: ECFP/RF models, BBB/hERG/target QSAR,</w:t>
       </w:r>
       <w:r>
         <w:t xml:space="preserve"> </w:t>
